--- a/Rapport/Partie_Théorique.docx
+++ b/Rapport/Partie_Théorique.docx
@@ -36,7 +36,7 @@
               <w:bCs/>
               <w:i w:val="0"/>
               <w:iCs w:val="0"/>
-              <w:color w:val="auto"/>
+              <w:color w:val="FF0000"/>
               <w:sz w:val="22"/>
               <w:szCs w:val="22"/>
               <w:lang w:val="fr-FR"/>
@@ -106,6 +106,7 @@
             </w:rPr>
             <w:t>………………………</w:t>
           </w:r>
+          <w:proofErr w:type="gramStart"/>
           <w:r>
             <w:rPr>
               <w:rFonts w:asciiTheme="minorHAnsi" w:hAnsiTheme="minorHAnsi" w:cstheme="minorHAnsi"/>
@@ -124,6 +125,7 @@
             </w:rPr>
             <w:t>.</w:t>
           </w:r>
+          <w:proofErr w:type="gramEnd"/>
           <w:r>
             <w:rPr>
               <w:rFonts w:asciiTheme="minorHAnsi" w:hAnsiTheme="minorHAnsi" w:cstheme="minorHAnsi"/>
@@ -169,25 +171,25 @@
               <w:b/>
               <w:bCs/>
             </w:rPr>
-            <w:t>………………………….</w:t>
-          </w:r>
-          <w:r>
-            <w:rPr>
-              <w:rFonts w:asciiTheme="minorHAnsi" w:hAnsiTheme="minorHAnsi" w:cstheme="minorHAnsi"/>
-              <w:b/>
-              <w:bCs/>
-            </w:rPr>
-            <w:t>………</w:t>
-          </w:r>
-          <w:bookmarkStart w:id="0" w:name="_GoBack"/>
-          <w:bookmarkEnd w:id="0"/>
-          <w:r>
-            <w:rPr>
-              <w:rFonts w:asciiTheme="minorHAnsi" w:hAnsiTheme="minorHAnsi" w:cstheme="minorHAnsi"/>
-              <w:b/>
-              <w:bCs/>
-            </w:rPr>
-            <w:t>…….. 2</w:t>
+            <w:t>……………………</w:t>
+          </w:r>
+          <w:proofErr w:type="gramStart"/>
+          <w:r>
+            <w:rPr>
+              <w:rFonts w:asciiTheme="minorHAnsi" w:hAnsiTheme="minorHAnsi" w:cstheme="minorHAnsi"/>
+              <w:b/>
+              <w:bCs/>
+            </w:rPr>
+            <w:t>…….</w:t>
+          </w:r>
+          <w:proofErr w:type="gramEnd"/>
+          <w:r>
+            <w:rPr>
+              <w:rFonts w:asciiTheme="minorHAnsi" w:hAnsiTheme="minorHAnsi" w:cstheme="minorHAnsi"/>
+              <w:b/>
+              <w:bCs/>
+            </w:rPr>
+            <w:t>…………….. 2</w:t>
           </w:r>
         </w:p>
         <w:p>
@@ -220,8 +222,9 @@
               <w:sz w:val="22"/>
               <w:szCs w:val="22"/>
             </w:rPr>
-            <w:t>…………………………………</w:t>
-          </w:r>
+            <w:t>……………………………</w:t>
+          </w:r>
+          <w:proofErr w:type="gramStart"/>
           <w:r>
             <w:rPr>
               <w:rFonts w:asciiTheme="minorHAnsi" w:hAnsiTheme="minorHAnsi" w:cstheme="minorHAnsi"/>
@@ -229,7 +232,7 @@
               <w:sz w:val="22"/>
               <w:szCs w:val="22"/>
             </w:rPr>
-            <w:t>.……</w:t>
+            <w:t>……</w:t>
           </w:r>
           <w:r>
             <w:rPr>
@@ -238,9 +241,9 @@
               <w:sz w:val="22"/>
               <w:szCs w:val="22"/>
             </w:rPr>
-            <w:t>…………………………</w:t>
-          </w:r>
-          <w:proofErr w:type="gramStart"/>
+            <w:t>.</w:t>
+          </w:r>
+          <w:proofErr w:type="gramEnd"/>
           <w:r>
             <w:rPr>
               <w:rFonts w:asciiTheme="minorHAnsi" w:hAnsiTheme="minorHAnsi" w:cstheme="minorHAnsi"/>
@@ -248,9 +251,8 @@
               <w:sz w:val="22"/>
               <w:szCs w:val="22"/>
             </w:rPr>
-            <w:t>…….</w:t>
-          </w:r>
-          <w:proofErr w:type="gramEnd"/>
+            <w:t>……</w:t>
+          </w:r>
           <w:r>
             <w:rPr>
               <w:rFonts w:asciiTheme="minorHAnsi" w:hAnsiTheme="minorHAnsi" w:cstheme="minorHAnsi"/>
@@ -258,7 +260,7 @@
               <w:sz w:val="22"/>
               <w:szCs w:val="22"/>
             </w:rPr>
-            <w:t>….</w:t>
+            <w:t>……………………………….….</w:t>
           </w:r>
           <w:r>
             <w:rPr>
@@ -278,6 +280,8 @@
             </w:rPr>
             <w:t xml:space="preserve"> 2</w:t>
           </w:r>
+          <w:bookmarkStart w:id="0" w:name="_GoBack"/>
+          <w:bookmarkEnd w:id="0"/>
         </w:p>
         <w:p>
           <w:pPr>
@@ -754,25 +758,13 @@
               <w:sz w:val="20"/>
               <w:szCs w:val="20"/>
             </w:rPr>
-            <w:t xml:space="preserve">Méthodes de chiffrement actuelles – Le cryptage à l’ère de l’informatique et </w:t>
-          </w:r>
-          <w:r>
-            <w:rPr>
-              <w:rFonts w:asciiTheme="minorHAnsi" w:hAnsiTheme="minorHAnsi" w:cstheme="minorHAnsi"/>
-              <w:b/>
-              <w:bCs/>
-              <w:color w:val="000000" w:themeColor="text1"/>
-              <w:sz w:val="20"/>
-              <w:szCs w:val="20"/>
-            </w:rPr>
-            <w:t>d’Interne</w:t>
-          </w:r>
-          <w:r>
-            <w:rPr>
-              <w:rFonts w:asciiTheme="minorHAnsi" w:hAnsiTheme="minorHAnsi" w:cstheme="minorHAnsi"/>
-              <w:b/>
-              <w:bCs/>
-              <w:color w:val="000000" w:themeColor="text1"/>
+            <w:t>Méthodes de chiffrement actuelles – Le cryptage à l’ère de l’informatique et d’Interne</w:t>
+          </w:r>
+          <w:r>
+            <w:rPr>
+              <w:rFonts w:asciiTheme="minorHAnsi" w:hAnsiTheme="minorHAnsi" w:cstheme="minorHAnsi"/>
+              <w:b/>
+              <w:bCs/>
               <w:sz w:val="20"/>
               <w:szCs w:val="20"/>
             </w:rPr>
@@ -799,6 +791,7 @@
             <w:rPr>
               <w:rFonts w:asciiTheme="minorHAnsi" w:hAnsiTheme="minorHAnsi" w:cstheme="minorHAnsi"/>
               <w:bCs/>
+              <w:color w:val="auto"/>
               <w:sz w:val="22"/>
               <w:szCs w:val="22"/>
             </w:rPr>
@@ -807,7 +800,7 @@
             <w:rPr>
               <w:rFonts w:asciiTheme="minorHAnsi" w:hAnsiTheme="minorHAnsi" w:cstheme="minorHAnsi"/>
               <w:bCs/>
-              <w:color w:val="000000" w:themeColor="text1"/>
+              <w:color w:val="auto"/>
               <w:sz w:val="22"/>
               <w:szCs w:val="22"/>
             </w:rPr>
@@ -866,40 +859,30 @@
             <w:rPr>
               <w:rFonts w:asciiTheme="minorHAnsi" w:hAnsiTheme="minorHAnsi" w:cstheme="minorHAnsi"/>
               <w:bCs/>
-              <w:color w:val="000000" w:themeColor="text1"/>
-              <w:sz w:val="22"/>
-              <w:szCs w:val="22"/>
-            </w:rPr>
-          </w:pPr>
-          <w:r>
-            <w:rPr>
-              <w:rFonts w:asciiTheme="minorHAnsi" w:hAnsiTheme="minorHAnsi" w:cstheme="minorHAnsi"/>
-              <w:bCs/>
-              <w:color w:val="000000" w:themeColor="text1"/>
-              <w:sz w:val="22"/>
-              <w:szCs w:val="22"/>
-            </w:rPr>
-            <w:t>Les Clés en Cryptographie</w:t>
-          </w:r>
-          <w:r>
-            <w:rPr>
-              <w:rFonts w:asciiTheme="minorHAnsi" w:hAnsiTheme="minorHAnsi" w:cstheme="minorHAnsi"/>
-              <w:bCs/>
-              <w:color w:val="000000" w:themeColor="text1"/>
-              <w:sz w:val="22"/>
-              <w:szCs w:val="22"/>
-            </w:rPr>
-            <w:t xml:space="preserve"> </w:t>
-          </w:r>
-          <w:r>
-            <w:rPr>
-              <w:rFonts w:asciiTheme="minorHAnsi" w:hAnsiTheme="minorHAnsi" w:cstheme="minorHAnsi"/>
-              <w:bCs/>
               <w:color w:val="auto"/>
               <w:sz w:val="22"/>
               <w:szCs w:val="22"/>
             </w:rPr>
-            <w:t>…………………………………………</w:t>
+          </w:pPr>
+          <w:r>
+            <w:rPr>
+              <w:rFonts w:asciiTheme="minorHAnsi" w:hAnsiTheme="minorHAnsi" w:cstheme="minorHAnsi"/>
+              <w:bCs/>
+              <w:color w:val="auto"/>
+              <w:sz w:val="22"/>
+              <w:szCs w:val="22"/>
+            </w:rPr>
+            <w:t>Les Clés en Cryptographie</w:t>
+          </w:r>
+          <w:r>
+            <w:rPr>
+              <w:rFonts w:asciiTheme="minorHAnsi" w:hAnsiTheme="minorHAnsi" w:cstheme="minorHAnsi"/>
+              <w:bCs/>
+              <w:color w:val="auto"/>
+              <w:sz w:val="22"/>
+              <w:szCs w:val="22"/>
+            </w:rPr>
+            <w:t xml:space="preserve"> …………………………………………</w:t>
           </w:r>
           <w:r>
             <w:rPr>
@@ -1107,15 +1090,7 @@
               <w:b/>
               <w:bCs/>
             </w:rPr>
-            <w:t>……</w:t>
-          </w:r>
-          <w:r>
-            <w:rPr>
-              <w:rFonts w:asciiTheme="minorHAnsi" w:hAnsiTheme="minorHAnsi" w:cstheme="minorHAnsi"/>
-              <w:b/>
-              <w:bCs/>
-            </w:rPr>
-            <w:t>.</w:t>
+            <w:t>…….</w:t>
           </w:r>
           <w:proofErr w:type="gramEnd"/>
           <w:r>
@@ -1272,15 +1247,7 @@
               <w:b/>
               <w:bCs/>
             </w:rPr>
-            <w:t>.</w:t>
-          </w:r>
-          <w:r>
-            <w:rPr>
-              <w:rFonts w:asciiTheme="minorHAnsi" w:hAnsiTheme="minorHAnsi" w:cstheme="minorHAnsi"/>
-              <w:b/>
-              <w:bCs/>
-            </w:rPr>
-            <w:t>………………</w:t>
+            <w:t>.………………</w:t>
           </w:r>
           <w:r>
             <w:rPr>
@@ -1327,15 +1294,7 @@
               <w:b/>
               <w:bCs/>
             </w:rPr>
-            <w:t>………………</w:t>
-          </w:r>
-          <w:r>
-            <w:rPr>
-              <w:rFonts w:asciiTheme="minorHAnsi" w:hAnsiTheme="minorHAnsi" w:cstheme="minorHAnsi"/>
-              <w:b/>
-              <w:bCs/>
-            </w:rPr>
-            <w:t>……</w:t>
+            <w:t>……………………</w:t>
           </w:r>
           <w:proofErr w:type="gramStart"/>
           <w:r>
@@ -1415,16 +1374,7 @@
               <w:sz w:val="22"/>
               <w:szCs w:val="22"/>
             </w:rPr>
-            <w:t>………………………………</w:t>
-          </w:r>
-          <w:r>
-            <w:rPr>
-              <w:rFonts w:asciiTheme="minorHAnsi" w:hAnsiTheme="minorHAnsi" w:cstheme="minorHAnsi"/>
-              <w:bCs/>
-              <w:sz w:val="22"/>
-              <w:szCs w:val="22"/>
-            </w:rPr>
-            <w:t>………</w:t>
+            <w:t>………………………………………</w:t>
           </w:r>
           <w:r>
             <w:rPr>
@@ -1482,15 +1432,7 @@
               <w:b/>
               <w:bCs/>
             </w:rPr>
-            <w:t>……</w:t>
-          </w:r>
-          <w:r>
-            <w:rPr>
-              <w:rFonts w:asciiTheme="minorHAnsi" w:hAnsiTheme="minorHAnsi" w:cstheme="minorHAnsi"/>
-              <w:b/>
-              <w:bCs/>
-            </w:rPr>
-            <w:t>.</w:t>
+            <w:t>…….</w:t>
           </w:r>
           <w:proofErr w:type="gramEnd"/>
           <w:r>
@@ -1955,15 +1897,7 @@
               <w:b/>
               <w:bCs/>
             </w:rPr>
-            <w:t>………………………………</w:t>
-          </w:r>
-          <w:r>
-            <w:rPr>
-              <w:rFonts w:asciiTheme="minorHAnsi" w:hAnsiTheme="minorHAnsi" w:cstheme="minorHAnsi"/>
-              <w:b/>
-              <w:bCs/>
-            </w:rPr>
-            <w:t>……</w:t>
+            <w:t>……………………………………</w:t>
           </w:r>
           <w:proofErr w:type="gramStart"/>
           <w:r>
@@ -2013,15 +1947,7 @@
               <w:b/>
               <w:bCs/>
             </w:rPr>
-            <w:t>………</w:t>
-          </w:r>
-          <w:r>
-            <w:rPr>
-              <w:rFonts w:asciiTheme="minorHAnsi" w:hAnsiTheme="minorHAnsi" w:cstheme="minorHAnsi"/>
-              <w:b/>
-              <w:bCs/>
-            </w:rPr>
-            <w:t>………………</w:t>
+            <w:t>………………………</w:t>
           </w:r>
           <w:r>
             <w:rPr>
@@ -2087,15 +2013,7 @@
               <w:b/>
               <w:bCs/>
             </w:rPr>
-            <w:t>………………………………………………</w:t>
-          </w:r>
-          <w:r>
-            <w:rPr>
-              <w:rFonts w:asciiTheme="minorHAnsi" w:hAnsiTheme="minorHAnsi" w:cstheme="minorHAnsi"/>
-              <w:b/>
-              <w:bCs/>
-            </w:rPr>
-            <w:t>……</w:t>
+            <w:t>……………………………………………………</w:t>
           </w:r>
           <w:r>
             <w:rPr>
@@ -2227,15 +2145,7 @@
               <w:b/>
               <w:bCs/>
             </w:rPr>
-            <w:t>………………</w:t>
-          </w:r>
-          <w:r>
-            <w:rPr>
-              <w:rFonts w:asciiTheme="minorHAnsi" w:hAnsiTheme="minorHAnsi" w:cstheme="minorHAnsi"/>
-              <w:b/>
-              <w:bCs/>
-            </w:rPr>
-            <w:t>……</w:t>
+            <w:t>……………………</w:t>
           </w:r>
           <w:proofErr w:type="gramStart"/>
           <w:r>
@@ -2294,15 +2204,7 @@
               <w:b/>
               <w:bCs/>
             </w:rPr>
-            <w:t>………………………………</w:t>
-          </w:r>
-          <w:r>
-            <w:rPr>
-              <w:rFonts w:asciiTheme="minorHAnsi" w:hAnsiTheme="minorHAnsi" w:cstheme="minorHAnsi"/>
-              <w:b/>
-              <w:bCs/>
-            </w:rPr>
-            <w:t>……</w:t>
+            <w:t>……………………………………</w:t>
           </w:r>
           <w:proofErr w:type="gramStart"/>
           <w:r>
@@ -2360,15 +2262,7 @@
               <w:b/>
               <w:bCs/>
             </w:rPr>
-            <w:t>………………………………………………</w:t>
-          </w:r>
-          <w:r>
-            <w:rPr>
-              <w:rFonts w:asciiTheme="minorHAnsi" w:hAnsiTheme="minorHAnsi" w:cstheme="minorHAnsi"/>
-              <w:b/>
-              <w:bCs/>
-            </w:rPr>
-            <w:t>…………</w:t>
+            <w:t>…………………………………………………………</w:t>
           </w:r>
           <w:r>
             <w:rPr>
@@ -2642,15 +2536,7 @@
               <w:b/>
               <w:bCs/>
             </w:rPr>
-            <w:t>………………………………</w:t>
-          </w:r>
-          <w:r>
-            <w:rPr>
-              <w:rFonts w:asciiTheme="minorHAnsi" w:hAnsiTheme="minorHAnsi" w:cstheme="minorHAnsi"/>
-              <w:b/>
-              <w:bCs/>
-            </w:rPr>
-            <w:t>…………</w:t>
+            <w:t>…………………………………………</w:t>
           </w:r>
           <w:r>
             <w:rPr>
@@ -2726,15 +2612,7 @@
               <w:b/>
               <w:bCs/>
             </w:rPr>
-            <w:t>………………………………………………</w:t>
-          </w:r>
-          <w:r>
-            <w:rPr>
-              <w:rFonts w:asciiTheme="minorHAnsi" w:hAnsiTheme="minorHAnsi" w:cstheme="minorHAnsi"/>
-              <w:b/>
-              <w:bCs/>
-            </w:rPr>
-            <w:t>..</w:t>
+            <w:t>………………………………………………..</w:t>
           </w:r>
           <w:r>
             <w:rPr>
@@ -2782,15 +2660,7 @@
               <w:b/>
               <w:bCs/>
             </w:rPr>
-            <w:t>………………………………………………………………</w:t>
-          </w:r>
-          <w:r>
-            <w:rPr>
-              <w:rFonts w:asciiTheme="minorHAnsi" w:hAnsiTheme="minorHAnsi" w:cstheme="minorHAnsi"/>
-              <w:b/>
-              <w:bCs/>
-            </w:rPr>
-            <w:t>…</w:t>
+            <w:t>…………………………………………………………………</w:t>
           </w:r>
           <w:r>
             <w:rPr>
@@ -2856,15 +2726,7 @@
               <w:b/>
               <w:bCs/>
             </w:rPr>
-            <w:t>………………………………</w:t>
-          </w:r>
-          <w:r>
-            <w:rPr>
-              <w:rFonts w:asciiTheme="minorHAnsi" w:hAnsiTheme="minorHAnsi" w:cstheme="minorHAnsi"/>
-              <w:b/>
-              <w:bCs/>
-            </w:rPr>
-            <w:t>……</w:t>
+            <w:t>……………………………………</w:t>
           </w:r>
           <w:r>
             <w:rPr>
@@ -2930,15 +2792,7 @@
               <w:b/>
               <w:bCs/>
             </w:rPr>
-            <w:t>………………</w:t>
-          </w:r>
-          <w:r>
-            <w:rPr>
-              <w:rFonts w:asciiTheme="minorHAnsi" w:hAnsiTheme="minorHAnsi" w:cstheme="minorHAnsi"/>
-              <w:b/>
-              <w:bCs/>
-            </w:rPr>
-            <w:t>…………</w:t>
+            <w:t>…………………………</w:t>
           </w:r>
           <w:r>
             <w:rPr>
@@ -3004,15 +2858,7 @@
               <w:b/>
               <w:bCs/>
             </w:rPr>
-            <w:t>………………</w:t>
-          </w:r>
-          <w:r>
-            <w:rPr>
-              <w:rFonts w:asciiTheme="minorHAnsi" w:hAnsiTheme="minorHAnsi" w:cstheme="minorHAnsi"/>
-              <w:b/>
-              <w:bCs/>
-            </w:rPr>
-            <w:t>…</w:t>
+            <w:t>…………………</w:t>
           </w:r>
           <w:proofErr w:type="gramStart"/>
           <w:r>
@@ -3080,15 +2926,7 @@
               <w:b/>
               <w:bCs/>
             </w:rPr>
-            <w:t>………………………………………………</w:t>
-          </w:r>
-          <w:r>
-            <w:rPr>
-              <w:rFonts w:asciiTheme="minorHAnsi" w:hAnsiTheme="minorHAnsi" w:cstheme="minorHAnsi"/>
-              <w:b/>
-              <w:bCs/>
-            </w:rPr>
-            <w:t>……</w:t>
+            <w:t>……………………………………………………</w:t>
           </w:r>
           <w:proofErr w:type="gramStart"/>
           <w:r>
@@ -3154,15 +2992,7 @@
               <w:b/>
               <w:bCs/>
             </w:rPr>
-            <w:t>………………………………</w:t>
-          </w:r>
-          <w:r>
-            <w:rPr>
-              <w:rFonts w:asciiTheme="minorHAnsi" w:hAnsiTheme="minorHAnsi" w:cstheme="minorHAnsi"/>
-              <w:b/>
-              <w:bCs/>
-            </w:rPr>
-            <w:t>……</w:t>
+            <w:t>……………………………………</w:t>
           </w:r>
           <w:r>
             <w:rPr>
@@ -3228,15 +3058,7 @@
               <w:b/>
               <w:bCs/>
             </w:rPr>
-            <w:t>………………………………</w:t>
-          </w:r>
-          <w:r>
-            <w:rPr>
-              <w:rFonts w:asciiTheme="minorHAnsi" w:hAnsiTheme="minorHAnsi" w:cstheme="minorHAnsi"/>
-              <w:b/>
-              <w:bCs/>
-            </w:rPr>
-            <w:t>…………</w:t>
+            <w:t>…………………………………………</w:t>
           </w:r>
           <w:proofErr w:type="gramStart"/>
           <w:r>
@@ -3294,15 +3116,7 @@
               <w:b/>
               <w:bCs/>
             </w:rPr>
-            <w:t>………………………………</w:t>
-          </w:r>
-          <w:r>
-            <w:rPr>
-              <w:rFonts w:asciiTheme="minorHAnsi" w:hAnsiTheme="minorHAnsi" w:cstheme="minorHAnsi"/>
-              <w:b/>
-              <w:bCs/>
-            </w:rPr>
-            <w:t>……………</w:t>
+            <w:t>……………………………………………</w:t>
           </w:r>
           <w:r>
             <w:rPr>
@@ -3560,15 +3374,7 @@
               <w:b/>
               <w:bCs/>
             </w:rPr>
-            <w:t>………………………………………………………………</w:t>
-          </w:r>
-          <w:r>
-            <w:rPr>
-              <w:rFonts w:asciiTheme="minorHAnsi" w:hAnsiTheme="minorHAnsi" w:cstheme="minorHAnsi"/>
-              <w:b/>
-              <w:bCs/>
-            </w:rPr>
-            <w:t>…………</w:t>
+            <w:t>…………………………………………………………………………</w:t>
           </w:r>
           <w:r>
             <w:rPr>
@@ -3633,15 +3439,7 @@
               <w:b/>
               <w:bCs/>
             </w:rPr>
-            <w:t>…</w:t>
-          </w:r>
-          <w:r>
-            <w:rPr>
-              <w:rFonts w:asciiTheme="minorHAnsi" w:hAnsiTheme="minorHAnsi" w:cstheme="minorHAnsi"/>
-              <w:b/>
-              <w:bCs/>
-            </w:rPr>
-            <w:t>….</w:t>
+            <w:t>…….</w:t>
           </w:r>
           <w:proofErr w:type="gramEnd"/>
           <w:r>
@@ -3772,15 +3570,7 @@
               <w:b/>
               <w:bCs/>
             </w:rPr>
-            <w:t>………………………………………………</w:t>
-          </w:r>
-          <w:r>
-            <w:rPr>
-              <w:rFonts w:asciiTheme="minorHAnsi" w:hAnsiTheme="minorHAnsi" w:cstheme="minorHAnsi"/>
-              <w:b/>
-              <w:bCs/>
-            </w:rPr>
-            <w:t>..</w:t>
+            <w:t>………………………………………………..</w:t>
           </w:r>
           <w:r>
             <w:rPr>
@@ -3874,15 +3664,7 @@
               <w:b/>
               <w:bCs/>
             </w:rPr>
-            <w:t>………………………………………………………………</w:t>
-          </w:r>
-          <w:r>
-            <w:rPr>
-              <w:rFonts w:asciiTheme="minorHAnsi" w:hAnsiTheme="minorHAnsi" w:cstheme="minorHAnsi"/>
-              <w:b/>
-              <w:bCs/>
-            </w:rPr>
-            <w:t>.</w:t>
+            <w:t>……………………………………………………………….</w:t>
           </w:r>
           <w:r>
             <w:rPr>
@@ -3930,15 +3712,7 @@
               <w:b/>
               <w:bCs/>
             </w:rPr>
-            <w:t>………………………………</w:t>
-          </w:r>
-          <w:r>
-            <w:rPr>
-              <w:rFonts w:asciiTheme="minorHAnsi" w:hAnsiTheme="minorHAnsi" w:cstheme="minorHAnsi"/>
-              <w:b/>
-              <w:bCs/>
-            </w:rPr>
-            <w:t>…………….</w:t>
+            <w:t>…………………………………………….</w:t>
           </w:r>
           <w:r>
             <w:rPr>
@@ -3996,15 +3770,7 @@
               <w:b/>
               <w:bCs/>
             </w:rPr>
-            <w:t>………………………………………………………………………………</w:t>
-          </w:r>
-          <w:r>
-            <w:rPr>
-              <w:rFonts w:asciiTheme="minorHAnsi" w:hAnsiTheme="minorHAnsi" w:cstheme="minorHAnsi"/>
-              <w:b/>
-              <w:bCs/>
-            </w:rPr>
-            <w:t>………</w:t>
+            <w:t>………………………………………………………………………………………</w:t>
           </w:r>
           <w:r>
             <w:rPr>
@@ -4108,15 +3874,7 @@
               <w:b/>
               <w:bCs/>
             </w:rPr>
-            <w:t>………………………………………………</w:t>
-          </w:r>
-          <w:r>
-            <w:rPr>
-              <w:rFonts w:asciiTheme="minorHAnsi" w:hAnsiTheme="minorHAnsi" w:cstheme="minorHAnsi"/>
-              <w:b/>
-              <w:bCs/>
-            </w:rPr>
-            <w:t>…………</w:t>
+            <w:t>…………………………………………………………</w:t>
           </w:r>
           <w:r>
             <w:rPr>
@@ -4172,15 +3930,7 @@
               <w:b/>
               <w:bCs/>
             </w:rPr>
-            <w:t>………………</w:t>
-          </w:r>
-          <w:r>
-            <w:rPr>
-              <w:rFonts w:asciiTheme="minorHAnsi" w:hAnsiTheme="minorHAnsi" w:cstheme="minorHAnsi"/>
-              <w:b/>
-              <w:bCs/>
-            </w:rPr>
-            <w:t>…</w:t>
+            <w:t>…………………</w:t>
           </w:r>
           <w:proofErr w:type="gramStart"/>
           <w:r>
@@ -4246,15 +3996,7 @@
               <w:b/>
               <w:bCs/>
             </w:rPr>
-            <w:t>………………………………………………</w:t>
-          </w:r>
-          <w:r>
-            <w:rPr>
-              <w:rFonts w:asciiTheme="minorHAnsi" w:hAnsiTheme="minorHAnsi" w:cstheme="minorHAnsi"/>
-              <w:b/>
-              <w:bCs/>
-            </w:rPr>
-            <w:t>……</w:t>
+            <w:t>……………………………………………………</w:t>
           </w:r>
           <w:proofErr w:type="gramStart"/>
           <w:r>
@@ -4364,16 +4106,7 @@
               <w:bCs/>
               <w:lang w:val="en-US"/>
             </w:rPr>
-            <w:t xml:space="preserve"> </w:t>
-          </w:r>
-          <w:r>
-            <w:rPr>
-              <w:rFonts w:asciiTheme="minorHAnsi" w:hAnsiTheme="minorHAnsi" w:cstheme="minorHAnsi"/>
-              <w:b/>
-              <w:bCs/>
-              <w:lang w:val="en-US"/>
-            </w:rPr>
-            <w:t>25</w:t>
+            <w:t xml:space="preserve"> 25</w:t>
           </w:r>
         </w:p>
         <w:p>
@@ -4424,15 +4157,7 @@
               <w:b/>
               <w:bCs/>
             </w:rPr>
-            <w:t>………………………………………………………………………………</w:t>
-          </w:r>
-          <w:r>
-            <w:rPr>
-              <w:rFonts w:asciiTheme="minorHAnsi" w:hAnsiTheme="minorHAnsi" w:cstheme="minorHAnsi"/>
-              <w:b/>
-              <w:bCs/>
-            </w:rPr>
-            <w:t>……</w:t>
+            <w:t>……………………………………………………………………………………</w:t>
           </w:r>
           <w:r>
             <w:rPr>
@@ -4490,15 +4215,7 @@
               <w:b/>
               <w:bCs/>
             </w:rPr>
-            <w:t>………………………………………………………………………………</w:t>
-          </w:r>
-          <w:r>
-            <w:rPr>
-              <w:rFonts w:asciiTheme="minorHAnsi" w:hAnsiTheme="minorHAnsi" w:cstheme="minorHAnsi"/>
-              <w:b/>
-              <w:bCs/>
-            </w:rPr>
-            <w:t>..</w:t>
+            <w:t>………………………………………………………………………………..</w:t>
           </w:r>
           <w:r>
             <w:rPr>
@@ -4720,15 +4437,7 @@
               <w:b/>
               <w:bCs/>
             </w:rPr>
-            <w:t>………………………………………………………………</w:t>
-          </w:r>
-          <w:r>
-            <w:rPr>
-              <w:rFonts w:asciiTheme="minorHAnsi" w:hAnsiTheme="minorHAnsi" w:cstheme="minorHAnsi"/>
-              <w:b/>
-              <w:bCs/>
-            </w:rPr>
-            <w:t>…………………</w:t>
+            <w:t>…………………………………………………………………………………</w:t>
           </w:r>
           <w:proofErr w:type="gramStart"/>
           <w:r>
@@ -4777,7 +4486,7 @@
             <w:rPr>
               <w:rFonts w:asciiTheme="minorHAnsi" w:hAnsiTheme="minorHAnsi" w:cstheme="minorHAnsi"/>
               <w:bCs/>
-              <w:color w:val="000000" w:themeColor="text1"/>
+              <w:color w:val="auto"/>
               <w:sz w:val="22"/>
               <w:szCs w:val="22"/>
             </w:rPr>
@@ -4786,7 +4495,7 @@
             <w:rPr>
               <w:rFonts w:asciiTheme="minorHAnsi" w:hAnsiTheme="minorHAnsi" w:cstheme="minorHAnsi"/>
               <w:bCs/>
-              <w:color w:val="000000" w:themeColor="text1"/>
+              <w:color w:val="auto"/>
               <w:sz w:val="22"/>
               <w:szCs w:val="22"/>
             </w:rPr>
@@ -4807,19 +4516,11 @@
             <w:rPr>
               <w:rFonts w:asciiTheme="minorHAnsi" w:hAnsiTheme="minorHAnsi" w:cstheme="minorHAnsi"/>
               <w:bCs/>
+              <w:color w:val="auto"/>
               <w:sz w:val="22"/>
               <w:szCs w:val="22"/>
             </w:rPr>
-            <w:t>………………………………………………………………………………</w:t>
-          </w:r>
-          <w:r>
-            <w:rPr>
-              <w:rFonts w:asciiTheme="minorHAnsi" w:hAnsiTheme="minorHAnsi" w:cstheme="minorHAnsi"/>
-              <w:bCs/>
-              <w:sz w:val="22"/>
-              <w:szCs w:val="22"/>
-            </w:rPr>
-            <w:t>………….</w:t>
+            <w:t>………………………………………………………………………………………….</w:t>
           </w:r>
           <w:r>
             <w:rPr>
@@ -4853,7 +4554,6 @@
             <w:rPr>
               <w:rFonts w:asciiTheme="minorHAnsi" w:hAnsiTheme="minorHAnsi" w:cstheme="minorHAnsi"/>
               <w:bCs/>
-              <w:color w:val="000000" w:themeColor="text1"/>
               <w:sz w:val="22"/>
               <w:szCs w:val="22"/>
             </w:rPr>
@@ -4862,7 +4562,6 @@
             <w:rPr>
               <w:rFonts w:asciiTheme="minorHAnsi" w:hAnsiTheme="minorHAnsi" w:cstheme="minorHAnsi"/>
               <w:bCs/>
-              <w:color w:val="000000" w:themeColor="text1"/>
               <w:sz w:val="22"/>
               <w:szCs w:val="22"/>
             </w:rPr>
@@ -4873,7 +4572,6 @@
             <w:rPr>
               <w:rFonts w:asciiTheme="minorHAnsi" w:hAnsiTheme="minorHAnsi" w:cstheme="minorHAnsi"/>
               <w:bCs/>
-              <w:color w:val="000000" w:themeColor="text1"/>
               <w:sz w:val="22"/>
               <w:szCs w:val="22"/>
             </w:rPr>
@@ -4884,7 +4582,6 @@
             <w:rPr>
               <w:rFonts w:asciiTheme="minorHAnsi" w:hAnsiTheme="minorHAnsi" w:cstheme="minorHAnsi"/>
               <w:bCs/>
-              <w:color w:val="000000" w:themeColor="text1"/>
               <w:sz w:val="22"/>
               <w:szCs w:val="22"/>
             </w:rPr>
@@ -4907,16 +4604,7 @@
               <w:sz w:val="22"/>
               <w:szCs w:val="22"/>
             </w:rPr>
-            <w:t>………………………………………………………………………………</w:t>
-          </w:r>
-          <w:r>
-            <w:rPr>
-              <w:rFonts w:asciiTheme="minorHAnsi" w:hAnsiTheme="minorHAnsi" w:cstheme="minorHAnsi"/>
-              <w:bCs/>
-              <w:sz w:val="22"/>
-              <w:szCs w:val="22"/>
-            </w:rPr>
-            <w:t>……</w:t>
+            <w:t>……………………………………………………………………………………</w:t>
           </w:r>
           <w:proofErr w:type="gramStart"/>
           <w:r>
@@ -4969,7 +4657,6 @@
             <w:rPr>
               <w:rFonts w:asciiTheme="minorHAnsi" w:hAnsiTheme="minorHAnsi" w:cstheme="minorHAnsi"/>
               <w:bCs/>
-              <w:color w:val="000000" w:themeColor="text1"/>
               <w:sz w:val="22"/>
               <w:szCs w:val="22"/>
             </w:rPr>
@@ -4978,7 +4665,6 @@
             <w:rPr>
               <w:rFonts w:asciiTheme="minorHAnsi" w:hAnsiTheme="minorHAnsi" w:cstheme="minorHAnsi"/>
               <w:bCs/>
-              <w:color w:val="000000" w:themeColor="text1"/>
               <w:sz w:val="22"/>
               <w:szCs w:val="22"/>
             </w:rPr>
@@ -4989,7 +4675,6 @@
             <w:rPr>
               <w:rFonts w:asciiTheme="minorHAnsi" w:hAnsiTheme="minorHAnsi" w:cstheme="minorHAnsi"/>
               <w:bCs/>
-              <w:color w:val="000000" w:themeColor="text1"/>
               <w:sz w:val="22"/>
               <w:szCs w:val="22"/>
             </w:rPr>
@@ -5000,7 +4685,6 @@
             <w:rPr>
               <w:rFonts w:asciiTheme="minorHAnsi" w:hAnsiTheme="minorHAnsi" w:cstheme="minorHAnsi"/>
               <w:bCs/>
-              <w:color w:val="000000" w:themeColor="text1"/>
               <w:sz w:val="22"/>
               <w:szCs w:val="22"/>
             </w:rPr>
@@ -5058,7 +4742,6 @@
               <w:rFonts w:asciiTheme="minorHAnsi" w:hAnsiTheme="minorHAnsi" w:cstheme="minorHAnsi"/>
               <w:b/>
               <w:bCs/>
-              <w:color w:val="000000" w:themeColor="text1"/>
             </w:rPr>
           </w:pPr>
           <w:r>
@@ -5066,7 +4749,6 @@
               <w:rFonts w:asciiTheme="minorHAnsi" w:hAnsiTheme="minorHAnsi" w:cstheme="minorHAnsi"/>
               <w:b/>
               <w:bCs/>
-              <w:color w:val="000000" w:themeColor="text1"/>
             </w:rPr>
             <w:t>Données structurées</w:t>
           </w:r>
@@ -5076,7 +4758,6 @@
               <w:rFonts w:asciiTheme="minorHAnsi" w:hAnsiTheme="minorHAnsi" w:cstheme="minorHAnsi"/>
               <w:b/>
               <w:bCs/>
-              <w:color w:val="000000" w:themeColor="text1"/>
             </w:rPr>
             <w:t xml:space="preserve"> </w:t>
           </w:r>
@@ -5096,15 +4777,7 @@
               <w:b/>
               <w:bCs/>
             </w:rPr>
-            <w:t>………………………………………………………………………………</w:t>
-          </w:r>
-          <w:r>
-            <w:rPr>
-              <w:rFonts w:asciiTheme="minorHAnsi" w:hAnsiTheme="minorHAnsi" w:cstheme="minorHAnsi"/>
-              <w:b/>
-              <w:bCs/>
-            </w:rPr>
-            <w:t>……….</w:t>
+            <w:t>……………………………………………………………………………………….</w:t>
           </w:r>
           <w:r>
             <w:rPr>
@@ -5137,7 +4810,6 @@
               <w:rFonts w:asciiTheme="minorHAnsi" w:hAnsiTheme="minorHAnsi" w:cstheme="minorHAnsi"/>
               <w:b/>
               <w:bCs/>
-              <w:color w:val="000000" w:themeColor="text1"/>
             </w:rPr>
           </w:pPr>
           <w:r>
@@ -5145,7 +4817,6 @@
               <w:rFonts w:asciiTheme="minorHAnsi" w:hAnsiTheme="minorHAnsi" w:cstheme="minorHAnsi"/>
               <w:b/>
               <w:bCs/>
-              <w:color w:val="000000" w:themeColor="text1"/>
             </w:rPr>
             <w:t xml:space="preserve">Données non-structurées </w:t>
           </w:r>
@@ -5164,15 +4835,7 @@
               <w:b/>
               <w:bCs/>
             </w:rPr>
-            <w:t>………………………………………………………………………………</w:t>
-          </w:r>
-          <w:r>
-            <w:rPr>
-              <w:rFonts w:asciiTheme="minorHAnsi" w:hAnsiTheme="minorHAnsi" w:cstheme="minorHAnsi"/>
-              <w:b/>
-              <w:bCs/>
-            </w:rPr>
-            <w:t>..</w:t>
+            <w:t>………………………………………………………………………………..</w:t>
           </w:r>
           <w:r>
             <w:rPr>
@@ -5205,7 +4868,6 @@
               <w:rFonts w:asciiTheme="minorHAnsi" w:hAnsiTheme="minorHAnsi" w:cstheme="minorHAnsi"/>
               <w:b/>
               <w:bCs/>
-              <w:color w:val="000000" w:themeColor="text1"/>
             </w:rPr>
           </w:pPr>
           <w:r>
@@ -5213,7 +4875,6 @@
               <w:rFonts w:asciiTheme="minorHAnsi" w:hAnsiTheme="minorHAnsi" w:cstheme="minorHAnsi"/>
               <w:b/>
               <w:bCs/>
-              <w:color w:val="000000" w:themeColor="text1"/>
             </w:rPr>
             <w:t xml:space="preserve">Données semi-structurées </w:t>
           </w:r>
@@ -5232,15 +4893,7 @@
               <w:b/>
               <w:bCs/>
             </w:rPr>
-            <w:t>………………………………………………………………………………</w:t>
-          </w:r>
-          <w:r>
-            <w:rPr>
-              <w:rFonts w:asciiTheme="minorHAnsi" w:hAnsiTheme="minorHAnsi" w:cstheme="minorHAnsi"/>
-              <w:b/>
-              <w:bCs/>
-            </w:rPr>
-            <w:t>.</w:t>
+            <w:t>……………………………………………………………………………….</w:t>
           </w:r>
           <w:r>
             <w:rPr>
@@ -5270,7 +4923,6 @@
             <w:rPr>
               <w:rFonts w:asciiTheme="minorHAnsi" w:hAnsiTheme="minorHAnsi" w:cstheme="minorHAnsi"/>
               <w:bCs/>
-              <w:color w:val="000000" w:themeColor="text1"/>
               <w:sz w:val="22"/>
               <w:szCs w:val="22"/>
             </w:rPr>
@@ -5279,7 +4931,6 @@
             <w:rPr>
               <w:rFonts w:asciiTheme="minorHAnsi" w:hAnsiTheme="minorHAnsi" w:cstheme="minorHAnsi"/>
               <w:bCs/>
-              <w:color w:val="000000" w:themeColor="text1"/>
               <w:sz w:val="22"/>
               <w:szCs w:val="22"/>
             </w:rPr>
@@ -5290,7 +4941,6 @@
             <w:rPr>
               <w:rFonts w:asciiTheme="minorHAnsi" w:hAnsiTheme="minorHAnsi" w:cstheme="minorHAnsi"/>
               <w:bCs/>
-              <w:color w:val="000000" w:themeColor="text1"/>
               <w:sz w:val="22"/>
               <w:szCs w:val="22"/>
             </w:rPr>
@@ -5301,7 +4951,6 @@
             <w:rPr>
               <w:rFonts w:asciiTheme="minorHAnsi" w:hAnsiTheme="minorHAnsi" w:cstheme="minorHAnsi"/>
               <w:bCs/>
-              <w:color w:val="000000" w:themeColor="text1"/>
               <w:sz w:val="22"/>
               <w:szCs w:val="22"/>
             </w:rPr>
@@ -5312,7 +4961,6 @@
             <w:rPr>
               <w:rFonts w:asciiTheme="minorHAnsi" w:hAnsiTheme="minorHAnsi" w:cstheme="minorHAnsi"/>
               <w:bCs/>
-              <w:color w:val="000000" w:themeColor="text1"/>
               <w:sz w:val="22"/>
               <w:szCs w:val="22"/>
             </w:rPr>
@@ -5323,7 +4971,6 @@
             <w:rPr>
               <w:rFonts w:asciiTheme="minorHAnsi" w:hAnsiTheme="minorHAnsi" w:cstheme="minorHAnsi"/>
               <w:bCs/>
-              <w:color w:val="000000" w:themeColor="text1"/>
               <w:sz w:val="22"/>
               <w:szCs w:val="22"/>
             </w:rPr>
@@ -5369,7 +5016,6 @@
             <w:rPr>
               <w:rFonts w:asciiTheme="minorHAnsi" w:hAnsiTheme="minorHAnsi" w:cstheme="minorHAnsi"/>
               <w:bCs/>
-              <w:color w:val="000000" w:themeColor="text1"/>
               <w:sz w:val="22"/>
               <w:szCs w:val="22"/>
             </w:rPr>
@@ -5378,7 +5024,6 @@
             <w:rPr>
               <w:rFonts w:asciiTheme="minorHAnsi" w:hAnsiTheme="minorHAnsi" w:cstheme="minorHAnsi"/>
               <w:bCs/>
-              <w:color w:val="000000" w:themeColor="text1"/>
               <w:sz w:val="22"/>
               <w:szCs w:val="22"/>
             </w:rPr>
@@ -5389,7 +5034,6 @@
             <w:rPr>
               <w:rFonts w:asciiTheme="minorHAnsi" w:hAnsiTheme="minorHAnsi" w:cstheme="minorHAnsi"/>
               <w:bCs/>
-              <w:color w:val="000000" w:themeColor="text1"/>
               <w:sz w:val="22"/>
               <w:szCs w:val="22"/>
             </w:rPr>
@@ -5413,16 +5057,7 @@
               <w:sz w:val="22"/>
               <w:szCs w:val="22"/>
             </w:rPr>
-            <w:t>………………………………………………………………………………………………</w:t>
-          </w:r>
-          <w:r>
-            <w:rPr>
-              <w:rFonts w:asciiTheme="minorHAnsi" w:hAnsiTheme="minorHAnsi" w:cstheme="minorHAnsi"/>
-              <w:bCs/>
-              <w:sz w:val="22"/>
-              <w:szCs w:val="22"/>
-            </w:rPr>
-            <w:t>……………</w:t>
+            <w:t>……………………………………………………………………………………………………………</w:t>
           </w:r>
           <w:r>
             <w:rPr>
@@ -5456,7 +5091,6 @@
               <w:rFonts w:asciiTheme="minorHAnsi" w:hAnsiTheme="minorHAnsi" w:cstheme="minorHAnsi"/>
               <w:b/>
               <w:bCs/>
-              <w:color w:val="000000" w:themeColor="text1"/>
             </w:rPr>
           </w:pPr>
           <w:r>
@@ -5464,7 +5098,6 @@
               <w:rFonts w:asciiTheme="minorHAnsi" w:hAnsiTheme="minorHAnsi" w:cstheme="minorHAnsi"/>
               <w:b/>
               <w:bCs/>
-              <w:color w:val="000000" w:themeColor="text1"/>
             </w:rPr>
             <w:t xml:space="preserve">Vitesse </w:t>
           </w:r>
@@ -5483,15 +5116,7 @@
               <w:b/>
               <w:bCs/>
             </w:rPr>
-            <w:t>………………………………………………………………………………………………</w:t>
-          </w:r>
-          <w:r>
-            <w:rPr>
-              <w:rFonts w:asciiTheme="minorHAnsi" w:hAnsiTheme="minorHAnsi" w:cstheme="minorHAnsi"/>
-              <w:b/>
-              <w:bCs/>
-            </w:rPr>
-            <w:t>………</w:t>
+            <w:t>………………………………………………………………………………………………………</w:t>
           </w:r>
           <w:proofErr w:type="gramStart"/>
           <w:r>
@@ -5542,7 +5167,6 @@
               <w:rFonts w:asciiTheme="minorHAnsi" w:hAnsiTheme="minorHAnsi" w:cstheme="minorHAnsi"/>
               <w:b/>
               <w:bCs/>
-              <w:color w:val="000000" w:themeColor="text1"/>
             </w:rPr>
           </w:pPr>
           <w:r>
@@ -5550,7 +5174,6 @@
               <w:rFonts w:asciiTheme="minorHAnsi" w:hAnsiTheme="minorHAnsi" w:cstheme="minorHAnsi"/>
               <w:b/>
               <w:bCs/>
-              <w:color w:val="000000" w:themeColor="text1"/>
             </w:rPr>
             <w:t xml:space="preserve">Variété </w:t>
           </w:r>
@@ -5569,15 +5192,7 @@
               <w:b/>
               <w:bCs/>
             </w:rPr>
-            <w:t>………………………………………………………………………………………………</w:t>
-          </w:r>
-          <w:r>
-            <w:rPr>
-              <w:rFonts w:asciiTheme="minorHAnsi" w:hAnsiTheme="minorHAnsi" w:cstheme="minorHAnsi"/>
-              <w:b/>
-              <w:bCs/>
-            </w:rPr>
-            <w:t>………</w:t>
+            <w:t>………………………………………………………………………………………………………</w:t>
           </w:r>
           <w:proofErr w:type="gramStart"/>
           <w:r>
@@ -5628,7 +5243,6 @@
               <w:rFonts w:asciiTheme="minorHAnsi" w:hAnsiTheme="minorHAnsi" w:cstheme="minorHAnsi"/>
               <w:b/>
               <w:bCs/>
-              <w:color w:val="000000" w:themeColor="text1"/>
             </w:rPr>
           </w:pPr>
           <w:r>
@@ -5636,7 +5250,6 @@
               <w:rFonts w:asciiTheme="minorHAnsi" w:hAnsiTheme="minorHAnsi" w:cstheme="minorHAnsi"/>
               <w:b/>
               <w:bCs/>
-              <w:color w:val="000000" w:themeColor="text1"/>
             </w:rPr>
             <w:t>Véracité</w:t>
           </w:r>
@@ -5646,15 +5259,7 @@
               <w:b/>
               <w:bCs/>
             </w:rPr>
-            <w:t>………………………………………………………………………………………………</w:t>
-          </w:r>
-          <w:r>
-            <w:rPr>
-              <w:rFonts w:asciiTheme="minorHAnsi" w:hAnsiTheme="minorHAnsi" w:cstheme="minorHAnsi"/>
-              <w:b/>
-              <w:bCs/>
-            </w:rPr>
-            <w:t>…………</w:t>
+            <w:t>…………………………………………………………………………………………………………</w:t>
           </w:r>
           <w:proofErr w:type="gramStart"/>
           <w:r>
@@ -5705,7 +5310,6 @@
               <w:rFonts w:asciiTheme="minorHAnsi" w:hAnsiTheme="minorHAnsi" w:cstheme="minorHAnsi"/>
               <w:b/>
               <w:bCs/>
-              <w:color w:val="000000" w:themeColor="text1"/>
             </w:rPr>
           </w:pPr>
           <w:r>
@@ -5713,7 +5317,6 @@
               <w:rFonts w:asciiTheme="minorHAnsi" w:hAnsiTheme="minorHAnsi" w:cstheme="minorHAnsi"/>
               <w:b/>
               <w:bCs/>
-              <w:color w:val="000000" w:themeColor="text1"/>
             </w:rPr>
             <w:t xml:space="preserve">Valeur </w:t>
           </w:r>
@@ -5732,15 +5335,7 @@
               <w:b/>
               <w:bCs/>
             </w:rPr>
-            <w:t>………………………………………………………………………………………………</w:t>
-          </w:r>
-          <w:r>
-            <w:rPr>
-              <w:rFonts w:asciiTheme="minorHAnsi" w:hAnsiTheme="minorHAnsi" w:cstheme="minorHAnsi"/>
-              <w:b/>
-              <w:bCs/>
-            </w:rPr>
-            <w:t>……</w:t>
+            <w:t>……………………………………………………………………………………………………</w:t>
           </w:r>
           <w:proofErr w:type="gramStart"/>
           <w:r>
@@ -5842,15 +5437,7 @@
               <w:b/>
               <w:bCs/>
             </w:rPr>
-            <w:t>………………………………………………</w:t>
-          </w:r>
-          <w:r>
-            <w:rPr>
-              <w:rFonts w:asciiTheme="minorHAnsi" w:hAnsiTheme="minorHAnsi" w:cstheme="minorHAnsi"/>
-              <w:b/>
-              <w:bCs/>
-            </w:rPr>
-            <w:t>…………</w:t>
+            <w:t>…………………………………………………………</w:t>
           </w:r>
           <w:r>
             <w:rPr>
@@ -5911,15 +5498,7 @@
               <w:b/>
               <w:bCs/>
             </w:rPr>
-            <w:t>………………………………………………………………………………………………</w:t>
-          </w:r>
-          <w:r>
-            <w:rPr>
-              <w:rFonts w:asciiTheme="minorHAnsi" w:hAnsiTheme="minorHAnsi" w:cstheme="minorHAnsi"/>
-              <w:b/>
-              <w:bCs/>
-            </w:rPr>
-            <w:t>……………</w:t>
+            <w:t>……………………………………………………………………………………………………………</w:t>
           </w:r>
           <w:r>
             <w:rPr>
@@ -6004,15 +5583,7 @@
               <w:b/>
               <w:bCs/>
             </w:rPr>
-            <w:t>…</w:t>
-          </w:r>
-          <w:r>
-            <w:rPr>
-              <w:rFonts w:asciiTheme="minorHAnsi" w:hAnsiTheme="minorHAnsi" w:cstheme="minorHAnsi"/>
-              <w:b/>
-              <w:bCs/>
-            </w:rPr>
-            <w:t>…</w:t>
+            <w:t>……</w:t>
           </w:r>
           <w:r>
             <w:rPr>
@@ -6090,15 +5661,7 @@
               <w:b/>
               <w:bCs/>
             </w:rPr>
-            <w:t>………………………………………………………………………………………………</w:t>
-          </w:r>
-          <w:r>
-            <w:rPr>
-              <w:rFonts w:asciiTheme="minorHAnsi" w:hAnsiTheme="minorHAnsi" w:cstheme="minorHAnsi"/>
-              <w:b/>
-              <w:bCs/>
-            </w:rPr>
-            <w:t>…</w:t>
+            <w:t>…………………………………………………………………………………………………</w:t>
           </w:r>
           <w:proofErr w:type="gramStart"/>
           <w:r>
@@ -6206,16 +5769,7 @@
               <w:sz w:val="22"/>
               <w:szCs w:val="22"/>
             </w:rPr>
-            <w:t>………………………………………………………………………………</w:t>
-          </w:r>
-          <w:r>
-            <w:rPr>
-              <w:rFonts w:asciiTheme="minorHAnsi" w:hAnsiTheme="minorHAnsi" w:cstheme="minorHAnsi"/>
-              <w:bCs/>
-              <w:sz w:val="22"/>
-              <w:szCs w:val="22"/>
-            </w:rPr>
-            <w:t>…</w:t>
+            <w:t>…………………………………………………………………………………</w:t>
           </w:r>
           <w:proofErr w:type="gramStart"/>
           <w:r>
@@ -6305,15 +5859,7 @@
               <w:b/>
               <w:bCs/>
             </w:rPr>
-            <w:t>……</w:t>
-          </w:r>
-          <w:r>
-            <w:rPr>
-              <w:rFonts w:asciiTheme="minorHAnsi" w:hAnsiTheme="minorHAnsi" w:cstheme="minorHAnsi"/>
-              <w:b/>
-              <w:bCs/>
-            </w:rPr>
-            <w:t>.</w:t>
+            <w:t>…….</w:t>
           </w:r>
           <w:proofErr w:type="gramEnd"/>
           <w:r>
@@ -6322,15 +5868,7 @@
               <w:b/>
               <w:bCs/>
             </w:rPr>
-            <w:t>……………………</w:t>
-          </w:r>
-          <w:r>
-            <w:rPr>
-              <w:rFonts w:asciiTheme="minorHAnsi" w:hAnsiTheme="minorHAnsi" w:cstheme="minorHAnsi"/>
-              <w:b/>
-              <w:bCs/>
-            </w:rPr>
-            <w:t>…………</w:t>
+            <w:t>………………………………</w:t>
           </w:r>
           <w:r>
             <w:rPr>
@@ -6379,15 +5917,7 @@
               <w:b/>
               <w:bCs/>
             </w:rPr>
-            <w:t>………………………………………………………………………………</w:t>
-          </w:r>
-          <w:r>
-            <w:rPr>
-              <w:rFonts w:asciiTheme="minorHAnsi" w:hAnsiTheme="minorHAnsi" w:cstheme="minorHAnsi"/>
-              <w:b/>
-              <w:bCs/>
-            </w:rPr>
-            <w:t>………</w:t>
+            <w:t>………………………………………………………………………………………</w:t>
           </w:r>
           <w:proofErr w:type="gramStart"/>
           <w:r>
@@ -6483,15 +6013,7 @@
               <w:b/>
               <w:bCs/>
             </w:rPr>
-            <w:t>………………………………………………………………………………</w:t>
-          </w:r>
-          <w:r>
-            <w:rPr>
-              <w:rFonts w:asciiTheme="minorHAnsi" w:hAnsiTheme="minorHAnsi" w:cstheme="minorHAnsi"/>
-              <w:b/>
-              <w:bCs/>
-            </w:rPr>
-            <w:t>………</w:t>
+            <w:t>………………………………………………………………………………………</w:t>
           </w:r>
           <w:r>
             <w:rPr>
@@ -6540,15 +6062,7 @@
               <w:b/>
               <w:bCs/>
             </w:rPr>
-            <w:t>………………………………………………</w:t>
-          </w:r>
-          <w:r>
-            <w:rPr>
-              <w:rFonts w:asciiTheme="minorHAnsi" w:hAnsiTheme="minorHAnsi" w:cstheme="minorHAnsi"/>
-              <w:b/>
-              <w:bCs/>
-            </w:rPr>
-            <w:t>…………</w:t>
+            <w:t>…………………………………………………………</w:t>
           </w:r>
           <w:proofErr w:type="gramStart"/>
           <w:r>
@@ -6648,6 +6162,7 @@
             <w:rPr>
               <w:rFonts w:asciiTheme="minorHAnsi" w:hAnsiTheme="minorHAnsi" w:cstheme="minorHAnsi"/>
               <w:bCs/>
+              <w:color w:val="auto"/>
               <w:sz w:val="22"/>
               <w:szCs w:val="22"/>
             </w:rPr>
@@ -6658,19 +6173,11 @@
             <w:rPr>
               <w:rFonts w:asciiTheme="minorHAnsi" w:hAnsiTheme="minorHAnsi" w:cstheme="minorHAnsi"/>
               <w:bCs/>
+              <w:color w:val="auto"/>
               <w:sz w:val="22"/>
               <w:szCs w:val="22"/>
             </w:rPr>
-            <w:t>…</w:t>
-          </w:r>
-          <w:r>
-            <w:rPr>
-              <w:rFonts w:asciiTheme="minorHAnsi" w:hAnsiTheme="minorHAnsi" w:cstheme="minorHAnsi"/>
-              <w:bCs/>
-              <w:sz w:val="22"/>
-              <w:szCs w:val="22"/>
-            </w:rPr>
-            <w:t>…</w:t>
+            <w:t>……</w:t>
           </w:r>
           <w:r>
             <w:rPr>
@@ -6706,7 +6213,6 @@
               <w:rFonts w:asciiTheme="minorHAnsi" w:hAnsiTheme="minorHAnsi" w:cstheme="minorHAnsi"/>
               <w:b/>
               <w:bCs/>
-              <w:color w:val="000000" w:themeColor="text1"/>
             </w:rPr>
           </w:pPr>
           <w:r>
@@ -6714,7 +6220,6 @@
               <w:rFonts w:asciiTheme="minorHAnsi" w:hAnsiTheme="minorHAnsi" w:cstheme="minorHAnsi"/>
               <w:b/>
               <w:bCs/>
-              <w:color w:val="000000" w:themeColor="text1"/>
             </w:rPr>
             <w:t>Attaques passives </w:t>
           </w:r>
@@ -6776,7 +6281,6 @@
               <w:rFonts w:asciiTheme="minorHAnsi" w:hAnsiTheme="minorHAnsi" w:cstheme="minorHAnsi"/>
               <w:b/>
               <w:bCs/>
-              <w:color w:val="000000" w:themeColor="text1"/>
             </w:rPr>
           </w:pPr>
           <w:r>
@@ -6784,7 +6288,6 @@
               <w:rFonts w:asciiTheme="minorHAnsi" w:hAnsiTheme="minorHAnsi" w:cstheme="minorHAnsi"/>
               <w:b/>
               <w:bCs/>
-              <w:color w:val="000000" w:themeColor="text1"/>
             </w:rPr>
             <w:t>Attaques actives </w:t>
           </w:r>
@@ -6803,15 +6306,7 @@
               <w:b/>
               <w:bCs/>
             </w:rPr>
-            <w:t>……</w:t>
-          </w:r>
-          <w:r>
-            <w:rPr>
-              <w:rFonts w:asciiTheme="minorHAnsi" w:hAnsiTheme="minorHAnsi" w:cstheme="minorHAnsi"/>
-              <w:b/>
-              <w:bCs/>
-            </w:rPr>
-            <w:t>.</w:t>
+            <w:t>…….</w:t>
           </w:r>
           <w:proofErr w:type="gramEnd"/>
           <w:r>
@@ -6850,7 +6345,6 @@
             <w:rPr>
               <w:rFonts w:asciiTheme="minorHAnsi" w:hAnsiTheme="minorHAnsi" w:cstheme="minorHAnsi"/>
               <w:bCs/>
-              <w:color w:val="000000" w:themeColor="text1"/>
               <w:sz w:val="22"/>
               <w:szCs w:val="22"/>
             </w:rPr>
@@ -6859,7 +6353,6 @@
             <w:rPr>
               <w:rFonts w:asciiTheme="minorHAnsi" w:hAnsiTheme="minorHAnsi" w:cstheme="minorHAnsi"/>
               <w:bCs/>
-              <w:color w:val="000000" w:themeColor="text1"/>
               <w:sz w:val="22"/>
               <w:szCs w:val="22"/>
             </w:rPr>
@@ -6870,7 +6363,6 @@
             <w:rPr>
               <w:rFonts w:asciiTheme="minorHAnsi" w:hAnsiTheme="minorHAnsi" w:cstheme="minorHAnsi"/>
               <w:bCs/>
-              <w:color w:val="000000" w:themeColor="text1"/>
               <w:sz w:val="22"/>
               <w:szCs w:val="22"/>
             </w:rPr>
@@ -6881,7 +6373,6 @@
             <w:rPr>
               <w:rFonts w:asciiTheme="minorHAnsi" w:hAnsiTheme="minorHAnsi" w:cstheme="minorHAnsi"/>
               <w:bCs/>
-              <w:color w:val="000000" w:themeColor="text1"/>
               <w:sz w:val="22"/>
               <w:szCs w:val="22"/>
             </w:rPr>
@@ -6892,7 +6383,6 @@
             <w:rPr>
               <w:rFonts w:asciiTheme="minorHAnsi" w:hAnsiTheme="minorHAnsi" w:cstheme="minorHAnsi"/>
               <w:bCs/>
-              <w:color w:val="000000" w:themeColor="text1"/>
               <w:sz w:val="22"/>
               <w:szCs w:val="22"/>
             </w:rPr>
@@ -6902,12 +6392,12 @@
             <w:rPr>
               <w:rFonts w:asciiTheme="minorHAnsi" w:hAnsiTheme="minorHAnsi" w:cstheme="minorHAnsi"/>
               <w:bCs/>
-              <w:color w:val="000000" w:themeColor="text1"/>
               <w:sz w:val="22"/>
               <w:szCs w:val="22"/>
             </w:rPr>
-            <w:t xml:space="preserve"> </w:t>
-          </w:r>
+            <w:t xml:space="preserve"> …</w:t>
+          </w:r>
+          <w:proofErr w:type="gramEnd"/>
           <w:r>
             <w:rPr>
               <w:rFonts w:asciiTheme="minorHAnsi" w:hAnsiTheme="minorHAnsi" w:cstheme="minorHAnsi"/>
@@ -6915,26 +6405,7 @@
               <w:sz w:val="22"/>
               <w:szCs w:val="22"/>
             </w:rPr>
-            <w:t>…</w:t>
-          </w:r>
-          <w:proofErr w:type="gramEnd"/>
-          <w:r>
-            <w:rPr>
-              <w:rFonts w:asciiTheme="minorHAnsi" w:hAnsiTheme="minorHAnsi" w:cstheme="minorHAnsi"/>
-              <w:bCs/>
-              <w:sz w:val="22"/>
-              <w:szCs w:val="22"/>
-            </w:rPr>
-            <w:t>………………………………………………</w:t>
-          </w:r>
-          <w:r>
-            <w:rPr>
-              <w:rFonts w:asciiTheme="minorHAnsi" w:hAnsiTheme="minorHAnsi" w:cstheme="minorHAnsi"/>
-              <w:bCs/>
-              <w:sz w:val="22"/>
-              <w:szCs w:val="22"/>
-            </w:rPr>
-            <w:t>.</w:t>
+            <w:t>……………………………………………….</w:t>
           </w:r>
           <w:r>
             <w:rPr>
@@ -6959,7 +6430,6 @@
               <w:rFonts w:asciiTheme="minorHAnsi" w:hAnsiTheme="minorHAnsi" w:cstheme="minorHAnsi"/>
               <w:b/>
               <w:bCs/>
-              <w:color w:val="000000" w:themeColor="text1"/>
             </w:rPr>
           </w:pPr>
           <w:r>
@@ -6967,7 +6437,6 @@
               <w:rFonts w:asciiTheme="minorHAnsi" w:hAnsiTheme="minorHAnsi" w:cstheme="minorHAnsi"/>
               <w:b/>
               <w:bCs/>
-              <w:color w:val="000000" w:themeColor="text1"/>
             </w:rPr>
             <w:t xml:space="preserve">Chiffrement </w:t>
           </w:r>
@@ -6977,7 +6446,6 @@
               <w:rFonts w:asciiTheme="minorHAnsi" w:hAnsiTheme="minorHAnsi" w:cstheme="minorHAnsi"/>
               <w:b/>
               <w:bCs/>
-              <w:color w:val="000000" w:themeColor="text1"/>
             </w:rPr>
             <w:t>NoSQL</w:t>
           </w:r>
@@ -6996,15 +6464,7 @@
               <w:b/>
               <w:bCs/>
             </w:rPr>
-            <w:t>………………………………………………………………………………</w:t>
-          </w:r>
-          <w:r>
-            <w:rPr>
-              <w:rFonts w:asciiTheme="minorHAnsi" w:hAnsiTheme="minorHAnsi" w:cstheme="minorHAnsi"/>
-              <w:b/>
-              <w:bCs/>
-            </w:rPr>
-            <w:t>……</w:t>
+            <w:t>……………………………………………………………………………………</w:t>
           </w:r>
           <w:proofErr w:type="gramStart"/>
           <w:r>
@@ -7043,7 +6503,6 @@
             <w:rPr>
               <w:rFonts w:asciiTheme="minorHAnsi" w:hAnsiTheme="minorHAnsi" w:cstheme="minorHAnsi"/>
               <w:bCs/>
-              <w:color w:val="000000" w:themeColor="text1"/>
               <w:sz w:val="22"/>
               <w:szCs w:val="22"/>
             </w:rPr>
@@ -7052,7 +6511,6 @@
             <w:rPr>
               <w:rFonts w:asciiTheme="minorHAnsi" w:hAnsiTheme="minorHAnsi" w:cstheme="minorHAnsi"/>
               <w:bCs/>
-              <w:color w:val="000000" w:themeColor="text1"/>
               <w:sz w:val="22"/>
               <w:szCs w:val="22"/>
             </w:rPr>
@@ -7064,7 +6522,6 @@
             <w:rPr>
               <w:rFonts w:asciiTheme="minorHAnsi" w:hAnsiTheme="minorHAnsi" w:cstheme="minorHAnsi"/>
               <w:bCs/>
-              <w:color w:val="000000" w:themeColor="text1"/>
               <w:sz w:val="22"/>
               <w:szCs w:val="22"/>
             </w:rPr>
@@ -7075,7 +6532,6 @@
             <w:rPr>
               <w:rFonts w:asciiTheme="minorHAnsi" w:hAnsiTheme="minorHAnsi" w:cstheme="minorHAnsi"/>
               <w:bCs/>
-              <w:color w:val="000000" w:themeColor="text1"/>
               <w:sz w:val="22"/>
               <w:szCs w:val="22"/>
             </w:rPr>
@@ -7097,16 +6553,7 @@
               <w:sz w:val="22"/>
               <w:szCs w:val="22"/>
             </w:rPr>
-            <w:t>………………………………………………</w:t>
-          </w:r>
-          <w:r>
-            <w:rPr>
-              <w:rFonts w:asciiTheme="minorHAnsi" w:hAnsiTheme="minorHAnsi" w:cstheme="minorHAnsi"/>
-              <w:bCs/>
-              <w:sz w:val="22"/>
-              <w:szCs w:val="22"/>
-            </w:rPr>
-            <w:t>…</w:t>
+            <w:t>…………………………………………………</w:t>
           </w:r>
           <w:proofErr w:type="gramStart"/>
           <w:r>
@@ -7148,91 +6595,11 @@
             <w:rPr>
               <w:rFonts w:asciiTheme="minorHAnsi" w:hAnsiTheme="minorHAnsi" w:cstheme="minorHAnsi"/>
               <w:bCs/>
-              <w:color w:val="000000" w:themeColor="text1"/>
-              <w:sz w:val="22"/>
-              <w:szCs w:val="22"/>
-            </w:rPr>
-          </w:pPr>
-          <w:r>
-            <w:rPr>
-              <w:rFonts w:asciiTheme="minorHAnsi" w:hAnsiTheme="minorHAnsi" w:cstheme="minorHAnsi"/>
-              <w:bCs/>
-              <w:color w:val="000000" w:themeColor="text1"/>
-              <w:sz w:val="22"/>
-              <w:szCs w:val="22"/>
-            </w:rPr>
-            <w:t xml:space="preserve">Techniques de cryptographie adaptés au </w:t>
-          </w:r>
-          <w:proofErr w:type="spellStart"/>
-          <w:r>
-            <w:rPr>
-              <w:rFonts w:asciiTheme="minorHAnsi" w:hAnsiTheme="minorHAnsi" w:cstheme="minorHAnsi"/>
-              <w:bCs/>
-              <w:color w:val="000000" w:themeColor="text1"/>
-              <w:sz w:val="22"/>
-              <w:szCs w:val="22"/>
-            </w:rPr>
-            <w:t>Big</w:t>
-          </w:r>
-          <w:proofErr w:type="spellEnd"/>
-          <w:r>
-            <w:rPr>
-              <w:rFonts w:asciiTheme="minorHAnsi" w:hAnsiTheme="minorHAnsi" w:cstheme="minorHAnsi"/>
-              <w:bCs/>
-              <w:color w:val="000000" w:themeColor="text1"/>
-              <w:sz w:val="22"/>
-              <w:szCs w:val="22"/>
-            </w:rPr>
-            <w:t xml:space="preserve"> data </w:t>
-          </w:r>
-          <w:r>
-            <w:rPr>
-              <w:rFonts w:asciiTheme="minorHAnsi" w:hAnsiTheme="minorHAnsi" w:cstheme="minorHAnsi"/>
-              <w:bCs/>
               <w:color w:val="auto"/>
               <w:sz w:val="22"/>
               <w:szCs w:val="22"/>
             </w:rPr>
-            <w:t>…</w:t>
-          </w:r>
-          <w:r>
-            <w:rPr>
-              <w:rFonts w:asciiTheme="minorHAnsi" w:hAnsiTheme="minorHAnsi" w:cstheme="minorHAnsi"/>
-              <w:bCs/>
-              <w:sz w:val="22"/>
-              <w:szCs w:val="22"/>
-            </w:rPr>
-            <w:t>………………………………</w:t>
-          </w:r>
-          <w:r>
-            <w:rPr>
-              <w:rFonts w:asciiTheme="minorHAnsi" w:hAnsiTheme="minorHAnsi" w:cstheme="minorHAnsi"/>
-              <w:bCs/>
-              <w:sz w:val="22"/>
-              <w:szCs w:val="22"/>
-            </w:rPr>
-            <w:t>………</w:t>
-          </w:r>
-          <w:proofErr w:type="gramStart"/>
-          <w:r>
-            <w:rPr>
-              <w:rFonts w:asciiTheme="minorHAnsi" w:hAnsiTheme="minorHAnsi" w:cstheme="minorHAnsi"/>
-              <w:bCs/>
-              <w:sz w:val="22"/>
-              <w:szCs w:val="22"/>
-            </w:rPr>
-            <w:t>…….</w:t>
-          </w:r>
-          <w:proofErr w:type="gramEnd"/>
-          <w:r>
-            <w:rPr>
-              <w:rFonts w:asciiTheme="minorHAnsi" w:hAnsiTheme="minorHAnsi" w:cstheme="minorHAnsi"/>
-              <w:bCs/>
-              <w:sz w:val="22"/>
-              <w:szCs w:val="22"/>
-            </w:rPr>
-            <w:t>.………</w:t>
-          </w:r>
+          </w:pPr>
           <w:r>
             <w:rPr>
               <w:rFonts w:asciiTheme="minorHAnsi" w:hAnsiTheme="minorHAnsi" w:cstheme="minorHAnsi"/>
@@ -7241,16 +6608,81 @@
               <w:sz w:val="22"/>
               <w:szCs w:val="22"/>
             </w:rPr>
-            <w:t xml:space="preserve">.. </w:t>
-          </w:r>
-          <w:r>
-            <w:rPr>
-              <w:rFonts w:asciiTheme="minorHAnsi" w:hAnsiTheme="minorHAnsi" w:cstheme="minorHAnsi"/>
-              <w:bCs/>
+            <w:t xml:space="preserve">Techniques de cryptographie adaptés au </w:t>
+          </w:r>
+          <w:proofErr w:type="spellStart"/>
+          <w:r>
+            <w:rPr>
+              <w:rFonts w:asciiTheme="minorHAnsi" w:hAnsiTheme="minorHAnsi" w:cstheme="minorHAnsi"/>
+              <w:bCs/>
+              <w:color w:val="auto"/>
               <w:sz w:val="22"/>
               <w:szCs w:val="22"/>
             </w:rPr>
-            <w:t>32</w:t>
+            <w:t>Big</w:t>
+          </w:r>
+          <w:proofErr w:type="spellEnd"/>
+          <w:r>
+            <w:rPr>
+              <w:rFonts w:asciiTheme="minorHAnsi" w:hAnsiTheme="minorHAnsi" w:cstheme="minorHAnsi"/>
+              <w:bCs/>
+              <w:color w:val="auto"/>
+              <w:sz w:val="22"/>
+              <w:szCs w:val="22"/>
+            </w:rPr>
+            <w:t xml:space="preserve"> data </w:t>
+          </w:r>
+          <w:r>
+            <w:rPr>
+              <w:rFonts w:asciiTheme="minorHAnsi" w:hAnsiTheme="minorHAnsi" w:cstheme="minorHAnsi"/>
+              <w:bCs/>
+              <w:color w:val="auto"/>
+              <w:sz w:val="22"/>
+              <w:szCs w:val="22"/>
+            </w:rPr>
+            <w:t>…</w:t>
+          </w:r>
+          <w:r>
+            <w:rPr>
+              <w:rFonts w:asciiTheme="minorHAnsi" w:hAnsiTheme="minorHAnsi" w:cstheme="minorHAnsi"/>
+              <w:bCs/>
+              <w:color w:val="auto"/>
+              <w:sz w:val="22"/>
+              <w:szCs w:val="22"/>
+            </w:rPr>
+            <w:t>………………………………………</w:t>
+          </w:r>
+          <w:proofErr w:type="gramStart"/>
+          <w:r>
+            <w:rPr>
+              <w:rFonts w:asciiTheme="minorHAnsi" w:hAnsiTheme="minorHAnsi" w:cstheme="minorHAnsi"/>
+              <w:bCs/>
+              <w:color w:val="auto"/>
+              <w:sz w:val="22"/>
+              <w:szCs w:val="22"/>
+            </w:rPr>
+            <w:t>…….</w:t>
+          </w:r>
+          <w:proofErr w:type="gramEnd"/>
+          <w:r>
+            <w:rPr>
+              <w:rFonts w:asciiTheme="minorHAnsi" w:hAnsiTheme="minorHAnsi" w:cstheme="minorHAnsi"/>
+              <w:bCs/>
+              <w:color w:val="auto"/>
+              <w:sz w:val="22"/>
+              <w:szCs w:val="22"/>
+            </w:rPr>
+            <w:t>.………</w:t>
+          </w:r>
+          <w:r>
+            <w:rPr>
+              <w:rFonts w:asciiTheme="minorHAnsi" w:hAnsiTheme="minorHAnsi" w:cstheme="minorHAnsi"/>
+              <w:bCs/>
+              <w:color w:val="auto"/>
+              <w:sz w:val="22"/>
+              <w:szCs w:val="22"/>
+            </w:rPr>
+            <w:t>.. 32</w:t>
           </w:r>
         </w:p>
         <w:p>
@@ -7263,7 +6695,6 @@
             <w:rPr>
               <w:rFonts w:asciiTheme="minorHAnsi" w:hAnsiTheme="minorHAnsi" w:cstheme="minorHAnsi"/>
               <w:bCs/>
-              <w:color w:val="000000" w:themeColor="text1"/>
               <w:sz w:val="22"/>
               <w:szCs w:val="22"/>
             </w:rPr>
@@ -7272,7 +6703,6 @@
             <w:rPr>
               <w:rFonts w:asciiTheme="minorHAnsi" w:hAnsiTheme="minorHAnsi" w:cstheme="minorHAnsi"/>
               <w:bCs/>
-              <w:color w:val="000000" w:themeColor="text1"/>
               <w:sz w:val="22"/>
               <w:szCs w:val="22"/>
             </w:rPr>
@@ -7295,16 +6725,7 @@
               <w:sz w:val="22"/>
               <w:szCs w:val="22"/>
             </w:rPr>
-            <w:t>…</w:t>
-          </w:r>
-          <w:r>
-            <w:rPr>
-              <w:rFonts w:asciiTheme="minorHAnsi" w:hAnsiTheme="minorHAnsi" w:cstheme="minorHAnsi"/>
-              <w:bCs/>
-              <w:sz w:val="22"/>
-              <w:szCs w:val="22"/>
-            </w:rPr>
-            <w:t>….</w:t>
+            <w:t>…….</w:t>
           </w:r>
           <w:proofErr w:type="gramEnd"/>
           <w:r>
@@ -7330,7 +6751,6 @@
               <w:rFonts w:asciiTheme="minorHAnsi" w:hAnsiTheme="minorHAnsi" w:cstheme="minorHAnsi"/>
               <w:b/>
               <w:bCs/>
-              <w:color w:val="000000" w:themeColor="text1"/>
             </w:rPr>
           </w:pPr>
           <w:r>
@@ -7338,7 +6758,6 @@
               <w:rFonts w:asciiTheme="minorHAnsi" w:hAnsiTheme="minorHAnsi" w:cstheme="minorHAnsi"/>
               <w:b/>
               <w:bCs/>
-              <w:color w:val="000000" w:themeColor="text1"/>
             </w:rPr>
             <w:t>Types de chiffrement homomorphe </w:t>
           </w:r>
@@ -7365,15 +6784,7 @@
               <w:b/>
               <w:bCs/>
             </w:rPr>
-            <w:t>…</w:t>
-          </w:r>
-          <w:r>
-            <w:rPr>
-              <w:rFonts w:asciiTheme="minorHAnsi" w:hAnsiTheme="minorHAnsi" w:cstheme="minorHAnsi"/>
-              <w:b/>
-              <w:bCs/>
-            </w:rPr>
-            <w:t>…</w:t>
+            <w:t>……</w:t>
           </w:r>
           <w:r>
             <w:rPr>
@@ -7406,7 +6817,6 @@
               <w:rFonts w:asciiTheme="minorHAnsi" w:hAnsiTheme="minorHAnsi" w:cstheme="minorHAnsi"/>
               <w:b/>
               <w:bCs/>
-              <w:color w:val="000000" w:themeColor="text1"/>
             </w:rPr>
           </w:pPr>
           <w:r>
@@ -7414,7 +6824,6 @@
               <w:rFonts w:asciiTheme="minorHAnsi" w:hAnsiTheme="minorHAnsi" w:cstheme="minorHAnsi"/>
               <w:b/>
               <w:bCs/>
-              <w:color w:val="000000" w:themeColor="text1"/>
             </w:rPr>
             <w:t xml:space="preserve">Chiffrement homomorphe à seuil (SHE) </w:t>
           </w:r>
@@ -7441,15 +6850,7 @@
               <w:b/>
               <w:bCs/>
             </w:rPr>
-            <w:t>…</w:t>
-          </w:r>
-          <w:r>
-            <w:rPr>
-              <w:rFonts w:asciiTheme="minorHAnsi" w:hAnsiTheme="minorHAnsi" w:cstheme="minorHAnsi"/>
-              <w:b/>
-              <w:bCs/>
-            </w:rPr>
-            <w:t>…</w:t>
+            <w:t>……</w:t>
           </w:r>
           <w:r>
             <w:rPr>
@@ -7482,7 +6883,6 @@
               <w:rFonts w:asciiTheme="minorHAnsi" w:hAnsiTheme="minorHAnsi" w:cstheme="minorHAnsi"/>
               <w:b/>
               <w:bCs/>
-              <w:color w:val="000000" w:themeColor="text1"/>
             </w:rPr>
           </w:pPr>
           <w:r>
@@ -7490,7 +6890,6 @@
               <w:rFonts w:asciiTheme="minorHAnsi" w:hAnsiTheme="minorHAnsi" w:cstheme="minorHAnsi"/>
               <w:b/>
               <w:bCs/>
-              <w:color w:val="000000" w:themeColor="text1"/>
             </w:rPr>
             <w:t xml:space="preserve">Chiffrement totalement homomorphe (FHE) </w:t>
           </w:r>
@@ -7500,15 +6899,7 @@
               <w:b/>
               <w:bCs/>
             </w:rPr>
-            <w:t>………………………………</w:t>
-          </w:r>
-          <w:r>
-            <w:rPr>
-              <w:rFonts w:asciiTheme="minorHAnsi" w:hAnsiTheme="minorHAnsi" w:cstheme="minorHAnsi"/>
-              <w:b/>
-              <w:bCs/>
-            </w:rPr>
-            <w:t>………</w:t>
+            <w:t>………………………………………</w:t>
           </w:r>
           <w:proofErr w:type="gramStart"/>
           <w:r>
@@ -7550,7 +6941,6 @@
               <w:rFonts w:asciiTheme="minorHAnsi" w:hAnsiTheme="minorHAnsi" w:cstheme="minorHAnsi"/>
               <w:b/>
               <w:bCs/>
-              <w:color w:val="000000" w:themeColor="text1"/>
             </w:rPr>
           </w:pPr>
           <w:r>
@@ -7558,7 +6948,6 @@
               <w:rFonts w:asciiTheme="minorHAnsi" w:hAnsiTheme="minorHAnsi" w:cstheme="minorHAnsi"/>
               <w:b/>
               <w:bCs/>
-              <w:color w:val="000000" w:themeColor="text1"/>
             </w:rPr>
             <w:t>Principe de base du chiffrement homomorphe </w:t>
           </w:r>
@@ -7585,15 +6974,7 @@
               <w:b/>
               <w:bCs/>
             </w:rPr>
-            <w:t>……</w:t>
-          </w:r>
-          <w:r>
-            <w:rPr>
-              <w:rFonts w:asciiTheme="minorHAnsi" w:hAnsiTheme="minorHAnsi" w:cstheme="minorHAnsi"/>
-              <w:b/>
-              <w:bCs/>
-            </w:rPr>
-            <w:t>.</w:t>
+            <w:t>…….</w:t>
           </w:r>
           <w:proofErr w:type="gramEnd"/>
           <w:r>
@@ -7626,7 +7007,6 @@
               <w:rFonts w:asciiTheme="minorHAnsi" w:hAnsiTheme="minorHAnsi" w:cstheme="minorHAnsi"/>
               <w:b/>
               <w:bCs/>
-              <w:color w:val="000000" w:themeColor="text1"/>
             </w:rPr>
           </w:pPr>
           <w:r>
@@ -7634,7 +7014,6 @@
               <w:rFonts w:asciiTheme="minorHAnsi" w:hAnsiTheme="minorHAnsi" w:cstheme="minorHAnsi"/>
               <w:b/>
               <w:bCs/>
-              <w:color w:val="000000" w:themeColor="text1"/>
             </w:rPr>
             <w:t xml:space="preserve">Chiffrement </w:t>
           </w:r>
@@ -7644,15 +7023,7 @@
               <w:b/>
               <w:bCs/>
             </w:rPr>
-            <w:t>………………………………………………………………………………</w:t>
-          </w:r>
-          <w:r>
-            <w:rPr>
-              <w:rFonts w:asciiTheme="minorHAnsi" w:hAnsiTheme="minorHAnsi" w:cstheme="minorHAnsi"/>
-              <w:b/>
-              <w:bCs/>
-            </w:rPr>
-            <w:t>…………</w:t>
+            <w:t>…………………………………………………………………………………………</w:t>
           </w:r>
           <w:proofErr w:type="gramStart"/>
           <w:r>
@@ -7694,7 +7065,6 @@
               <w:rFonts w:asciiTheme="minorHAnsi" w:hAnsiTheme="minorHAnsi" w:cstheme="minorHAnsi"/>
               <w:b/>
               <w:bCs/>
-              <w:color w:val="000000" w:themeColor="text1"/>
             </w:rPr>
           </w:pPr>
           <w:r>
@@ -7702,7 +7072,6 @@
               <w:rFonts w:asciiTheme="minorHAnsi" w:hAnsiTheme="minorHAnsi" w:cstheme="minorHAnsi"/>
               <w:b/>
               <w:bCs/>
-              <w:color w:val="000000" w:themeColor="text1"/>
             </w:rPr>
             <w:t>Calcul sur les données chiffrées</w:t>
           </w:r>
@@ -7711,7 +7080,6 @@
               <w:rFonts w:asciiTheme="minorHAnsi" w:hAnsiTheme="minorHAnsi" w:cstheme="minorHAnsi"/>
               <w:b/>
               <w:bCs/>
-              <w:color w:val="000000" w:themeColor="text1"/>
             </w:rPr>
             <w:t xml:space="preserve"> </w:t>
           </w:r>
@@ -7729,15 +7097,7 @@
               <w:b/>
               <w:bCs/>
             </w:rPr>
-            <w:t>………………………………………………</w:t>
-          </w:r>
-          <w:r>
-            <w:rPr>
-              <w:rFonts w:asciiTheme="minorHAnsi" w:hAnsiTheme="minorHAnsi" w:cstheme="minorHAnsi"/>
-              <w:b/>
-              <w:bCs/>
-            </w:rPr>
-            <w:t>…………….</w:t>
+            <w:t>…………………………………………………………….</w:t>
           </w:r>
           <w:r>
             <w:rPr>
@@ -7761,7 +7121,6 @@
               <w:rFonts w:asciiTheme="minorHAnsi" w:hAnsiTheme="minorHAnsi" w:cstheme="minorHAnsi"/>
               <w:b/>
               <w:bCs/>
-              <w:color w:val="000000" w:themeColor="text1"/>
             </w:rPr>
           </w:pPr>
           <w:r>
@@ -7769,7 +7128,6 @@
               <w:rFonts w:asciiTheme="minorHAnsi" w:hAnsiTheme="minorHAnsi" w:cstheme="minorHAnsi"/>
               <w:b/>
               <w:bCs/>
-              <w:color w:val="000000" w:themeColor="text1"/>
             </w:rPr>
             <w:t xml:space="preserve">Déchiffrement </w:t>
           </w:r>
@@ -7787,15 +7145,7 @@
               <w:b/>
               <w:bCs/>
             </w:rPr>
-            <w:t>………………………………………………………………………………</w:t>
-          </w:r>
-          <w:r>
-            <w:rPr>
-              <w:rFonts w:asciiTheme="minorHAnsi" w:hAnsiTheme="minorHAnsi" w:cstheme="minorHAnsi"/>
-              <w:b/>
-              <w:bCs/>
-            </w:rPr>
-            <w:t>…</w:t>
+            <w:t>…………………………………………………………………………………</w:t>
           </w:r>
           <w:proofErr w:type="gramStart"/>
           <w:r>
@@ -7861,15 +7211,7 @@
               <w:b/>
               <w:bCs/>
             </w:rPr>
-            <w:t>………………………………………………</w:t>
-          </w:r>
-          <w:r>
-            <w:rPr>
-              <w:rFonts w:asciiTheme="minorHAnsi" w:hAnsiTheme="minorHAnsi" w:cstheme="minorHAnsi"/>
-              <w:b/>
-              <w:bCs/>
-            </w:rPr>
-            <w:t>……</w:t>
+            <w:t>……………………………………………………</w:t>
           </w:r>
           <w:proofErr w:type="gramStart"/>
           <w:r>
@@ -8114,15 +7456,7 @@
               <w:b/>
               <w:bCs/>
             </w:rPr>
-            <w:t>……</w:t>
-          </w:r>
-          <w:r>
-            <w:rPr>
-              <w:rFonts w:asciiTheme="minorHAnsi" w:hAnsiTheme="minorHAnsi" w:cstheme="minorHAnsi"/>
-              <w:b/>
-              <w:bCs/>
-            </w:rPr>
-            <w:t>.</w:t>
+            <w:t>…….</w:t>
           </w:r>
           <w:proofErr w:type="gramEnd"/>
           <w:r>
@@ -8164,16 +7498,7 @@
               <w:sz w:val="22"/>
               <w:szCs w:val="22"/>
             </w:rPr>
-            <w:t>………………………………………………………………………………</w:t>
-          </w:r>
-          <w:r>
-            <w:rPr>
-              <w:rFonts w:asciiTheme="minorHAnsi" w:hAnsiTheme="minorHAnsi" w:cstheme="minorHAnsi"/>
-              <w:bCs/>
-              <w:sz w:val="22"/>
-              <w:szCs w:val="22"/>
-            </w:rPr>
-            <w:t>…</w:t>
+            <w:t>…………………………………………………………………………………</w:t>
           </w:r>
           <w:proofErr w:type="gramStart"/>
           <w:r>
@@ -8253,15 +7578,7 @@
               <w:b/>
               <w:bCs/>
             </w:rPr>
-            <w:t>………………</w:t>
-          </w:r>
-          <w:r>
-            <w:rPr>
-              <w:rFonts w:asciiTheme="minorHAnsi" w:hAnsiTheme="minorHAnsi" w:cstheme="minorHAnsi"/>
-              <w:b/>
-              <w:bCs/>
-            </w:rPr>
-            <w:t>………</w:t>
+            <w:t>………………………</w:t>
           </w:r>
           <w:proofErr w:type="gramStart"/>
           <w:r>
@@ -8329,15 +7646,7 @@
               <w:b/>
               <w:bCs/>
             </w:rPr>
-            <w:t>………………………………………………………………………………</w:t>
-          </w:r>
-          <w:r>
-            <w:rPr>
-              <w:rFonts w:asciiTheme="minorHAnsi" w:hAnsiTheme="minorHAnsi" w:cstheme="minorHAnsi"/>
-              <w:b/>
-              <w:bCs/>
-            </w:rPr>
-            <w:t>….</w:t>
+            <w:t>………………………………………………………………………………….</w:t>
           </w:r>
           <w:r>
             <w:rPr>
@@ -8396,15 +7705,7 @@
               <w:b/>
               <w:bCs/>
             </w:rPr>
-            <w:t>…</w:t>
-          </w:r>
-          <w:r>
-            <w:rPr>
-              <w:rFonts w:asciiTheme="minorHAnsi" w:hAnsiTheme="minorHAnsi" w:cstheme="minorHAnsi"/>
-              <w:b/>
-              <w:bCs/>
-            </w:rPr>
-            <w:t>…</w:t>
+            <w:t>……</w:t>
           </w:r>
           <w:r>
             <w:rPr>
@@ -8474,15 +7775,7 @@
               <w:b/>
               <w:bCs/>
             </w:rPr>
-            <w:t>………………………………</w:t>
-          </w:r>
-          <w:r>
-            <w:rPr>
-              <w:rFonts w:asciiTheme="minorHAnsi" w:hAnsiTheme="minorHAnsi" w:cstheme="minorHAnsi"/>
-              <w:b/>
-              <w:bCs/>
-            </w:rPr>
-            <w:t>………</w:t>
+            <w:t>………………………………………</w:t>
           </w:r>
           <w:r>
             <w:rPr>
@@ -8544,16 +7837,7 @@
               <w:sz w:val="22"/>
               <w:szCs w:val="22"/>
             </w:rPr>
-            <w:t>………………………………………………</w:t>
-          </w:r>
-          <w:r>
-            <w:rPr>
-              <w:rFonts w:asciiTheme="minorHAnsi" w:hAnsiTheme="minorHAnsi" w:cstheme="minorHAnsi"/>
-              <w:bCs/>
-              <w:sz w:val="22"/>
-              <w:szCs w:val="22"/>
-            </w:rPr>
-            <w:t>….</w:t>
+            <w:t>………………………………………………….</w:t>
           </w:r>
           <w:r>
             <w:rPr>
@@ -8578,7 +7862,6 @@
               <w:rFonts w:asciiTheme="minorHAnsi" w:hAnsiTheme="minorHAnsi" w:cstheme="minorHAnsi"/>
               <w:b/>
               <w:bCs/>
-              <w:color w:val="000000"/>
               <w:highlight w:val="white"/>
             </w:rPr>
           </w:pPr>
@@ -8587,7 +7870,6 @@
               <w:rFonts w:asciiTheme="minorHAnsi" w:hAnsiTheme="minorHAnsi" w:cstheme="minorHAnsi"/>
               <w:b/>
               <w:bCs/>
-              <w:color w:val="000000"/>
               <w:highlight w:val="white"/>
             </w:rPr>
             <w:t>Concept de base </w:t>
@@ -8606,15 +7888,7 @@
               <w:b/>
               <w:bCs/>
             </w:rPr>
-            <w:t>………………………………………………………………………………</w:t>
-          </w:r>
-          <w:r>
-            <w:rPr>
-              <w:rFonts w:asciiTheme="minorHAnsi" w:hAnsiTheme="minorHAnsi" w:cstheme="minorHAnsi"/>
-              <w:b/>
-              <w:bCs/>
-            </w:rPr>
-            <w:t>….</w:t>
+            <w:t>………………………………………………………………………………….</w:t>
           </w:r>
           <w:r>
             <w:rPr>
@@ -8645,7 +7919,6 @@
               <w:rFonts w:asciiTheme="minorHAnsi" w:hAnsiTheme="minorHAnsi" w:cstheme="minorHAnsi"/>
               <w:b/>
               <w:bCs/>
-              <w:color w:val="000000"/>
               <w:highlight w:val="white"/>
             </w:rPr>
             <w:t>Étapes de fonctionnement</w:t>
@@ -8656,7 +7929,6 @@
               <w:rFonts w:asciiTheme="minorHAnsi" w:hAnsiTheme="minorHAnsi" w:cstheme="minorHAnsi"/>
               <w:b/>
               <w:bCs/>
-              <w:color w:val="000000"/>
               <w:highlight w:val="white"/>
             </w:rPr>
             <w:t xml:space="preserve"> </w:t>
@@ -8676,15 +7948,7 @@
               <w:b/>
               <w:bCs/>
             </w:rPr>
-            <w:t>………………………………………………………………</w:t>
-          </w:r>
-          <w:r>
-            <w:rPr>
-              <w:rFonts w:asciiTheme="minorHAnsi" w:hAnsiTheme="minorHAnsi" w:cstheme="minorHAnsi"/>
-              <w:b/>
-              <w:bCs/>
-            </w:rPr>
-            <w:t>……</w:t>
+            <w:t>……………………………………………………………………</w:t>
           </w:r>
           <w:r>
             <w:rPr>
@@ -8699,7 +7963,6 @@
               <w:rFonts w:asciiTheme="minorHAnsi" w:hAnsiTheme="minorHAnsi" w:cstheme="minorHAnsi"/>
               <w:b/>
               <w:bCs/>
-              <w:color w:val="000000"/>
               <w:highlight w:val="white"/>
             </w:rPr>
             <w:t> </w:t>
@@ -8760,15 +8023,7 @@
               <w:b/>
               <w:bCs/>
             </w:rPr>
-            <w:t>………………………………………………</w:t>
-          </w:r>
-          <w:r>
-            <w:rPr>
-              <w:rFonts w:asciiTheme="minorHAnsi" w:hAnsiTheme="minorHAnsi" w:cstheme="minorHAnsi"/>
-              <w:b/>
-              <w:bCs/>
-            </w:rPr>
-            <w:t>…………</w:t>
+            <w:t>…………………………………………………………</w:t>
           </w:r>
           <w:r>
             <w:rPr>
@@ -9048,16 +8303,7 @@
               <w:sz w:val="22"/>
               <w:szCs w:val="22"/>
             </w:rPr>
-            <w:t>………………………………………………</w:t>
-          </w:r>
-          <w:r>
-            <w:rPr>
-              <w:rFonts w:asciiTheme="minorHAnsi" w:hAnsiTheme="minorHAnsi" w:cstheme="minorHAnsi"/>
-              <w:bCs/>
-              <w:sz w:val="22"/>
-              <w:szCs w:val="22"/>
-            </w:rPr>
-            <w:t>…………</w:t>
+            <w:t>…………………………………………………………</w:t>
           </w:r>
           <w:proofErr w:type="gramStart"/>
           <w:r>
@@ -9110,7 +8356,6 @@
             <w:rPr>
               <w:rFonts w:asciiTheme="minorHAnsi" w:hAnsiTheme="minorHAnsi" w:cstheme="minorHAnsi"/>
               <w:bCs/>
-              <w:color w:val="000000"/>
               <w:sz w:val="22"/>
               <w:szCs w:val="22"/>
             </w:rPr>
@@ -9121,7 +8366,6 @@
             <w:rPr>
               <w:rFonts w:asciiTheme="minorHAnsi" w:hAnsiTheme="minorHAnsi" w:cstheme="minorHAnsi"/>
               <w:bCs/>
-              <w:color w:val="000000"/>
               <w:sz w:val="22"/>
               <w:szCs w:val="22"/>
             </w:rPr>
@@ -9132,7 +8376,6 @@
             <w:rPr>
               <w:rFonts w:asciiTheme="minorHAnsi" w:hAnsiTheme="minorHAnsi" w:cstheme="minorHAnsi"/>
               <w:bCs/>
-              <w:color w:val="000000"/>
               <w:sz w:val="22"/>
               <w:szCs w:val="22"/>
             </w:rPr>
@@ -9207,7 +8450,6 @@
             <w:rPr>
               <w:rFonts w:asciiTheme="minorHAnsi" w:hAnsiTheme="minorHAnsi" w:cstheme="minorHAnsi"/>
               <w:bCs/>
-              <w:color w:val="000000"/>
               <w:sz w:val="22"/>
               <w:szCs w:val="22"/>
             </w:rPr>
@@ -9217,11 +8459,10 @@
             <w:rPr>
               <w:rFonts w:asciiTheme="minorHAnsi" w:hAnsiTheme="minorHAnsi" w:cstheme="minorHAnsi"/>
               <w:bCs/>
-              <w:color w:val="000000"/>
               <w:sz w:val="22"/>
               <w:szCs w:val="22"/>
             </w:rPr>
-            <w:t xml:space="preserve"> </w:t>
+            <w:t xml:space="preserve"> …</w:t>
           </w:r>
           <w:r>
             <w:rPr>
@@ -9230,8 +8471,9 @@
               <w:sz w:val="22"/>
               <w:szCs w:val="22"/>
             </w:rPr>
-            <w:t>…</w:t>
-          </w:r>
+            <w:t>………………………………………………………</w:t>
+          </w:r>
+          <w:proofErr w:type="gramStart"/>
           <w:r>
             <w:rPr>
               <w:rFonts w:asciiTheme="minorHAnsi" w:hAnsiTheme="minorHAnsi" w:cstheme="minorHAnsi"/>
@@ -9239,7 +8481,7 @@
               <w:sz w:val="22"/>
               <w:szCs w:val="22"/>
             </w:rPr>
-            <w:t>………………………………………………</w:t>
+            <w:t>……</w:t>
           </w:r>
           <w:r>
             <w:rPr>
@@ -9248,9 +8490,9 @@
               <w:sz w:val="22"/>
               <w:szCs w:val="22"/>
             </w:rPr>
-            <w:t>………</w:t>
-          </w:r>
-          <w:proofErr w:type="gramStart"/>
+            <w:t>.</w:t>
+          </w:r>
+          <w:proofErr w:type="gramEnd"/>
           <w:r>
             <w:rPr>
               <w:rFonts w:asciiTheme="minorHAnsi" w:hAnsiTheme="minorHAnsi" w:cstheme="minorHAnsi"/>
@@ -9258,827 +8500,7 @@
               <w:sz w:val="22"/>
               <w:szCs w:val="22"/>
             </w:rPr>
-            <w:t>……</w:t>
-          </w:r>
-          <w:r>
-            <w:rPr>
-              <w:rFonts w:asciiTheme="minorHAnsi" w:hAnsiTheme="minorHAnsi" w:cstheme="minorHAnsi"/>
-              <w:bCs/>
-              <w:sz w:val="22"/>
-              <w:szCs w:val="22"/>
-            </w:rPr>
-            <w:t>.</w:t>
-          </w:r>
-          <w:proofErr w:type="gramEnd"/>
-          <w:r>
-            <w:rPr>
-              <w:rFonts w:asciiTheme="minorHAnsi" w:hAnsiTheme="minorHAnsi" w:cstheme="minorHAnsi"/>
-              <w:bCs/>
-              <w:sz w:val="22"/>
-              <w:szCs w:val="22"/>
-            </w:rPr>
             <w:t>. 40</w:t>
-          </w:r>
-        </w:p>
-        <w:p>
-          <w:pPr>
-            <w:pStyle w:val="Style1"/>
-            <w:numPr>
-              <w:ilvl w:val="1"/>
-              <w:numId w:val="37"/>
-            </w:numPr>
-            <w:spacing w:line="276" w:lineRule="auto"/>
-            <w:rPr>
-              <w:rFonts w:asciiTheme="minorHAnsi" w:hAnsiTheme="minorHAnsi" w:cstheme="minorHAnsi"/>
-              <w:bCs/>
-              <w:sz w:val="22"/>
-              <w:szCs w:val="22"/>
-            </w:rPr>
-          </w:pPr>
-          <w:r>
-            <w:rPr>
-              <w:rFonts w:asciiTheme="minorHAnsi" w:hAnsiTheme="minorHAnsi" w:cstheme="minorHAnsi"/>
-              <w:bCs/>
-              <w:sz w:val="22"/>
-              <w:szCs w:val="22"/>
-            </w:rPr>
-            <w:t>Algorithmes de chiffrement légers </w:t>
-          </w:r>
-          <w:r>
-            <w:rPr>
-              <w:rFonts w:asciiTheme="minorHAnsi" w:hAnsiTheme="minorHAnsi" w:cstheme="minorHAnsi"/>
-              <w:bCs/>
-              <w:sz w:val="22"/>
-              <w:szCs w:val="22"/>
-            </w:rPr>
-            <w:t>…</w:t>
-          </w:r>
-          <w:r>
-            <w:rPr>
-              <w:rFonts w:asciiTheme="minorHAnsi" w:hAnsiTheme="minorHAnsi" w:cstheme="minorHAnsi"/>
-              <w:bCs/>
-              <w:sz w:val="22"/>
-              <w:szCs w:val="22"/>
-            </w:rPr>
-            <w:t>………………………………………………………………</w:t>
-          </w:r>
-          <w:proofErr w:type="gramStart"/>
-          <w:r>
-            <w:rPr>
-              <w:rFonts w:asciiTheme="minorHAnsi" w:hAnsiTheme="minorHAnsi" w:cstheme="minorHAnsi"/>
-              <w:bCs/>
-              <w:sz w:val="22"/>
-              <w:szCs w:val="22"/>
-            </w:rPr>
-            <w:t>……</w:t>
-          </w:r>
-          <w:r>
-            <w:rPr>
-              <w:rFonts w:asciiTheme="minorHAnsi" w:hAnsiTheme="minorHAnsi" w:cstheme="minorHAnsi"/>
-              <w:bCs/>
-              <w:sz w:val="22"/>
-              <w:szCs w:val="22"/>
-            </w:rPr>
-            <w:t>.</w:t>
-          </w:r>
-          <w:proofErr w:type="gramEnd"/>
-          <w:r>
-            <w:rPr>
-              <w:rFonts w:asciiTheme="minorHAnsi" w:hAnsiTheme="minorHAnsi" w:cstheme="minorHAnsi"/>
-              <w:bCs/>
-              <w:sz w:val="22"/>
-              <w:szCs w:val="22"/>
-            </w:rPr>
-            <w:t>. 40</w:t>
-          </w:r>
-        </w:p>
-        <w:p>
-          <w:pPr>
-            <w:pStyle w:val="Paragraphedeliste"/>
-            <w:numPr>
-              <w:ilvl w:val="2"/>
-              <w:numId w:val="37"/>
-            </w:numPr>
-            <w:spacing w:before="240" w:after="240" w:line="276" w:lineRule="auto"/>
-            <w:jc w:val="both"/>
-            <w:rPr>
-              <w:rFonts w:asciiTheme="minorHAnsi" w:hAnsiTheme="minorHAnsi" w:cstheme="minorHAnsi"/>
-              <w:b/>
-              <w:bCs/>
-            </w:rPr>
-          </w:pPr>
-          <w:r>
-            <w:rPr>
-              <w:rFonts w:asciiTheme="minorHAnsi" w:hAnsiTheme="minorHAnsi" w:cstheme="minorHAnsi"/>
-              <w:b/>
-              <w:bCs/>
-            </w:rPr>
-            <w:lastRenderedPageBreak/>
-            <w:t>Caractéristiques des algorithmes de chiffrement léger </w:t>
-          </w:r>
-          <w:r>
-            <w:rPr>
-              <w:rFonts w:asciiTheme="minorHAnsi" w:hAnsiTheme="minorHAnsi" w:cstheme="minorHAnsi"/>
-              <w:b/>
-              <w:bCs/>
-            </w:rPr>
-            <w:t>………………………………</w:t>
-          </w:r>
-          <w:r>
-            <w:rPr>
-              <w:rFonts w:asciiTheme="minorHAnsi" w:hAnsiTheme="minorHAnsi" w:cstheme="minorHAnsi"/>
-              <w:b/>
-              <w:bCs/>
-            </w:rPr>
-            <w:t>…</w:t>
-          </w:r>
-          <w:proofErr w:type="gramStart"/>
-          <w:r>
-            <w:rPr>
-              <w:rFonts w:asciiTheme="minorHAnsi" w:hAnsiTheme="minorHAnsi" w:cstheme="minorHAnsi"/>
-              <w:b/>
-              <w:bCs/>
-            </w:rPr>
-            <w:t>…</w:t>
-          </w:r>
-          <w:r>
-            <w:rPr>
-              <w:rFonts w:asciiTheme="minorHAnsi" w:hAnsiTheme="minorHAnsi" w:cstheme="minorHAnsi"/>
-              <w:b/>
-              <w:bCs/>
-            </w:rPr>
-            <w:t>….</w:t>
-          </w:r>
-          <w:proofErr w:type="gramEnd"/>
-          <w:r>
-            <w:rPr>
-              <w:rFonts w:asciiTheme="minorHAnsi" w:hAnsiTheme="minorHAnsi" w:cstheme="minorHAnsi"/>
-              <w:b/>
-              <w:bCs/>
-            </w:rPr>
-            <w:t>. 41</w:t>
-          </w:r>
-        </w:p>
-        <w:p>
-          <w:pPr>
-            <w:pStyle w:val="Paragraphedeliste"/>
-            <w:numPr>
-              <w:ilvl w:val="2"/>
-              <w:numId w:val="37"/>
-            </w:numPr>
-            <w:spacing w:before="240" w:after="240" w:line="276" w:lineRule="auto"/>
-            <w:jc w:val="both"/>
-            <w:rPr>
-              <w:rFonts w:asciiTheme="minorHAnsi" w:hAnsiTheme="minorHAnsi" w:cstheme="minorHAnsi"/>
-              <w:b/>
-              <w:bCs/>
-            </w:rPr>
-          </w:pPr>
-          <w:r>
-            <w:rPr>
-              <w:rFonts w:asciiTheme="minorHAnsi" w:hAnsiTheme="minorHAnsi" w:cstheme="minorHAnsi"/>
-              <w:b/>
-              <w:bCs/>
-            </w:rPr>
-            <w:t>Exemples d'algorithmes de chiffrement léger </w:t>
-          </w:r>
-          <w:r>
-            <w:rPr>
-              <w:rFonts w:asciiTheme="minorHAnsi" w:hAnsiTheme="minorHAnsi" w:cstheme="minorHAnsi"/>
-              <w:b/>
-              <w:bCs/>
-            </w:rPr>
-            <w:t>…</w:t>
-          </w:r>
-          <w:r>
-            <w:rPr>
-              <w:rFonts w:asciiTheme="minorHAnsi" w:hAnsiTheme="minorHAnsi" w:cstheme="minorHAnsi"/>
-              <w:b/>
-              <w:bCs/>
-            </w:rPr>
-            <w:t>…………………………</w:t>
-          </w:r>
-          <w:r>
-            <w:rPr>
-              <w:rFonts w:asciiTheme="minorHAnsi" w:hAnsiTheme="minorHAnsi" w:cstheme="minorHAnsi"/>
-              <w:b/>
-              <w:bCs/>
-            </w:rPr>
-            <w:t>…</w:t>
-          </w:r>
-          <w:r>
-            <w:rPr>
-              <w:rFonts w:asciiTheme="minorHAnsi" w:hAnsiTheme="minorHAnsi" w:cstheme="minorHAnsi"/>
-              <w:b/>
-              <w:bCs/>
-            </w:rPr>
-            <w:t>………………</w:t>
-          </w:r>
-          <w:proofErr w:type="gramStart"/>
-          <w:r>
-            <w:rPr>
-              <w:rFonts w:asciiTheme="minorHAnsi" w:hAnsiTheme="minorHAnsi" w:cstheme="minorHAnsi"/>
-              <w:b/>
-              <w:bCs/>
-            </w:rPr>
-            <w:t>……</w:t>
-          </w:r>
-          <w:r>
-            <w:rPr>
-              <w:rFonts w:asciiTheme="minorHAnsi" w:hAnsiTheme="minorHAnsi" w:cstheme="minorHAnsi"/>
-              <w:b/>
-              <w:bCs/>
-            </w:rPr>
-            <w:t>.</w:t>
-          </w:r>
-          <w:proofErr w:type="gramEnd"/>
-          <w:r>
-            <w:rPr>
-              <w:rFonts w:asciiTheme="minorHAnsi" w:hAnsiTheme="minorHAnsi" w:cstheme="minorHAnsi"/>
-              <w:b/>
-              <w:bCs/>
-            </w:rPr>
-            <w:t>. 41</w:t>
-          </w:r>
-        </w:p>
-        <w:p>
-          <w:pPr>
-            <w:pStyle w:val="Titre4"/>
-            <w:keepNext w:val="0"/>
-            <w:keepLines w:val="0"/>
-            <w:numPr>
-              <w:ilvl w:val="3"/>
-              <w:numId w:val="37"/>
-            </w:numPr>
-            <w:spacing w:line="276" w:lineRule="auto"/>
-            <w:jc w:val="both"/>
-            <w:rPr>
-              <w:rFonts w:asciiTheme="minorHAnsi" w:hAnsiTheme="minorHAnsi" w:cstheme="minorHAnsi"/>
-              <w:bCs/>
-              <w:sz w:val="22"/>
-              <w:szCs w:val="22"/>
-              <w:lang w:val="en-US"/>
-            </w:rPr>
-          </w:pPr>
-          <w:r>
-            <w:rPr>
-              <w:rFonts w:asciiTheme="minorHAnsi" w:hAnsiTheme="minorHAnsi" w:cstheme="minorHAnsi"/>
-              <w:bCs/>
-              <w:sz w:val="22"/>
-              <w:szCs w:val="22"/>
-              <w:lang w:val="en-US"/>
-            </w:rPr>
-            <w:t xml:space="preserve">SPECK (Symmetric Privacy-Enhanced Communication) </w:t>
-          </w:r>
-          <w:r>
-            <w:rPr>
-              <w:rFonts w:asciiTheme="minorHAnsi" w:hAnsiTheme="minorHAnsi" w:cstheme="minorHAnsi"/>
-              <w:bCs/>
-              <w:sz w:val="22"/>
-              <w:szCs w:val="22"/>
-              <w:lang w:val="en-US"/>
-            </w:rPr>
-            <w:t>…</w:t>
-          </w:r>
-          <w:r>
-            <w:rPr>
-              <w:rFonts w:asciiTheme="minorHAnsi" w:hAnsiTheme="minorHAnsi" w:cstheme="minorHAnsi"/>
-              <w:bCs/>
-              <w:sz w:val="22"/>
-              <w:szCs w:val="22"/>
-              <w:lang w:val="en-US"/>
-            </w:rPr>
-            <w:t>…………………………</w:t>
-          </w:r>
-          <w:proofErr w:type="gramStart"/>
-          <w:r>
-            <w:rPr>
-              <w:rFonts w:asciiTheme="minorHAnsi" w:hAnsiTheme="minorHAnsi" w:cstheme="minorHAnsi"/>
-              <w:bCs/>
-              <w:sz w:val="22"/>
-              <w:szCs w:val="22"/>
-              <w:lang w:val="en-US"/>
-            </w:rPr>
-            <w:t>…</w:t>
-          </w:r>
-          <w:r>
-            <w:rPr>
-              <w:rFonts w:asciiTheme="minorHAnsi" w:hAnsiTheme="minorHAnsi" w:cstheme="minorHAnsi"/>
-              <w:bCs/>
-              <w:sz w:val="22"/>
-              <w:szCs w:val="22"/>
-              <w:lang w:val="en-US"/>
-            </w:rPr>
-            <w:t>..</w:t>
-          </w:r>
-          <w:proofErr w:type="gramEnd"/>
-          <w:r>
-            <w:rPr>
-              <w:rFonts w:asciiTheme="minorHAnsi" w:hAnsiTheme="minorHAnsi" w:cstheme="minorHAnsi"/>
-              <w:bCs/>
-              <w:sz w:val="22"/>
-              <w:szCs w:val="22"/>
-              <w:lang w:val="en-US"/>
-            </w:rPr>
-            <w:t xml:space="preserve"> </w:t>
-          </w:r>
-          <w:r>
-            <w:rPr>
-              <w:rFonts w:asciiTheme="minorHAnsi" w:hAnsiTheme="minorHAnsi" w:cstheme="minorHAnsi"/>
-              <w:bCs/>
-              <w:sz w:val="22"/>
-              <w:szCs w:val="22"/>
-              <w:lang w:val="en-US"/>
-            </w:rPr>
-            <w:t>41</w:t>
-          </w:r>
-        </w:p>
-        <w:p>
-          <w:pPr>
-            <w:pStyle w:val="Paragraphedeliste"/>
-            <w:numPr>
-              <w:ilvl w:val="3"/>
-              <w:numId w:val="37"/>
-            </w:numPr>
-            <w:spacing w:line="276" w:lineRule="auto"/>
-            <w:rPr>
-              <w:rFonts w:asciiTheme="minorHAnsi" w:hAnsiTheme="minorHAnsi" w:cstheme="minorHAnsi"/>
-              <w:b/>
-              <w:bCs/>
-            </w:rPr>
-          </w:pPr>
-          <w:r>
-            <w:rPr>
-              <w:rFonts w:asciiTheme="minorHAnsi" w:hAnsiTheme="minorHAnsi" w:cstheme="minorHAnsi"/>
-              <w:b/>
-              <w:bCs/>
-            </w:rPr>
-            <w:t xml:space="preserve">SIMON </w:t>
-          </w:r>
-          <w:r>
-            <w:rPr>
-              <w:rFonts w:asciiTheme="minorHAnsi" w:hAnsiTheme="minorHAnsi" w:cstheme="minorHAnsi"/>
-              <w:b/>
-              <w:bCs/>
-            </w:rPr>
-            <w:t>…</w:t>
-          </w:r>
-          <w:r>
-            <w:rPr>
-              <w:rFonts w:asciiTheme="minorHAnsi" w:hAnsiTheme="minorHAnsi" w:cstheme="minorHAnsi"/>
-              <w:b/>
-              <w:bCs/>
-            </w:rPr>
-            <w:t>………………………………………………………………………………………………</w:t>
-          </w:r>
-          <w:proofErr w:type="gramStart"/>
-          <w:r>
-            <w:rPr>
-              <w:rFonts w:asciiTheme="minorHAnsi" w:hAnsiTheme="minorHAnsi" w:cstheme="minorHAnsi"/>
-              <w:b/>
-              <w:bCs/>
-            </w:rPr>
-            <w:t>……</w:t>
-          </w:r>
-          <w:r>
-            <w:rPr>
-              <w:rFonts w:asciiTheme="minorHAnsi" w:hAnsiTheme="minorHAnsi" w:cstheme="minorHAnsi"/>
-              <w:b/>
-              <w:bCs/>
-            </w:rPr>
-            <w:t>.</w:t>
-          </w:r>
-          <w:proofErr w:type="gramEnd"/>
-          <w:r>
-            <w:rPr>
-              <w:rFonts w:asciiTheme="minorHAnsi" w:hAnsiTheme="minorHAnsi" w:cstheme="minorHAnsi"/>
-              <w:b/>
-              <w:bCs/>
-            </w:rPr>
-            <w:t>. 42</w:t>
-          </w:r>
-        </w:p>
-        <w:p>
-          <w:pPr>
-            <w:pStyle w:val="Paragraphedeliste"/>
-            <w:numPr>
-              <w:ilvl w:val="3"/>
-              <w:numId w:val="37"/>
-            </w:numPr>
-            <w:spacing w:line="276" w:lineRule="auto"/>
-            <w:rPr>
-              <w:rFonts w:asciiTheme="minorHAnsi" w:hAnsiTheme="minorHAnsi" w:cstheme="minorHAnsi"/>
-              <w:b/>
-              <w:bCs/>
-              <w:lang w:val="en-US"/>
-            </w:rPr>
-          </w:pPr>
-          <w:r>
-            <w:rPr>
-              <w:rFonts w:asciiTheme="minorHAnsi" w:hAnsiTheme="minorHAnsi" w:cstheme="minorHAnsi"/>
-              <w:b/>
-              <w:bCs/>
-              <w:lang w:val="en-US"/>
-            </w:rPr>
-            <w:t>XTEA (Extended Tiny Encryption Algorithm)</w:t>
-          </w:r>
-          <w:r>
-            <w:rPr>
-              <w:rFonts w:asciiTheme="minorHAnsi" w:hAnsiTheme="minorHAnsi" w:cstheme="minorHAnsi"/>
-              <w:b/>
-              <w:bCs/>
-              <w:lang w:val="en-US"/>
-            </w:rPr>
-            <w:t xml:space="preserve"> …</w:t>
-          </w:r>
-          <w:r>
-            <w:rPr>
-              <w:rFonts w:asciiTheme="minorHAnsi" w:hAnsiTheme="minorHAnsi" w:cstheme="minorHAnsi"/>
-              <w:b/>
-              <w:bCs/>
-              <w:lang w:val="en-US"/>
-            </w:rPr>
-            <w:t>…………………………………………</w:t>
-          </w:r>
-          <w:proofErr w:type="gramStart"/>
-          <w:r>
-            <w:rPr>
-              <w:rFonts w:asciiTheme="minorHAnsi" w:hAnsiTheme="minorHAnsi" w:cstheme="minorHAnsi"/>
-              <w:b/>
-              <w:bCs/>
-              <w:lang w:val="en-US"/>
-            </w:rPr>
-            <w:t>…</w:t>
-          </w:r>
-          <w:r>
-            <w:rPr>
-              <w:rFonts w:asciiTheme="minorHAnsi" w:hAnsiTheme="minorHAnsi" w:cstheme="minorHAnsi"/>
-              <w:b/>
-              <w:bCs/>
-              <w:lang w:val="en-US"/>
-            </w:rPr>
-            <w:t>..</w:t>
-          </w:r>
-          <w:proofErr w:type="gramEnd"/>
-          <w:r>
-            <w:rPr>
-              <w:rFonts w:asciiTheme="minorHAnsi" w:hAnsiTheme="minorHAnsi" w:cstheme="minorHAnsi"/>
-              <w:b/>
-              <w:bCs/>
-              <w:lang w:val="en-US"/>
-            </w:rPr>
-            <w:t xml:space="preserve"> </w:t>
-          </w:r>
-          <w:r>
-            <w:rPr>
-              <w:rFonts w:asciiTheme="minorHAnsi" w:hAnsiTheme="minorHAnsi" w:cstheme="minorHAnsi"/>
-              <w:b/>
-              <w:bCs/>
-              <w:lang w:val="en-US"/>
-            </w:rPr>
-            <w:t>42</w:t>
-          </w:r>
-        </w:p>
-        <w:p>
-          <w:pPr>
-            <w:pStyle w:val="Paragraphedeliste"/>
-            <w:numPr>
-              <w:ilvl w:val="3"/>
-              <w:numId w:val="37"/>
-            </w:numPr>
-            <w:spacing w:line="256" w:lineRule="auto"/>
-            <w:rPr>
-              <w:rFonts w:asciiTheme="minorHAnsi" w:hAnsiTheme="minorHAnsi" w:cstheme="minorHAnsi"/>
-              <w:b/>
-              <w:bCs/>
-            </w:rPr>
-          </w:pPr>
-          <w:r>
-            <w:rPr>
-              <w:rFonts w:asciiTheme="minorHAnsi" w:hAnsiTheme="minorHAnsi" w:cstheme="minorHAnsi"/>
-              <w:b/>
-              <w:bCs/>
-            </w:rPr>
-            <w:t xml:space="preserve">Chiffrement à clé elliptique (ECC) </w:t>
-          </w:r>
-          <w:r>
-            <w:rPr>
-              <w:rFonts w:asciiTheme="minorHAnsi" w:hAnsiTheme="minorHAnsi" w:cstheme="minorHAnsi"/>
-              <w:b/>
-              <w:bCs/>
-            </w:rPr>
-            <w:t>…</w:t>
-          </w:r>
-          <w:r>
-            <w:rPr>
-              <w:rFonts w:asciiTheme="minorHAnsi" w:hAnsiTheme="minorHAnsi" w:cstheme="minorHAnsi"/>
-              <w:b/>
-              <w:bCs/>
-            </w:rPr>
-            <w:t>………………………………………………</w:t>
-          </w:r>
-          <w:r>
-            <w:rPr>
-              <w:rFonts w:asciiTheme="minorHAnsi" w:hAnsiTheme="minorHAnsi" w:cstheme="minorHAnsi"/>
-              <w:b/>
-              <w:bCs/>
-            </w:rPr>
-            <w:t>………</w:t>
-          </w:r>
-          <w:proofErr w:type="gramStart"/>
-          <w:r>
-            <w:rPr>
-              <w:rFonts w:asciiTheme="minorHAnsi" w:hAnsiTheme="minorHAnsi" w:cstheme="minorHAnsi"/>
-              <w:b/>
-              <w:bCs/>
-            </w:rPr>
-            <w:t>……</w:t>
-          </w:r>
-          <w:r>
-            <w:rPr>
-              <w:rFonts w:asciiTheme="minorHAnsi" w:hAnsiTheme="minorHAnsi" w:cstheme="minorHAnsi"/>
-              <w:b/>
-              <w:bCs/>
-            </w:rPr>
-            <w:t>.</w:t>
-          </w:r>
-          <w:proofErr w:type="gramEnd"/>
-          <w:r>
-            <w:rPr>
-              <w:rFonts w:asciiTheme="minorHAnsi" w:hAnsiTheme="minorHAnsi" w:cstheme="minorHAnsi"/>
-              <w:b/>
-              <w:bCs/>
-            </w:rPr>
-            <w:t>. 43</w:t>
-          </w:r>
-        </w:p>
-        <w:p>
-          <w:pPr>
-            <w:pStyle w:val="Paragraphedeliste"/>
-            <w:numPr>
-              <w:ilvl w:val="3"/>
-              <w:numId w:val="37"/>
-            </w:numPr>
-            <w:spacing w:line="256" w:lineRule="auto"/>
-            <w:rPr>
-              <w:rFonts w:asciiTheme="minorHAnsi" w:hAnsiTheme="minorHAnsi" w:cstheme="minorHAnsi"/>
-              <w:b/>
-              <w:bCs/>
-            </w:rPr>
-          </w:pPr>
-          <w:r>
-            <w:rPr>
-              <w:rFonts w:asciiTheme="minorHAnsi" w:hAnsiTheme="minorHAnsi" w:cstheme="minorHAnsi"/>
-              <w:b/>
-              <w:bCs/>
-            </w:rPr>
-            <w:t>LEA (</w:t>
-          </w:r>
-          <w:proofErr w:type="spellStart"/>
-          <w:r>
-            <w:rPr>
-              <w:rFonts w:asciiTheme="minorHAnsi" w:hAnsiTheme="minorHAnsi" w:cstheme="minorHAnsi"/>
-              <w:b/>
-              <w:bCs/>
-            </w:rPr>
-            <w:t>Lightweight</w:t>
-          </w:r>
-          <w:proofErr w:type="spellEnd"/>
-          <w:r>
-            <w:rPr>
-              <w:rFonts w:asciiTheme="minorHAnsi" w:hAnsiTheme="minorHAnsi" w:cstheme="minorHAnsi"/>
-              <w:b/>
-              <w:bCs/>
-            </w:rPr>
-            <w:t xml:space="preserve"> </w:t>
-          </w:r>
-          <w:proofErr w:type="spellStart"/>
-          <w:r>
-            <w:rPr>
-              <w:rFonts w:asciiTheme="minorHAnsi" w:hAnsiTheme="minorHAnsi" w:cstheme="minorHAnsi"/>
-              <w:b/>
-              <w:bCs/>
-            </w:rPr>
-            <w:t>Encryption</w:t>
-          </w:r>
-          <w:proofErr w:type="spellEnd"/>
-          <w:r>
-            <w:rPr>
-              <w:rFonts w:asciiTheme="minorHAnsi" w:hAnsiTheme="minorHAnsi" w:cstheme="minorHAnsi"/>
-              <w:b/>
-              <w:bCs/>
-            </w:rPr>
-            <w:t xml:space="preserve"> </w:t>
-          </w:r>
-          <w:proofErr w:type="spellStart"/>
-          <w:proofErr w:type="gramStart"/>
-          <w:r>
-            <w:rPr>
-              <w:rFonts w:asciiTheme="minorHAnsi" w:hAnsiTheme="minorHAnsi" w:cstheme="minorHAnsi"/>
-              <w:b/>
-              <w:bCs/>
-            </w:rPr>
-            <w:t>Algorithm</w:t>
-          </w:r>
-          <w:proofErr w:type="spellEnd"/>
-          <w:r>
-            <w:rPr>
-              <w:rFonts w:asciiTheme="minorHAnsi" w:hAnsiTheme="minorHAnsi" w:cstheme="minorHAnsi"/>
-              <w:b/>
-              <w:bCs/>
-            </w:rPr>
-            <w:t xml:space="preserve">) </w:t>
-          </w:r>
-          <w:r>
-            <w:rPr>
-              <w:rFonts w:asciiTheme="minorHAnsi" w:hAnsiTheme="minorHAnsi" w:cstheme="minorHAnsi"/>
-              <w:b/>
-              <w:bCs/>
-            </w:rPr>
-            <w:t>….</w:t>
-          </w:r>
-          <w:proofErr w:type="gramEnd"/>
-          <w:r>
-            <w:rPr>
-              <w:rFonts w:asciiTheme="minorHAnsi" w:hAnsiTheme="minorHAnsi" w:cstheme="minorHAnsi"/>
-              <w:b/>
-              <w:bCs/>
-            </w:rPr>
-            <w:t>………………………………………………</w:t>
-          </w:r>
-          <w:r>
-            <w:rPr>
-              <w:rFonts w:asciiTheme="minorHAnsi" w:hAnsiTheme="minorHAnsi" w:cstheme="minorHAnsi"/>
-              <w:b/>
-              <w:bCs/>
-            </w:rPr>
-            <w:t>….</w:t>
-          </w:r>
-          <w:r>
-            <w:rPr>
-              <w:rFonts w:asciiTheme="minorHAnsi" w:hAnsiTheme="minorHAnsi" w:cstheme="minorHAnsi"/>
-              <w:b/>
-              <w:bCs/>
-            </w:rPr>
-            <w:t>. 44</w:t>
-          </w:r>
-        </w:p>
-        <w:p>
-          <w:pPr>
-            <w:pStyle w:val="Paragraphedeliste"/>
-            <w:spacing w:line="256" w:lineRule="auto"/>
-            <w:ind w:left="1980"/>
-            <w:rPr>
-              <w:rFonts w:asciiTheme="minorHAnsi" w:hAnsiTheme="minorHAnsi" w:cstheme="minorHAnsi"/>
-              <w:b/>
-              <w:bCs/>
-            </w:rPr>
-          </w:pPr>
-        </w:p>
-        <w:p>
-          <w:pPr>
-            <w:pStyle w:val="Paragraphedeliste"/>
-            <w:numPr>
-              <w:ilvl w:val="2"/>
-              <w:numId w:val="37"/>
-            </w:numPr>
-            <w:spacing w:line="360" w:lineRule="auto"/>
-            <w:jc w:val="both"/>
-            <w:rPr>
-              <w:rFonts w:asciiTheme="minorHAnsi" w:hAnsiTheme="minorHAnsi" w:cstheme="minorHAnsi"/>
-              <w:b/>
-              <w:bCs/>
-              <w:color w:val="000000" w:themeColor="text1"/>
-            </w:rPr>
-          </w:pPr>
-          <w:r>
-            <w:rPr>
-              <w:rFonts w:asciiTheme="minorHAnsi" w:hAnsiTheme="minorHAnsi" w:cstheme="minorHAnsi"/>
-              <w:b/>
-              <w:bCs/>
-              <w:color w:val="000000" w:themeColor="text1"/>
-            </w:rPr>
-            <w:t>Cas d’usage Les algorithmes de chiffrement léger </w:t>
-          </w:r>
-          <w:r>
-            <w:rPr>
-              <w:rFonts w:asciiTheme="minorHAnsi" w:hAnsiTheme="minorHAnsi" w:cstheme="minorHAnsi"/>
-              <w:b/>
-              <w:bCs/>
-            </w:rPr>
-            <w:t>………………………………</w:t>
-          </w:r>
-          <w:r>
-            <w:rPr>
-              <w:rFonts w:asciiTheme="minorHAnsi" w:hAnsiTheme="minorHAnsi" w:cstheme="minorHAnsi"/>
-              <w:b/>
-              <w:bCs/>
-            </w:rPr>
-            <w:t>…………</w:t>
-          </w:r>
-          <w:proofErr w:type="gramStart"/>
-          <w:r>
-            <w:rPr>
-              <w:rFonts w:asciiTheme="minorHAnsi" w:hAnsiTheme="minorHAnsi" w:cstheme="minorHAnsi"/>
-              <w:b/>
-              <w:bCs/>
-            </w:rPr>
-            <w:t>…</w:t>
-          </w:r>
-          <w:r>
-            <w:rPr>
-              <w:rFonts w:asciiTheme="minorHAnsi" w:hAnsiTheme="minorHAnsi" w:cstheme="minorHAnsi"/>
-              <w:b/>
-              <w:bCs/>
-            </w:rPr>
-            <w:t>….</w:t>
-          </w:r>
-          <w:proofErr w:type="gramEnd"/>
-          <w:r>
-            <w:rPr>
-              <w:rFonts w:asciiTheme="minorHAnsi" w:hAnsiTheme="minorHAnsi" w:cstheme="minorHAnsi"/>
-              <w:b/>
-              <w:bCs/>
-            </w:rPr>
-            <w:t>. 45</w:t>
-          </w:r>
-        </w:p>
-        <w:p>
-          <w:pPr>
-            <w:pStyle w:val="Paragraphedeliste"/>
-            <w:numPr>
-              <w:ilvl w:val="3"/>
-              <w:numId w:val="37"/>
-            </w:numPr>
-            <w:spacing w:line="360" w:lineRule="auto"/>
-            <w:jc w:val="both"/>
-            <w:rPr>
-              <w:rFonts w:asciiTheme="minorHAnsi" w:hAnsiTheme="minorHAnsi" w:cstheme="minorHAnsi"/>
-              <w:b/>
-              <w:bCs/>
-              <w:color w:val="000000" w:themeColor="text1"/>
-            </w:rPr>
-          </w:pPr>
-          <w:r>
-            <w:rPr>
-              <w:rFonts w:asciiTheme="minorHAnsi" w:hAnsiTheme="minorHAnsi" w:cstheme="minorHAnsi"/>
-              <w:b/>
-              <w:bCs/>
-              <w:color w:val="000000" w:themeColor="text1"/>
-            </w:rPr>
-            <w:t xml:space="preserve">Analyse de </w:t>
-          </w:r>
-          <w:proofErr w:type="spellStart"/>
-          <w:r>
-            <w:rPr>
-              <w:rFonts w:asciiTheme="minorHAnsi" w:hAnsiTheme="minorHAnsi" w:cstheme="minorHAnsi"/>
-              <w:b/>
-              <w:bCs/>
-              <w:color w:val="000000" w:themeColor="text1"/>
-            </w:rPr>
-            <w:t>Big</w:t>
-          </w:r>
-          <w:proofErr w:type="spellEnd"/>
-          <w:r>
-            <w:rPr>
-              <w:rFonts w:asciiTheme="minorHAnsi" w:hAnsiTheme="minorHAnsi" w:cstheme="minorHAnsi"/>
-              <w:b/>
-              <w:bCs/>
-              <w:color w:val="000000" w:themeColor="text1"/>
-            </w:rPr>
-            <w:t xml:space="preserve"> Data </w:t>
-          </w:r>
-          <w:r>
-            <w:rPr>
-              <w:rFonts w:asciiTheme="minorHAnsi" w:hAnsiTheme="minorHAnsi" w:cstheme="minorHAnsi"/>
-              <w:b/>
-              <w:bCs/>
-            </w:rPr>
-            <w:t>…</w:t>
-          </w:r>
-          <w:r>
-            <w:rPr>
-              <w:rFonts w:asciiTheme="minorHAnsi" w:hAnsiTheme="minorHAnsi" w:cstheme="minorHAnsi"/>
-              <w:b/>
-              <w:bCs/>
-            </w:rPr>
-            <w:t>………………………………………………………………………………</w:t>
-          </w:r>
-          <w:r>
-            <w:rPr>
-              <w:rFonts w:asciiTheme="minorHAnsi" w:hAnsiTheme="minorHAnsi" w:cstheme="minorHAnsi"/>
-              <w:b/>
-              <w:bCs/>
-            </w:rPr>
-            <w:t>..</w:t>
-          </w:r>
-          <w:r>
-            <w:rPr>
-              <w:rFonts w:asciiTheme="minorHAnsi" w:hAnsiTheme="minorHAnsi" w:cstheme="minorHAnsi"/>
-              <w:b/>
-              <w:bCs/>
-            </w:rPr>
-            <w:t>.. 45</w:t>
           </w:r>
         </w:p>
         <w:p>
@@ -10091,60 +8513,11 @@
             <w:rPr>
               <w:rFonts w:asciiTheme="minorHAnsi" w:hAnsiTheme="minorHAnsi" w:cstheme="minorHAnsi"/>
               <w:bCs/>
-              <w:color w:val="000000" w:themeColor="text1"/>
-              <w:sz w:val="22"/>
-              <w:szCs w:val="22"/>
-            </w:rPr>
-          </w:pPr>
-          <w:r>
-            <w:rPr>
-              <w:rFonts w:asciiTheme="minorHAnsi" w:hAnsiTheme="minorHAnsi" w:cstheme="minorHAnsi"/>
-              <w:bCs/>
-              <w:color w:val="000000" w:themeColor="text1"/>
-              <w:sz w:val="22"/>
-              <w:szCs w:val="22"/>
-            </w:rPr>
-            <w:t xml:space="preserve">Distribution des bases de données </w:t>
-          </w:r>
-          <w:r>
-            <w:rPr>
-              <w:rFonts w:asciiTheme="minorHAnsi" w:hAnsiTheme="minorHAnsi" w:cstheme="minorHAnsi"/>
-              <w:bCs/>
-              <w:sz w:val="22"/>
-              <w:szCs w:val="22"/>
-            </w:rPr>
-            <w:t>………………………………………………………………</w:t>
-          </w:r>
-          <w:r>
-            <w:rPr>
-              <w:rFonts w:asciiTheme="minorHAnsi" w:hAnsiTheme="minorHAnsi" w:cstheme="minorHAnsi"/>
-              <w:bCs/>
-              <w:sz w:val="22"/>
-              <w:szCs w:val="22"/>
-            </w:rPr>
-            <w:t>………</w:t>
-          </w:r>
-          <w:proofErr w:type="gramStart"/>
-          <w:r>
-            <w:rPr>
-              <w:rFonts w:asciiTheme="minorHAnsi" w:hAnsiTheme="minorHAnsi" w:cstheme="minorHAnsi"/>
-              <w:bCs/>
-              <w:sz w:val="22"/>
-              <w:szCs w:val="22"/>
-            </w:rPr>
-            <w:t>…</w:t>
-          </w:r>
-          <w:r>
-            <w:rPr>
-              <w:rFonts w:asciiTheme="minorHAnsi" w:hAnsiTheme="minorHAnsi" w:cstheme="minorHAnsi"/>
-              <w:bCs/>
               <w:color w:val="auto"/>
               <w:sz w:val="22"/>
               <w:szCs w:val="22"/>
             </w:rPr>
-            <w:t>….</w:t>
-          </w:r>
-          <w:proofErr w:type="gramEnd"/>
+          </w:pPr>
           <w:r>
             <w:rPr>
               <w:rFonts w:asciiTheme="minorHAnsi" w:hAnsiTheme="minorHAnsi" w:cstheme="minorHAnsi"/>
@@ -10153,16 +8526,59 @@
               <w:sz w:val="22"/>
               <w:szCs w:val="22"/>
             </w:rPr>
-            <w:t xml:space="preserve">. </w:t>
-          </w:r>
-          <w:r>
-            <w:rPr>
-              <w:rFonts w:asciiTheme="minorHAnsi" w:hAnsiTheme="minorHAnsi" w:cstheme="minorHAnsi"/>
-              <w:bCs/>
+            <w:t xml:space="preserve">Distribution des bases de données </w:t>
+          </w:r>
+          <w:r>
+            <w:rPr>
+              <w:rFonts w:asciiTheme="minorHAnsi" w:hAnsiTheme="minorHAnsi" w:cstheme="minorHAnsi"/>
+              <w:bCs/>
+              <w:color w:val="auto"/>
               <w:sz w:val="22"/>
               <w:szCs w:val="22"/>
             </w:rPr>
-            <w:t>46</w:t>
+            <w:t>………………………………………………………………………</w:t>
+          </w:r>
+          <w:proofErr w:type="gramStart"/>
+          <w:r>
+            <w:rPr>
+              <w:rFonts w:asciiTheme="minorHAnsi" w:hAnsiTheme="minorHAnsi" w:cstheme="minorHAnsi"/>
+              <w:bCs/>
+              <w:color w:val="auto"/>
+              <w:sz w:val="22"/>
+              <w:szCs w:val="22"/>
+            </w:rPr>
+            <w:t>…</w:t>
+          </w:r>
+          <w:r>
+            <w:rPr>
+              <w:rFonts w:asciiTheme="minorHAnsi" w:hAnsiTheme="minorHAnsi" w:cstheme="minorHAnsi"/>
+              <w:bCs/>
+              <w:color w:val="auto"/>
+              <w:sz w:val="22"/>
+              <w:szCs w:val="22"/>
+            </w:rPr>
+            <w:t>….</w:t>
+          </w:r>
+          <w:proofErr w:type="gramEnd"/>
+          <w:r>
+            <w:rPr>
+              <w:rFonts w:asciiTheme="minorHAnsi" w:hAnsiTheme="minorHAnsi" w:cstheme="minorHAnsi"/>
+              <w:bCs/>
+              <w:color w:val="auto"/>
+              <w:sz w:val="22"/>
+              <w:szCs w:val="22"/>
+            </w:rPr>
+            <w:t xml:space="preserve">. </w:t>
+          </w:r>
+          <w:r>
+            <w:rPr>
+              <w:rFonts w:asciiTheme="minorHAnsi" w:hAnsiTheme="minorHAnsi" w:cstheme="minorHAnsi"/>
+              <w:bCs/>
+              <w:color w:val="auto"/>
+              <w:sz w:val="22"/>
+              <w:szCs w:val="22"/>
+            </w:rPr>
+            <w:t>40</w:t>
           </w:r>
         </w:p>
         <w:p>
@@ -10175,7 +8591,6 @@
             <w:rPr>
               <w:rFonts w:asciiTheme="minorHAnsi" w:hAnsiTheme="minorHAnsi" w:cstheme="minorHAnsi"/>
               <w:bCs/>
-              <w:color w:val="000000" w:themeColor="text1"/>
               <w:sz w:val="22"/>
               <w:szCs w:val="22"/>
             </w:rPr>
@@ -10184,10 +8599,10 @@
             <w:rPr>
               <w:rFonts w:asciiTheme="minorHAnsi" w:hAnsiTheme="minorHAnsi" w:cstheme="minorHAnsi"/>
               <w:bCs/>
-              <w:color w:val="000000" w:themeColor="text1"/>
               <w:sz w:val="22"/>
               <w:szCs w:val="22"/>
             </w:rPr>
+            <w:lastRenderedPageBreak/>
             <w:t>Introduction à la distribution des bases </w:t>
           </w:r>
           <w:r>
@@ -10197,8 +8612,9 @@
               <w:sz w:val="22"/>
               <w:szCs w:val="22"/>
             </w:rPr>
-            <w:t>………………………………………………</w:t>
-          </w:r>
+            <w:t>…………………………………………………………</w:t>
+          </w:r>
+          <w:proofErr w:type="gramStart"/>
           <w:r>
             <w:rPr>
               <w:rFonts w:asciiTheme="minorHAnsi" w:hAnsiTheme="minorHAnsi" w:cstheme="minorHAnsi"/>
@@ -10206,9 +8622,8 @@
               <w:sz w:val="22"/>
               <w:szCs w:val="22"/>
             </w:rPr>
-            <w:t>…………</w:t>
-          </w:r>
-          <w:proofErr w:type="gramStart"/>
+            <w:t>…</w:t>
+          </w:r>
           <w:r>
             <w:rPr>
               <w:rFonts w:asciiTheme="minorHAnsi" w:hAnsiTheme="minorHAnsi" w:cstheme="minorHAnsi"/>
@@ -10216,8 +8631,9 @@
               <w:sz w:val="22"/>
               <w:szCs w:val="22"/>
             </w:rPr>
-            <w:t>…</w:t>
-          </w:r>
+            <w:t>….</w:t>
+          </w:r>
+          <w:proofErr w:type="gramEnd"/>
           <w:r>
             <w:rPr>
               <w:rFonts w:asciiTheme="minorHAnsi" w:hAnsiTheme="minorHAnsi" w:cstheme="minorHAnsi"/>
@@ -10225,17 +8641,7 @@
               <w:sz w:val="22"/>
               <w:szCs w:val="22"/>
             </w:rPr>
-            <w:t>….</w:t>
-          </w:r>
-          <w:proofErr w:type="gramEnd"/>
-          <w:r>
-            <w:rPr>
-              <w:rFonts w:asciiTheme="minorHAnsi" w:hAnsiTheme="minorHAnsi" w:cstheme="minorHAnsi"/>
-              <w:bCs/>
-              <w:sz w:val="22"/>
-              <w:szCs w:val="22"/>
-            </w:rPr>
-            <w:t>. 46</w:t>
+            <w:t>. 40</w:t>
           </w:r>
         </w:p>
         <w:p>
@@ -10251,7 +8657,6 @@
               <w:rFonts w:asciiTheme="minorHAnsi" w:hAnsiTheme="minorHAnsi" w:cstheme="minorHAnsi"/>
               <w:b/>
               <w:bCs/>
-              <w:color w:val="000000" w:themeColor="text1"/>
             </w:rPr>
           </w:pPr>
           <w:r>
@@ -10259,7 +8664,6 @@
               <w:rFonts w:asciiTheme="minorHAnsi" w:hAnsiTheme="minorHAnsi" w:cstheme="minorHAnsi"/>
               <w:b/>
               <w:bCs/>
-              <w:color w:val="000000" w:themeColor="text1"/>
             </w:rPr>
             <w:t xml:space="preserve">Définition des bases de données distribuées </w:t>
           </w:r>
@@ -10277,8 +8681,9 @@
               <w:b/>
               <w:bCs/>
             </w:rPr>
-            <w:t>………………………………</w:t>
-          </w:r>
+            <w:t>……………………………………</w:t>
+          </w:r>
+          <w:proofErr w:type="gramStart"/>
           <w:r>
             <w:rPr>
               <w:rFonts w:asciiTheme="minorHAnsi" w:hAnsiTheme="minorHAnsi" w:cstheme="minorHAnsi"/>
@@ -10287,15 +8692,6 @@
             </w:rPr>
             <w:t>……</w:t>
           </w:r>
-          <w:proofErr w:type="gramStart"/>
-          <w:r>
-            <w:rPr>
-              <w:rFonts w:asciiTheme="minorHAnsi" w:hAnsiTheme="minorHAnsi" w:cstheme="minorHAnsi"/>
-              <w:b/>
-              <w:bCs/>
-            </w:rPr>
-            <w:t>……</w:t>
-          </w:r>
           <w:r>
             <w:rPr>
               <w:rFonts w:asciiTheme="minorHAnsi" w:hAnsiTheme="minorHAnsi" w:cstheme="minorHAnsi"/>
@@ -10311,7 +8707,7 @@
               <w:b/>
               <w:bCs/>
             </w:rPr>
-            <w:t>. 47</w:t>
+            <w:t>. 41</w:t>
           </w:r>
         </w:p>
         <w:p>
@@ -10327,7 +8723,6 @@
               <w:rFonts w:asciiTheme="minorHAnsi" w:hAnsiTheme="minorHAnsi" w:cstheme="minorHAnsi"/>
               <w:b/>
               <w:bCs/>
-              <w:color w:val="000000" w:themeColor="text1"/>
             </w:rPr>
           </w:pPr>
           <w:r>
@@ -10335,7 +8730,6 @@
               <w:rFonts w:asciiTheme="minorHAnsi" w:hAnsiTheme="minorHAnsi" w:cstheme="minorHAnsi"/>
               <w:b/>
               <w:bCs/>
-              <w:color w:val="000000" w:themeColor="text1"/>
             </w:rPr>
             <w:t xml:space="preserve">Types des bases de données distribuées </w:t>
           </w:r>
@@ -10354,15 +8748,7 @@
               <w:b/>
               <w:bCs/>
             </w:rPr>
-            <w:t>……</w:t>
-          </w:r>
-          <w:r>
-            <w:rPr>
-              <w:rFonts w:asciiTheme="minorHAnsi" w:hAnsiTheme="minorHAnsi" w:cstheme="minorHAnsi"/>
-              <w:b/>
-              <w:bCs/>
-            </w:rPr>
-            <w:t>.</w:t>
+            <w:t>…….</w:t>
           </w:r>
           <w:proofErr w:type="gramEnd"/>
           <w:r>
@@ -10371,7 +8757,7 @@
               <w:b/>
               <w:bCs/>
             </w:rPr>
-            <w:t>….. 47</w:t>
+            <w:t>….. 41</w:t>
           </w:r>
         </w:p>
         <w:p>
@@ -10387,7 +8773,6 @@
               <w:rFonts w:asciiTheme="minorHAnsi" w:hAnsiTheme="minorHAnsi" w:cstheme="minorHAnsi"/>
               <w:b/>
               <w:bCs/>
-              <w:color w:val="000000" w:themeColor="text1"/>
             </w:rPr>
           </w:pPr>
           <w:r>
@@ -10395,7 +8780,6 @@
               <w:rFonts w:asciiTheme="minorHAnsi" w:hAnsiTheme="minorHAnsi" w:cstheme="minorHAnsi"/>
               <w:b/>
               <w:bCs/>
-              <w:color w:val="000000" w:themeColor="text1"/>
             </w:rPr>
             <w:t xml:space="preserve">Base de données homogène </w:t>
           </w:r>
@@ -10413,23 +8797,15 @@
               <w:b/>
               <w:bCs/>
             </w:rPr>
-            <w:t>………………………………………………</w:t>
-          </w:r>
-          <w:r>
-            <w:rPr>
-              <w:rFonts w:asciiTheme="minorHAnsi" w:hAnsiTheme="minorHAnsi" w:cstheme="minorHAnsi"/>
-              <w:b/>
-              <w:bCs/>
-            </w:rPr>
-            <w:t>..</w:t>
-          </w:r>
-          <w:r>
-            <w:rPr>
-              <w:rFonts w:asciiTheme="minorHAnsi" w:hAnsiTheme="minorHAnsi" w:cstheme="minorHAnsi"/>
-              <w:b/>
-              <w:bCs/>
-            </w:rPr>
-            <w:t>.. 47</w:t>
+            <w:t>………………………………………………..</w:t>
+          </w:r>
+          <w:r>
+            <w:rPr>
+              <w:rFonts w:asciiTheme="minorHAnsi" w:hAnsiTheme="minorHAnsi" w:cstheme="minorHAnsi"/>
+              <w:b/>
+              <w:bCs/>
+            </w:rPr>
+            <w:t>.. 41</w:t>
           </w:r>
         </w:p>
         <w:p>
@@ -10445,7 +8821,6 @@
               <w:rFonts w:asciiTheme="minorHAnsi" w:hAnsiTheme="minorHAnsi" w:cstheme="minorHAnsi"/>
               <w:b/>
               <w:bCs/>
-              <w:color w:val="000000" w:themeColor="text1"/>
             </w:rPr>
           </w:pPr>
           <w:r>
@@ -10453,7 +8828,6 @@
               <w:rFonts w:asciiTheme="minorHAnsi" w:hAnsiTheme="minorHAnsi" w:cstheme="minorHAnsi"/>
               <w:b/>
               <w:bCs/>
-              <w:color w:val="000000" w:themeColor="text1"/>
             </w:rPr>
             <w:t xml:space="preserve">Base de données hétérogène </w:t>
           </w:r>
@@ -10472,15 +8846,7 @@
               <w:b/>
               <w:bCs/>
             </w:rPr>
-            <w:t>……</w:t>
-          </w:r>
-          <w:r>
-            <w:rPr>
-              <w:rFonts w:asciiTheme="minorHAnsi" w:hAnsiTheme="minorHAnsi" w:cstheme="minorHAnsi"/>
-              <w:b/>
-              <w:bCs/>
-            </w:rPr>
-            <w:t>.</w:t>
+            <w:t>…….</w:t>
           </w:r>
           <w:proofErr w:type="gramEnd"/>
           <w:r>
@@ -10489,7 +8855,7 @@
               <w:b/>
               <w:bCs/>
             </w:rPr>
-            <w:t>….. 47</w:t>
+            <w:t>….. 41</w:t>
           </w:r>
         </w:p>
         <w:p>
@@ -10505,7 +8871,6 @@
               <w:rFonts w:asciiTheme="minorHAnsi" w:hAnsiTheme="minorHAnsi" w:cstheme="minorHAnsi"/>
               <w:b/>
               <w:bCs/>
-              <w:color w:val="000000" w:themeColor="text1"/>
             </w:rPr>
           </w:pPr>
           <w:r>
@@ -10513,7 +8878,6 @@
               <w:rFonts w:asciiTheme="minorHAnsi" w:hAnsiTheme="minorHAnsi" w:cstheme="minorHAnsi"/>
               <w:b/>
               <w:bCs/>
-              <w:color w:val="000000" w:themeColor="text1"/>
             </w:rPr>
             <w:t xml:space="preserve">Le rôle dans le </w:t>
           </w:r>
@@ -10523,7 +8887,6 @@
               <w:rFonts w:asciiTheme="minorHAnsi" w:hAnsiTheme="minorHAnsi" w:cstheme="minorHAnsi"/>
               <w:b/>
               <w:bCs/>
-              <w:color w:val="000000" w:themeColor="text1"/>
             </w:rPr>
             <w:t>Big</w:t>
           </w:r>
@@ -10533,7 +8896,6 @@
               <w:rFonts w:asciiTheme="minorHAnsi" w:hAnsiTheme="minorHAnsi" w:cstheme="minorHAnsi"/>
               <w:b/>
               <w:bCs/>
-              <w:color w:val="000000" w:themeColor="text1"/>
             </w:rPr>
             <w:t xml:space="preserve"> Data </w:t>
           </w:r>
@@ -10543,15 +8905,7 @@
               <w:b/>
               <w:bCs/>
             </w:rPr>
-            <w:t>………………………………………………………………</w:t>
-          </w:r>
-          <w:r>
-            <w:rPr>
-              <w:rFonts w:asciiTheme="minorHAnsi" w:hAnsiTheme="minorHAnsi" w:cstheme="minorHAnsi"/>
-              <w:b/>
-              <w:bCs/>
-            </w:rPr>
-            <w:t>………</w:t>
+            <w:t>………………………………………………………………………</w:t>
           </w:r>
           <w:proofErr w:type="gramStart"/>
           <w:r>
@@ -10577,7 +8931,7 @@
               <w:b/>
               <w:bCs/>
             </w:rPr>
-            <w:t>. 47</w:t>
+            <w:t>. 41</w:t>
           </w:r>
         </w:p>
         <w:p>
@@ -10593,7 +8947,6 @@
               <w:rFonts w:asciiTheme="minorHAnsi" w:hAnsiTheme="minorHAnsi" w:cstheme="minorHAnsi"/>
               <w:b/>
               <w:bCs/>
-              <w:color w:val="000000" w:themeColor="text1"/>
             </w:rPr>
           </w:pPr>
           <w:r>
@@ -10601,7 +8954,6 @@
               <w:rFonts w:asciiTheme="minorHAnsi" w:hAnsiTheme="minorHAnsi" w:cstheme="minorHAnsi"/>
               <w:b/>
               <w:bCs/>
-              <w:color w:val="000000" w:themeColor="text1"/>
             </w:rPr>
             <w:t>Stockage des données massives </w:t>
           </w:r>
@@ -10611,15 +8963,7 @@
               <w:b/>
               <w:bCs/>
             </w:rPr>
-            <w:t>………………………………</w:t>
-          </w:r>
-          <w:r>
-            <w:rPr>
-              <w:rFonts w:asciiTheme="minorHAnsi" w:hAnsiTheme="minorHAnsi" w:cstheme="minorHAnsi"/>
-              <w:b/>
-              <w:bCs/>
-            </w:rPr>
-            <w:t>……</w:t>
+            <w:t>……………………………………</w:t>
           </w:r>
           <w:proofErr w:type="gramStart"/>
           <w:r>
@@ -10645,7 +8989,7 @@
               <w:b/>
               <w:bCs/>
             </w:rPr>
-            <w:t>….. 47</w:t>
+            <w:t>….. 41</w:t>
           </w:r>
         </w:p>
         <w:p>
@@ -10661,7 +9005,6 @@
               <w:rFonts w:asciiTheme="minorHAnsi" w:hAnsiTheme="minorHAnsi" w:cstheme="minorHAnsi"/>
               <w:b/>
               <w:bCs/>
-              <w:color w:val="161513"/>
             </w:rPr>
           </w:pPr>
           <w:r>
@@ -10669,7 +9012,6 @@
               <w:rFonts w:asciiTheme="minorHAnsi" w:hAnsiTheme="minorHAnsi" w:cstheme="minorHAnsi"/>
               <w:b/>
               <w:bCs/>
-              <w:color w:val="161513"/>
             </w:rPr>
             <w:t>Traitement parallèle </w:t>
           </w:r>
@@ -10679,15 +9021,7 @@
               <w:b/>
               <w:bCs/>
             </w:rPr>
-            <w:t>………………………………………………</w:t>
-          </w:r>
-          <w:r>
-            <w:rPr>
-              <w:rFonts w:asciiTheme="minorHAnsi" w:hAnsiTheme="minorHAnsi" w:cstheme="minorHAnsi"/>
-              <w:b/>
-              <w:bCs/>
-            </w:rPr>
-            <w:t>…………</w:t>
+            <w:t>…………………………………………………………</w:t>
           </w:r>
           <w:proofErr w:type="gramStart"/>
           <w:r>
@@ -10713,7 +9047,7 @@
               <w:b/>
               <w:bCs/>
             </w:rPr>
-            <w:t>. 48</w:t>
+            <w:t>. 42</w:t>
           </w:r>
         </w:p>
         <w:p>
@@ -10729,7 +9063,6 @@
               <w:rFonts w:asciiTheme="minorHAnsi" w:hAnsiTheme="minorHAnsi" w:cstheme="minorHAnsi"/>
               <w:b/>
               <w:bCs/>
-              <w:color w:val="161513"/>
             </w:rPr>
           </w:pPr>
           <w:r>
@@ -10737,34 +9070,16 @@
               <w:rFonts w:asciiTheme="minorHAnsi" w:hAnsiTheme="minorHAnsi" w:cstheme="minorHAnsi"/>
               <w:b/>
               <w:bCs/>
-              <w:color w:val="000000" w:themeColor="text1"/>
-            </w:rPr>
-            <w:t xml:space="preserve"> </w:t>
-          </w:r>
-          <w:r>
-            <w:rPr>
-              <w:rFonts w:asciiTheme="minorHAnsi" w:hAnsiTheme="minorHAnsi" w:cstheme="minorHAnsi"/>
-              <w:b/>
-              <w:bCs/>
-              <w:color w:val="161513"/>
-            </w:rPr>
-            <w:t>Tolérance aux pannes </w:t>
-          </w:r>
-          <w:r>
-            <w:rPr>
-              <w:rFonts w:asciiTheme="minorHAnsi" w:hAnsiTheme="minorHAnsi" w:cstheme="minorHAnsi"/>
-              <w:b/>
-              <w:bCs/>
-            </w:rPr>
-            <w:t>………………………………………………</w:t>
-          </w:r>
-          <w:r>
-            <w:rPr>
-              <w:rFonts w:asciiTheme="minorHAnsi" w:hAnsiTheme="minorHAnsi" w:cstheme="minorHAnsi"/>
-              <w:b/>
-              <w:bCs/>
-            </w:rPr>
-            <w:t>………</w:t>
+            </w:rPr>
+            <w:t xml:space="preserve"> Tolérance aux pannes </w:t>
+          </w:r>
+          <w:r>
+            <w:rPr>
+              <w:rFonts w:asciiTheme="minorHAnsi" w:hAnsiTheme="minorHAnsi" w:cstheme="minorHAnsi"/>
+              <w:b/>
+              <w:bCs/>
+            </w:rPr>
+            <w:t>………………………………………………………</w:t>
           </w:r>
           <w:proofErr w:type="gramStart"/>
           <w:r>
@@ -10790,7 +9105,7 @@
               <w:b/>
               <w:bCs/>
             </w:rPr>
-            <w:t>. 48</w:t>
+            <w:t>. 42</w:t>
           </w:r>
         </w:p>
         <w:p>
@@ -10806,7 +9121,6 @@
               <w:rFonts w:asciiTheme="minorHAnsi" w:hAnsiTheme="minorHAnsi" w:cstheme="minorHAnsi"/>
               <w:b/>
               <w:bCs/>
-              <w:color w:val="161513"/>
             </w:rPr>
           </w:pPr>
           <w:proofErr w:type="spellStart"/>
@@ -10815,7 +9129,6 @@
               <w:rFonts w:asciiTheme="minorHAnsi" w:hAnsiTheme="minorHAnsi" w:cstheme="minorHAnsi"/>
               <w:b/>
               <w:bCs/>
-              <w:color w:val="161513"/>
             </w:rPr>
             <w:t>Scalabilité</w:t>
           </w:r>
@@ -10825,7 +9138,6 @@
               <w:rFonts w:asciiTheme="minorHAnsi" w:hAnsiTheme="minorHAnsi" w:cstheme="minorHAnsi"/>
               <w:b/>
               <w:bCs/>
-              <w:color w:val="161513"/>
             </w:rPr>
             <w:t xml:space="preserve"> horizontale </w:t>
           </w:r>
@@ -10835,15 +9147,7 @@
               <w:b/>
               <w:bCs/>
             </w:rPr>
-            <w:t>………………………………………………</w:t>
-          </w:r>
-          <w:r>
-            <w:rPr>
-              <w:rFonts w:asciiTheme="minorHAnsi" w:hAnsiTheme="minorHAnsi" w:cstheme="minorHAnsi"/>
-              <w:b/>
-              <w:bCs/>
-            </w:rPr>
-            <w:t>………</w:t>
+            <w:t>………………………………………………………</w:t>
           </w:r>
           <w:proofErr w:type="gramStart"/>
           <w:r>
@@ -10869,7 +9173,7 @@
               <w:b/>
               <w:bCs/>
             </w:rPr>
-            <w:t>. 48</w:t>
+            <w:t>. 42</w:t>
           </w:r>
         </w:p>
         <w:p>
@@ -10885,7 +9189,6 @@
               <w:rFonts w:asciiTheme="minorHAnsi" w:hAnsiTheme="minorHAnsi" w:cstheme="minorHAnsi"/>
               <w:b/>
               <w:bCs/>
-              <w:color w:val="161513"/>
             </w:rPr>
           </w:pPr>
           <w:r>
@@ -10893,7 +9196,6 @@
               <w:rFonts w:asciiTheme="minorHAnsi" w:hAnsiTheme="minorHAnsi" w:cstheme="minorHAnsi"/>
               <w:b/>
               <w:bCs/>
-              <w:color w:val="161513"/>
             </w:rPr>
             <w:t>Proximité des données</w:t>
           </w:r>
@@ -10903,15 +9205,7 @@
               <w:b/>
               <w:bCs/>
             </w:rPr>
-            <w:t>………………………………………………</w:t>
-          </w:r>
-          <w:r>
-            <w:rPr>
-              <w:rFonts w:asciiTheme="minorHAnsi" w:hAnsiTheme="minorHAnsi" w:cstheme="minorHAnsi"/>
-              <w:b/>
-              <w:bCs/>
-            </w:rPr>
-            <w:t>…………</w:t>
+            <w:t>…………………………………………………………</w:t>
           </w:r>
           <w:proofErr w:type="gramStart"/>
           <w:r>
@@ -10919,7 +9213,6 @@
               <w:rFonts w:asciiTheme="minorHAnsi" w:hAnsiTheme="minorHAnsi" w:cstheme="minorHAnsi"/>
               <w:b/>
               <w:bCs/>
-              <w:color w:val="161513"/>
             </w:rPr>
             <w:t> </w:t>
           </w:r>
@@ -10938,7 +9231,7 @@
               <w:b/>
               <w:bCs/>
             </w:rPr>
-            <w:t>. 48</w:t>
+            <w:t>. 42</w:t>
           </w:r>
         </w:p>
         <w:p>
@@ -10961,7 +9254,6 @@
               <w:rFonts w:asciiTheme="minorHAnsi" w:hAnsiTheme="minorHAnsi" w:cstheme="minorHAnsi"/>
               <w:b/>
               <w:bCs/>
-              <w:color w:val="161513"/>
             </w:rPr>
             <w:t xml:space="preserve">Importance dans le contexte du </w:t>
           </w:r>
@@ -10971,7 +9263,6 @@
               <w:rFonts w:asciiTheme="minorHAnsi" w:hAnsiTheme="minorHAnsi" w:cstheme="minorHAnsi"/>
               <w:b/>
               <w:bCs/>
-              <w:color w:val="161513"/>
             </w:rPr>
             <w:t>Big</w:t>
           </w:r>
@@ -10981,7 +9272,6 @@
               <w:rFonts w:asciiTheme="minorHAnsi" w:hAnsiTheme="minorHAnsi" w:cstheme="minorHAnsi"/>
               <w:b/>
               <w:bCs/>
-              <w:color w:val="161513"/>
             </w:rPr>
             <w:t xml:space="preserve"> Data </w:t>
           </w:r>
@@ -11017,7 +9307,15 @@
               <w:b/>
               <w:bCs/>
             </w:rPr>
-            <w:t>. 48</w:t>
+            <w:t xml:space="preserve">. </w:t>
+          </w:r>
+          <w:r>
+            <w:rPr>
+              <w:rFonts w:asciiTheme="minorHAnsi" w:hAnsiTheme="minorHAnsi" w:cstheme="minorHAnsi"/>
+              <w:b/>
+              <w:bCs/>
+            </w:rPr>
+            <w:t>42</w:t>
           </w:r>
         </w:p>
         <w:p>
@@ -11034,7 +9332,6 @@
               <w:rFonts w:asciiTheme="minorHAnsi" w:hAnsiTheme="minorHAnsi" w:cstheme="minorHAnsi"/>
               <w:b/>
               <w:bCs/>
-              <w:color w:val="000000" w:themeColor="text1"/>
             </w:rPr>
           </w:pPr>
           <w:r>
@@ -11042,7 +9339,6 @@
               <w:rFonts w:asciiTheme="minorHAnsi" w:hAnsiTheme="minorHAnsi" w:cstheme="minorHAnsi"/>
               <w:b/>
               <w:bCs/>
-              <w:color w:val="161513"/>
             </w:rPr>
             <w:t xml:space="preserve">Efficacité dans la gestion des 3V du </w:t>
           </w:r>
@@ -11052,7 +9348,6 @@
               <w:rFonts w:asciiTheme="minorHAnsi" w:hAnsiTheme="minorHAnsi" w:cstheme="minorHAnsi"/>
               <w:b/>
               <w:bCs/>
-              <w:color w:val="161513"/>
             </w:rPr>
             <w:t>Big</w:t>
           </w:r>
@@ -11062,7 +9357,6 @@
               <w:rFonts w:asciiTheme="minorHAnsi" w:hAnsiTheme="minorHAnsi" w:cstheme="minorHAnsi"/>
               <w:b/>
               <w:bCs/>
-              <w:color w:val="161513"/>
             </w:rPr>
             <w:t xml:space="preserve"> Data</w:t>
           </w:r>
@@ -11072,15 +9366,7 @@
               <w:b/>
               <w:bCs/>
             </w:rPr>
-            <w:t>………………</w:t>
-          </w:r>
-          <w:r>
-            <w:rPr>
-              <w:rFonts w:asciiTheme="minorHAnsi" w:hAnsiTheme="minorHAnsi" w:cstheme="minorHAnsi"/>
-              <w:b/>
-              <w:bCs/>
-            </w:rPr>
-            <w:t>………</w:t>
+            <w:t>………………………</w:t>
           </w:r>
           <w:proofErr w:type="gramStart"/>
           <w:r>
@@ -11106,7 +9392,7 @@
               <w:b/>
               <w:bCs/>
             </w:rPr>
-            <w:t>. 48</w:t>
+            <w:t>. 42</w:t>
           </w:r>
         </w:p>
         <w:p>
@@ -11122,7 +9408,6 @@
               <w:rFonts w:asciiTheme="minorHAnsi" w:hAnsiTheme="minorHAnsi" w:cstheme="minorHAnsi"/>
               <w:b/>
               <w:bCs/>
-              <w:color w:val="161513"/>
             </w:rPr>
           </w:pPr>
           <w:r>
@@ -11130,7 +9415,6 @@
               <w:rFonts w:asciiTheme="minorHAnsi" w:hAnsiTheme="minorHAnsi" w:cstheme="minorHAnsi"/>
               <w:b/>
               <w:bCs/>
-              <w:color w:val="161513"/>
             </w:rPr>
             <w:t xml:space="preserve">Support pour les technologies </w:t>
           </w:r>
@@ -11140,7 +9424,6 @@
               <w:rFonts w:asciiTheme="minorHAnsi" w:hAnsiTheme="minorHAnsi" w:cstheme="minorHAnsi"/>
               <w:b/>
               <w:bCs/>
-              <w:color w:val="161513"/>
             </w:rPr>
             <w:t>Big</w:t>
           </w:r>
@@ -11150,7 +9433,6 @@
               <w:rFonts w:asciiTheme="minorHAnsi" w:hAnsiTheme="minorHAnsi" w:cstheme="minorHAnsi"/>
               <w:b/>
               <w:bCs/>
-              <w:color w:val="161513"/>
             </w:rPr>
             <w:t xml:space="preserve"> Data</w:t>
           </w:r>
@@ -11186,7 +9468,7 @@
               <w:b/>
               <w:bCs/>
             </w:rPr>
-            <w:t>. 49</w:t>
+            <w:t>. 43</w:t>
           </w:r>
         </w:p>
         <w:p>
@@ -11202,7 +9484,6 @@
               <w:rFonts w:asciiTheme="minorHAnsi" w:hAnsiTheme="minorHAnsi" w:cstheme="minorHAnsi"/>
               <w:b/>
               <w:bCs/>
-              <w:color w:val="161513"/>
             </w:rPr>
           </w:pPr>
           <w:r>
@@ -11210,7 +9491,6 @@
               <w:rFonts w:asciiTheme="minorHAnsi" w:hAnsiTheme="minorHAnsi" w:cstheme="minorHAnsi"/>
               <w:b/>
               <w:bCs/>
-              <w:color w:val="161513"/>
             </w:rPr>
             <w:t>Optimisation des coûts </w:t>
           </w:r>
@@ -11220,23 +9500,7 @@
               <w:b/>
               <w:bCs/>
             </w:rPr>
-            <w:t>………………………</w:t>
-          </w:r>
-          <w:r>
-            <w:rPr>
-              <w:rFonts w:asciiTheme="minorHAnsi" w:hAnsiTheme="minorHAnsi" w:cstheme="minorHAnsi"/>
-              <w:b/>
-              <w:bCs/>
-            </w:rPr>
-            <w:t>…………</w:t>
-          </w:r>
-          <w:r>
-            <w:rPr>
-              <w:rFonts w:asciiTheme="minorHAnsi" w:hAnsiTheme="minorHAnsi" w:cstheme="minorHAnsi"/>
-              <w:b/>
-              <w:bCs/>
-            </w:rPr>
-            <w:t>……………………</w:t>
+            <w:t>………………………………………………………</w:t>
           </w:r>
           <w:proofErr w:type="gramStart"/>
           <w:r>
@@ -11262,7 +9526,7 @@
               <w:b/>
               <w:bCs/>
             </w:rPr>
-            <w:t>. 49</w:t>
+            <w:t>. 43</w:t>
           </w:r>
         </w:p>
         <w:p>
@@ -11278,7 +9542,6 @@
               <w:rFonts w:asciiTheme="minorHAnsi" w:hAnsiTheme="minorHAnsi" w:cstheme="minorHAnsi"/>
               <w:b/>
               <w:bCs/>
-              <w:color w:val="161513"/>
             </w:rPr>
           </w:pPr>
           <w:r>
@@ -11286,7 +9549,6 @@
               <w:rFonts w:asciiTheme="minorHAnsi" w:hAnsiTheme="minorHAnsi" w:cstheme="minorHAnsi"/>
               <w:b/>
               <w:bCs/>
-              <w:color w:val="161513"/>
             </w:rPr>
             <w:t>Flexibilité et adaptabilité </w:t>
           </w:r>
@@ -11304,15 +9566,7 @@
               <w:b/>
               <w:bCs/>
             </w:rPr>
-            <w:t>………………………………………………</w:t>
-          </w:r>
-          <w:r>
-            <w:rPr>
-              <w:rFonts w:asciiTheme="minorHAnsi" w:hAnsiTheme="minorHAnsi" w:cstheme="minorHAnsi"/>
-              <w:b/>
-              <w:bCs/>
-            </w:rPr>
-            <w:t>…</w:t>
+            <w:t>…………………………………………………</w:t>
           </w:r>
           <w:proofErr w:type="gramStart"/>
           <w:r>
@@ -11338,7 +9592,7 @@
               <w:b/>
               <w:bCs/>
             </w:rPr>
-            <w:t>. 49</w:t>
+            <w:t>. 43</w:t>
           </w:r>
         </w:p>
         <w:p>
@@ -11354,7 +9608,6 @@
               <w:rFonts w:asciiTheme="minorHAnsi" w:hAnsiTheme="minorHAnsi" w:cstheme="minorHAnsi"/>
               <w:b/>
               <w:bCs/>
-              <w:color w:val="161513"/>
             </w:rPr>
           </w:pPr>
           <w:r>
@@ -11362,7 +9615,6 @@
               <w:rFonts w:asciiTheme="minorHAnsi" w:hAnsiTheme="minorHAnsi" w:cstheme="minorHAnsi"/>
               <w:b/>
               <w:bCs/>
-              <w:color w:val="161513"/>
             </w:rPr>
             <w:t xml:space="preserve">Amélioration de la prise de </w:t>
           </w:r>
@@ -11372,7 +9624,6 @@
               <w:rFonts w:asciiTheme="minorHAnsi" w:hAnsiTheme="minorHAnsi" w:cstheme="minorHAnsi"/>
               <w:b/>
               <w:bCs/>
-              <w:color w:val="161513"/>
             </w:rPr>
             <w:t>décision</w:t>
           </w:r>
@@ -11391,23 +9642,15 @@
               <w:b/>
               <w:bCs/>
             </w:rPr>
-            <w:t>………………………………</w:t>
-          </w:r>
-          <w:r>
-            <w:rPr>
-              <w:rFonts w:asciiTheme="minorHAnsi" w:hAnsiTheme="minorHAnsi" w:cstheme="minorHAnsi"/>
-              <w:b/>
-              <w:bCs/>
-            </w:rPr>
-            <w:t>………</w:t>
-          </w:r>
-          <w:r>
-            <w:rPr>
-              <w:rFonts w:asciiTheme="minorHAnsi" w:hAnsiTheme="minorHAnsi" w:cstheme="minorHAnsi"/>
-              <w:b/>
-              <w:bCs/>
-            </w:rPr>
-            <w:t>. 49</w:t>
+            <w:t>………………………………………</w:t>
+          </w:r>
+          <w:r>
+            <w:rPr>
+              <w:rFonts w:asciiTheme="minorHAnsi" w:hAnsiTheme="minorHAnsi" w:cstheme="minorHAnsi"/>
+              <w:b/>
+              <w:bCs/>
+            </w:rPr>
+            <w:t>. 43</w:t>
           </w:r>
         </w:p>
         <w:p>
@@ -11421,7 +9664,6 @@
               <w:rFonts w:asciiTheme="minorHAnsi" w:hAnsiTheme="minorHAnsi" w:cstheme="minorHAnsi"/>
               <w:b/>
               <w:bCs/>
-              <w:color w:val="000000" w:themeColor="text1"/>
             </w:rPr>
           </w:pPr>
         </w:p>
@@ -11474,7 +9716,7 @@
               <w:sz w:val="22"/>
               <w:szCs w:val="22"/>
             </w:rPr>
-            <w:t>…</w:t>
+            <w:t>……</w:t>
           </w:r>
           <w:r>
             <w:rPr>
@@ -11483,8 +9725,9 @@
               <w:sz w:val="22"/>
               <w:szCs w:val="22"/>
             </w:rPr>
-            <w:t>…</w:t>
-          </w:r>
+            <w:t>.</w:t>
+          </w:r>
+          <w:proofErr w:type="gramEnd"/>
           <w:r>
             <w:rPr>
               <w:rFonts w:asciiTheme="minorHAnsi" w:hAnsiTheme="minorHAnsi" w:cstheme="minorHAnsi"/>
@@ -11492,17 +9735,7 @@
               <w:sz w:val="22"/>
               <w:szCs w:val="22"/>
             </w:rPr>
-            <w:t>.</w:t>
-          </w:r>
-          <w:proofErr w:type="gramEnd"/>
-          <w:r>
-            <w:rPr>
-              <w:rFonts w:asciiTheme="minorHAnsi" w:hAnsiTheme="minorHAnsi" w:cstheme="minorHAnsi"/>
-              <w:bCs/>
-              <w:sz w:val="22"/>
-              <w:szCs w:val="22"/>
-            </w:rPr>
-            <w:t>. 49</w:t>
+            <w:t>. 43</w:t>
           </w:r>
         </w:p>
         <w:p>
@@ -11518,7 +9751,6 @@
               <w:rFonts w:asciiTheme="minorHAnsi" w:hAnsiTheme="minorHAnsi" w:cstheme="minorHAnsi"/>
               <w:b/>
               <w:bCs/>
-              <w:color w:val="161513"/>
             </w:rPr>
           </w:pPr>
           <w:r>
@@ -11526,9 +9758,7 @@
               <w:rFonts w:asciiTheme="minorHAnsi" w:hAnsiTheme="minorHAnsi" w:cstheme="minorHAnsi"/>
               <w:b/>
               <w:bCs/>
-              <w:color w:val="161513"/>
-            </w:rPr>
-            <w:lastRenderedPageBreak/>
+            </w:rPr>
             <w:t xml:space="preserve">Architecture des bases distribuées </w:t>
           </w:r>
           <w:r>
@@ -11537,15 +9767,7 @@
               <w:b/>
               <w:bCs/>
             </w:rPr>
-            <w:t>………………………………………………</w:t>
-          </w:r>
-          <w:r>
-            <w:rPr>
-              <w:rFonts w:asciiTheme="minorHAnsi" w:hAnsiTheme="minorHAnsi" w:cstheme="minorHAnsi"/>
-              <w:b/>
-              <w:bCs/>
-            </w:rPr>
-            <w:t>………</w:t>
+            <w:t>………………………………………………………</w:t>
           </w:r>
           <w:proofErr w:type="gramStart"/>
           <w:r>
@@ -11571,7 +9793,7 @@
               <w:b/>
               <w:bCs/>
             </w:rPr>
-            <w:t>. 49</w:t>
+            <w:t>. 43</w:t>
           </w:r>
         </w:p>
         <w:p>
@@ -11594,7 +9816,6 @@
               <w:rFonts w:asciiTheme="minorHAnsi" w:hAnsiTheme="minorHAnsi" w:cstheme="minorHAnsi"/>
               <w:b/>
               <w:bCs/>
-              <w:color w:val="161513"/>
             </w:rPr>
             <w:t xml:space="preserve">Architecture de la répartition des données </w:t>
           </w:r>
@@ -11604,15 +9825,7 @@
               <w:b/>
               <w:bCs/>
             </w:rPr>
-            <w:t>………………………………</w:t>
-          </w:r>
-          <w:r>
-            <w:rPr>
-              <w:rFonts w:asciiTheme="minorHAnsi" w:hAnsiTheme="minorHAnsi" w:cstheme="minorHAnsi"/>
-              <w:b/>
-              <w:bCs/>
-            </w:rPr>
-            <w:t>…………</w:t>
+            <w:t>…………………………………………</w:t>
           </w:r>
           <w:proofErr w:type="gramStart"/>
           <w:r>
@@ -11638,7 +9851,7 @@
               <w:b/>
               <w:bCs/>
             </w:rPr>
-            <w:t>. 51</w:t>
+            <w:t>. 45</w:t>
           </w:r>
         </w:p>
         <w:p>
@@ -11654,7 +9867,6 @@
               <w:rFonts w:asciiTheme="minorHAnsi" w:hAnsiTheme="minorHAnsi" w:cstheme="minorHAnsi"/>
               <w:b/>
               <w:bCs/>
-              <w:color w:val="161513"/>
             </w:rPr>
           </w:pPr>
           <w:r>
@@ -11679,16 +9891,9 @@
               <w:b/>
               <w:bCs/>
             </w:rPr>
-            <w:t>………………………………………………</w:t>
-          </w:r>
-          <w:r>
-            <w:rPr>
-              <w:rFonts w:asciiTheme="minorHAnsi" w:hAnsiTheme="minorHAnsi" w:cstheme="minorHAnsi"/>
-              <w:b/>
-              <w:bCs/>
-            </w:rPr>
-            <w:t>…………</w:t>
-          </w:r>
+            <w:t>……………………………………………………………………</w:t>
+          </w:r>
+          <w:proofErr w:type="gramStart"/>
           <w:r>
             <w:rPr>
               <w:rFonts w:asciiTheme="minorHAnsi" w:hAnsiTheme="minorHAnsi" w:cstheme="minorHAnsi"/>
@@ -11703,23 +9908,6 @@
               <w:b/>
               <w:bCs/>
             </w:rPr>
-            <w:t>………</w:t>
-          </w:r>
-          <w:proofErr w:type="gramStart"/>
-          <w:r>
-            <w:rPr>
-              <w:rFonts w:asciiTheme="minorHAnsi" w:hAnsiTheme="minorHAnsi" w:cstheme="minorHAnsi"/>
-              <w:b/>
-              <w:bCs/>
-            </w:rPr>
-            <w:t>…</w:t>
-          </w:r>
-          <w:r>
-            <w:rPr>
-              <w:rFonts w:asciiTheme="minorHAnsi" w:hAnsiTheme="minorHAnsi" w:cstheme="minorHAnsi"/>
-              <w:b/>
-              <w:bCs/>
-            </w:rPr>
             <w:t>….</w:t>
           </w:r>
           <w:proofErr w:type="gramEnd"/>
@@ -11729,7 +9917,7 @@
               <w:b/>
               <w:bCs/>
             </w:rPr>
-            <w:t>. 54</w:t>
+            <w:t>. 48</w:t>
           </w:r>
         </w:p>
         <w:p>
@@ -11770,15 +9958,7 @@
               <w:b/>
               <w:bCs/>
             </w:rPr>
-            <w:t>…</w:t>
-          </w:r>
-          <w:r>
-            <w:rPr>
-              <w:rFonts w:asciiTheme="minorHAnsi" w:hAnsiTheme="minorHAnsi" w:cstheme="minorHAnsi"/>
-              <w:b/>
-              <w:bCs/>
-            </w:rPr>
-            <w:t>….</w:t>
+            <w:t>…….</w:t>
           </w:r>
           <w:proofErr w:type="gramEnd"/>
           <w:r>
@@ -11795,7 +9975,7 @@
               <w:b/>
               <w:bCs/>
             </w:rPr>
-            <w:t>….. 55</w:t>
+            <w:t>….. 49</w:t>
           </w:r>
         </w:p>
         <w:p>
@@ -11835,15 +10015,7 @@
               <w:b/>
               <w:bCs/>
             </w:rPr>
-            <w:t>………………………………………………………………</w:t>
-          </w:r>
-          <w:r>
-            <w:rPr>
-              <w:rFonts w:asciiTheme="minorHAnsi" w:hAnsiTheme="minorHAnsi" w:cstheme="minorHAnsi"/>
-              <w:b/>
-              <w:bCs/>
-            </w:rPr>
-            <w:t>……</w:t>
+            <w:t>……………………………………………………………………</w:t>
           </w:r>
           <w:proofErr w:type="gramStart"/>
           <w:r>
@@ -11869,7 +10041,7 @@
               <w:b/>
               <w:bCs/>
             </w:rPr>
-            <w:t>.. 55</w:t>
+            <w:t>.. 49</w:t>
           </w:r>
         </w:p>
         <w:p>
@@ -11927,7 +10099,7 @@
               <w:b/>
               <w:bCs/>
             </w:rPr>
-            <w:t>. 55</w:t>
+            <w:t>. 49</w:t>
           </w:r>
         </w:p>
         <w:p>
@@ -11959,15 +10131,7 @@
               <w:b/>
               <w:bCs/>
             </w:rPr>
-            <w:t>………………………………</w:t>
-          </w:r>
-          <w:r>
-            <w:rPr>
-              <w:rFonts w:asciiTheme="minorHAnsi" w:hAnsiTheme="minorHAnsi" w:cstheme="minorHAnsi"/>
-              <w:b/>
-              <w:bCs/>
-            </w:rPr>
-            <w:t>……</w:t>
+            <w:t>……………………………………</w:t>
           </w:r>
           <w:proofErr w:type="gramStart"/>
           <w:r>
@@ -11993,7 +10157,7 @@
               <w:b/>
               <w:bCs/>
             </w:rPr>
-            <w:t>. 55</w:t>
+            <w:t>. 49</w:t>
           </w:r>
         </w:p>
         <w:p>
@@ -12051,7 +10215,7 @@
               <w:b/>
               <w:bCs/>
             </w:rPr>
-            <w:t>. 55</w:t>
+            <w:t>. 49</w:t>
           </w:r>
         </w:p>
         <w:p>
@@ -12091,15 +10255,7 @@
               <w:b/>
               <w:bCs/>
             </w:rPr>
-            <w:t>………………………………………………</w:t>
-          </w:r>
-          <w:r>
-            <w:rPr>
-              <w:rFonts w:asciiTheme="minorHAnsi" w:hAnsiTheme="minorHAnsi" w:cstheme="minorHAnsi"/>
-              <w:b/>
-              <w:bCs/>
-            </w:rPr>
-            <w:t>…………</w:t>
+            <w:t>…………………………………………………………</w:t>
           </w:r>
           <w:proofErr w:type="gramStart"/>
           <w:r>
@@ -12125,7 +10281,15 @@
               <w:b/>
               <w:bCs/>
             </w:rPr>
-            <w:t>. 56</w:t>
+            <w:t>. 5</w:t>
+          </w:r>
+          <w:r>
+            <w:rPr>
+              <w:rFonts w:asciiTheme="minorHAnsi" w:hAnsiTheme="minorHAnsi" w:cstheme="minorHAnsi"/>
+              <w:b/>
+              <w:bCs/>
+            </w:rPr>
+            <w:t>0</w:t>
           </w:r>
         </w:p>
         <w:p>
@@ -12153,15 +10317,7 @@
               <w:b/>
               <w:bCs/>
             </w:rPr>
-            <w:t xml:space="preserve"> </w:t>
-          </w:r>
-          <w:r>
-            <w:rPr>
-              <w:rFonts w:asciiTheme="minorHAnsi" w:hAnsiTheme="minorHAnsi" w:cstheme="minorHAnsi"/>
-              <w:b/>
-              <w:bCs/>
-            </w:rPr>
-            <w:t>……………………………………………</w:t>
+            <w:t xml:space="preserve"> ……………………………………………</w:t>
           </w:r>
           <w:proofErr w:type="gramStart"/>
           <w:r>
@@ -12187,7 +10343,15 @@
               <w:b/>
               <w:bCs/>
             </w:rPr>
-            <w:t>. 56</w:t>
+            <w:t>. 5</w:t>
+          </w:r>
+          <w:r>
+            <w:rPr>
+              <w:rFonts w:asciiTheme="minorHAnsi" w:hAnsiTheme="minorHAnsi" w:cstheme="minorHAnsi"/>
+              <w:b/>
+              <w:bCs/>
+            </w:rPr>
+            <w:t>0</w:t>
           </w:r>
         </w:p>
         <w:p>
@@ -12207,6 +10371,7 @@
               <w:b/>
               <w:bCs/>
             </w:rPr>
+            <w:lastRenderedPageBreak/>
             <w:t xml:space="preserve">A1) La fragmentation horizontale </w:t>
           </w:r>
           <w:r>
@@ -12215,23 +10380,7 @@
               <w:b/>
               <w:bCs/>
             </w:rPr>
-            <w:t>dérivée</w:t>
-          </w:r>
-          <w:r>
-            <w:rPr>
-              <w:rFonts w:asciiTheme="minorHAnsi" w:hAnsiTheme="minorHAnsi" w:cstheme="minorHAnsi"/>
-              <w:b/>
-              <w:bCs/>
-            </w:rPr>
-            <w:t xml:space="preserve"> </w:t>
-          </w:r>
-          <w:r>
-            <w:rPr>
-              <w:rFonts w:asciiTheme="minorHAnsi" w:hAnsiTheme="minorHAnsi" w:cstheme="minorHAnsi"/>
-              <w:b/>
-              <w:bCs/>
-            </w:rPr>
-            <w:t>……………………</w:t>
+            <w:t>dérivée ……………………</w:t>
           </w:r>
           <w:proofErr w:type="gramStart"/>
           <w:r>
@@ -12240,15 +10389,7 @@
               <w:b/>
               <w:bCs/>
             </w:rPr>
-            <w:t>……</w:t>
-          </w:r>
-          <w:r>
-            <w:rPr>
-              <w:rFonts w:asciiTheme="minorHAnsi" w:hAnsiTheme="minorHAnsi" w:cstheme="minorHAnsi"/>
-              <w:b/>
-              <w:bCs/>
-            </w:rPr>
-            <w:t>.</w:t>
+            <w:t>…….</w:t>
           </w:r>
           <w:proofErr w:type="gramEnd"/>
           <w:r>
@@ -12257,23 +10398,15 @@
               <w:b/>
               <w:bCs/>
             </w:rPr>
-            <w:t>.</w:t>
-          </w:r>
-          <w:r>
-            <w:rPr>
-              <w:rFonts w:asciiTheme="minorHAnsi" w:hAnsiTheme="minorHAnsi" w:cstheme="minorHAnsi"/>
-              <w:b/>
-              <w:bCs/>
-            </w:rPr>
-            <w:t>……………………</w:t>
-          </w:r>
-          <w:r>
-            <w:rPr>
-              <w:rFonts w:asciiTheme="minorHAnsi" w:hAnsiTheme="minorHAnsi" w:cstheme="minorHAnsi"/>
-              <w:b/>
-              <w:bCs/>
-            </w:rPr>
-            <w:t>….. 56</w:t>
+            <w:t>.……………………</w:t>
+          </w:r>
+          <w:r>
+            <w:rPr>
+              <w:rFonts w:asciiTheme="minorHAnsi" w:hAnsiTheme="minorHAnsi" w:cstheme="minorHAnsi"/>
+              <w:b/>
+              <w:bCs/>
+            </w:rPr>
+            <w:t>….. 50</w:t>
           </w:r>
         </w:p>
         <w:p>
@@ -12305,15 +10438,7 @@
               <w:b/>
               <w:bCs/>
             </w:rPr>
-            <w:t xml:space="preserve"> </w:t>
-          </w:r>
-          <w:r>
-            <w:rPr>
-              <w:rFonts w:asciiTheme="minorHAnsi" w:hAnsiTheme="minorHAnsi" w:cstheme="minorHAnsi"/>
-              <w:b/>
-              <w:bCs/>
-            </w:rPr>
-            <w:t>…………………………………………………………</w:t>
+            <w:t xml:space="preserve"> …………………………………………………………</w:t>
           </w:r>
           <w:proofErr w:type="gramStart"/>
           <w:r>
@@ -12322,8 +10447,9 @@
               <w:b/>
               <w:bCs/>
             </w:rPr>
-            <w:t>……</w:t>
-          </w:r>
+            <w:t>…….</w:t>
+          </w:r>
+          <w:proofErr w:type="gramEnd"/>
           <w:r>
             <w:rPr>
               <w:rFonts w:asciiTheme="minorHAnsi" w:hAnsiTheme="minorHAnsi" w:cstheme="minorHAnsi"/>
@@ -12332,22 +10458,13 @@
             </w:rPr>
             <w:t>.</w:t>
           </w:r>
-          <w:proofErr w:type="gramEnd"/>
-          <w:r>
-            <w:rPr>
-              <w:rFonts w:asciiTheme="minorHAnsi" w:hAnsiTheme="minorHAnsi" w:cstheme="minorHAnsi"/>
-              <w:b/>
-              <w:bCs/>
-            </w:rPr>
-            <w:t>.</w:t>
-          </w:r>
-          <w:r>
-            <w:rPr>
-              <w:rFonts w:asciiTheme="minorHAnsi" w:hAnsiTheme="minorHAnsi" w:cstheme="minorHAnsi"/>
-              <w:b/>
-              <w:bCs/>
-            </w:rPr>
-            <w:t>….. 57</w:t>
+          <w:r>
+            <w:rPr>
+              <w:rFonts w:asciiTheme="minorHAnsi" w:hAnsiTheme="minorHAnsi" w:cstheme="minorHAnsi"/>
+              <w:b/>
+              <w:bCs/>
+            </w:rPr>
+            <w:t>….. 51</w:t>
           </w:r>
         </w:p>
         <w:p>
@@ -12379,16 +10496,9 @@
               <w:b/>
               <w:bCs/>
             </w:rPr>
-            <w:t xml:space="preserve"> </w:t>
-          </w:r>
-          <w:r>
-            <w:rPr>
-              <w:rFonts w:asciiTheme="minorHAnsi" w:hAnsiTheme="minorHAnsi" w:cstheme="minorHAnsi"/>
-              <w:b/>
-              <w:bCs/>
-            </w:rPr>
-            <w:t>………………………………………………………………</w:t>
-          </w:r>
+            <w:t xml:space="preserve"> …………………………………………………………………</w:t>
+          </w:r>
+          <w:proofErr w:type="gramStart"/>
           <w:r>
             <w:rPr>
               <w:rFonts w:asciiTheme="minorHAnsi" w:hAnsiTheme="minorHAnsi" w:cstheme="minorHAnsi"/>
@@ -12397,15 +10507,6 @@
             </w:rPr>
             <w:t>…</w:t>
           </w:r>
-          <w:proofErr w:type="gramStart"/>
-          <w:r>
-            <w:rPr>
-              <w:rFonts w:asciiTheme="minorHAnsi" w:hAnsiTheme="minorHAnsi" w:cstheme="minorHAnsi"/>
-              <w:b/>
-              <w:bCs/>
-            </w:rPr>
-            <w:t>…</w:t>
-          </w:r>
           <w:r>
             <w:rPr>
               <w:rFonts w:asciiTheme="minorHAnsi" w:hAnsiTheme="minorHAnsi" w:cstheme="minorHAnsi"/>
@@ -12421,7 +10522,7 @@
               <w:b/>
               <w:bCs/>
             </w:rPr>
-            <w:t>. 57</w:t>
+            <w:t>. 51</w:t>
           </w:r>
         </w:p>
         <w:p>
@@ -12471,16 +10572,9 @@
               <w:b/>
               <w:bCs/>
             </w:rPr>
-            <w:t xml:space="preserve"> </w:t>
-          </w:r>
-          <w:r>
-            <w:rPr>
-              <w:rFonts w:asciiTheme="minorHAnsi" w:hAnsiTheme="minorHAnsi" w:cstheme="minorHAnsi"/>
-              <w:b/>
-              <w:bCs/>
-            </w:rPr>
-            <w:t>………………</w:t>
-          </w:r>
+            <w:t xml:space="preserve"> ………………………………</w:t>
+          </w:r>
+          <w:proofErr w:type="gramStart"/>
           <w:r>
             <w:rPr>
               <w:rFonts w:asciiTheme="minorHAnsi" w:hAnsiTheme="minorHAnsi" w:cstheme="minorHAnsi"/>
@@ -12495,23 +10589,6 @@
               <w:b/>
               <w:bCs/>
             </w:rPr>
-            <w:t>……………</w:t>
-          </w:r>
-          <w:proofErr w:type="gramStart"/>
-          <w:r>
-            <w:rPr>
-              <w:rFonts w:asciiTheme="minorHAnsi" w:hAnsiTheme="minorHAnsi" w:cstheme="minorHAnsi"/>
-              <w:b/>
-              <w:bCs/>
-            </w:rPr>
-            <w:t>…</w:t>
-          </w:r>
-          <w:r>
-            <w:rPr>
-              <w:rFonts w:asciiTheme="minorHAnsi" w:hAnsiTheme="minorHAnsi" w:cstheme="minorHAnsi"/>
-              <w:b/>
-              <w:bCs/>
-            </w:rPr>
             <w:t>….</w:t>
           </w:r>
           <w:proofErr w:type="gramEnd"/>
@@ -12521,7 +10598,7 @@
               <w:b/>
               <w:bCs/>
             </w:rPr>
-            <w:t>. 58</w:t>
+            <w:t>. 52</w:t>
           </w:r>
         </w:p>
         <w:p>
@@ -12553,15 +10630,7 @@
               <w:b/>
               <w:bCs/>
             </w:rPr>
-            <w:t xml:space="preserve"> </w:t>
-          </w:r>
-          <w:r>
-            <w:rPr>
-              <w:rFonts w:asciiTheme="minorHAnsi" w:hAnsiTheme="minorHAnsi" w:cstheme="minorHAnsi"/>
-              <w:b/>
-              <w:bCs/>
-            </w:rPr>
-            <w:t>……………………………………………………………………………………………</w:t>
+            <w:t xml:space="preserve"> ……………………………………………………………………………………………</w:t>
           </w:r>
           <w:proofErr w:type="gramStart"/>
           <w:r>
@@ -12587,7 +10656,7 @@
               <w:b/>
               <w:bCs/>
             </w:rPr>
-            <w:t>. 58</w:t>
+            <w:t>. 52</w:t>
           </w:r>
         </w:p>
         <w:p>
@@ -12619,23 +10688,7 @@
               <w:b/>
               <w:bCs/>
             </w:rPr>
-            <w:t xml:space="preserve"> </w:t>
-          </w:r>
-          <w:r>
-            <w:rPr>
-              <w:rFonts w:asciiTheme="minorHAnsi" w:hAnsiTheme="minorHAnsi" w:cstheme="minorHAnsi"/>
-              <w:b/>
-              <w:bCs/>
-            </w:rPr>
-            <w:t>………………………………………………………………………………………………</w:t>
-          </w:r>
-          <w:r>
-            <w:rPr>
-              <w:rFonts w:asciiTheme="minorHAnsi" w:hAnsiTheme="minorHAnsi" w:cstheme="minorHAnsi"/>
-              <w:b/>
-              <w:bCs/>
-            </w:rPr>
-            <w:t>……</w:t>
+            <w:t xml:space="preserve"> ……………………………………………………………………………………………………</w:t>
           </w:r>
           <w:proofErr w:type="gramStart"/>
           <w:r>
@@ -12661,7 +10714,7 @@
               <w:b/>
               <w:bCs/>
             </w:rPr>
-            <w:t>. 59</w:t>
+            <w:t>. 53</w:t>
           </w:r>
         </w:p>
         <w:p>
@@ -12693,15 +10746,7 @@
               <w:b/>
               <w:bCs/>
             </w:rPr>
-            <w:t xml:space="preserve"> </w:t>
-          </w:r>
-          <w:r>
-            <w:rPr>
-              <w:rFonts w:asciiTheme="minorHAnsi" w:hAnsiTheme="minorHAnsi" w:cstheme="minorHAnsi"/>
-              <w:b/>
-              <w:bCs/>
-            </w:rPr>
-            <w:t>……………………………</w:t>
+            <w:t xml:space="preserve"> ……………………………</w:t>
           </w:r>
           <w:proofErr w:type="gramStart"/>
           <w:r>
@@ -12727,7 +10772,7 @@
               <w:b/>
               <w:bCs/>
             </w:rPr>
-            <w:t>. 59</w:t>
+            <w:t>. 53</w:t>
           </w:r>
         </w:p>
         <w:p>
@@ -12759,16 +10804,9 @@
               <w:b/>
               <w:bCs/>
             </w:rPr>
-            <w:t xml:space="preserve"> </w:t>
-          </w:r>
-          <w:r>
-            <w:rPr>
-              <w:rFonts w:asciiTheme="minorHAnsi" w:hAnsiTheme="minorHAnsi" w:cstheme="minorHAnsi"/>
-              <w:b/>
-              <w:bCs/>
-            </w:rPr>
-            <w:t>………………………………………………………………</w:t>
-          </w:r>
+            <w:t xml:space="preserve"> …………………………………………………………………</w:t>
+          </w:r>
+          <w:proofErr w:type="gramStart"/>
           <w:r>
             <w:rPr>
               <w:rFonts w:asciiTheme="minorHAnsi" w:hAnsiTheme="minorHAnsi" w:cstheme="minorHAnsi"/>
@@ -12777,15 +10815,6 @@
             </w:rPr>
             <w:t>…</w:t>
           </w:r>
-          <w:proofErr w:type="gramStart"/>
-          <w:r>
-            <w:rPr>
-              <w:rFonts w:asciiTheme="minorHAnsi" w:hAnsiTheme="minorHAnsi" w:cstheme="minorHAnsi"/>
-              <w:b/>
-              <w:bCs/>
-            </w:rPr>
-            <w:t>…</w:t>
-          </w:r>
           <w:r>
             <w:rPr>
               <w:rFonts w:asciiTheme="minorHAnsi" w:hAnsiTheme="minorHAnsi" w:cstheme="minorHAnsi"/>
@@ -12801,7 +10830,7 @@
               <w:b/>
               <w:bCs/>
             </w:rPr>
-            <w:t>. 59</w:t>
+            <w:t>. 53</w:t>
           </w:r>
         </w:p>
         <w:p>
@@ -12833,15 +10862,7 @@
               <w:b/>
               <w:bCs/>
             </w:rPr>
-            <w:t xml:space="preserve"> </w:t>
-          </w:r>
-          <w:r>
-            <w:rPr>
-              <w:rFonts w:asciiTheme="minorHAnsi" w:hAnsiTheme="minorHAnsi" w:cstheme="minorHAnsi"/>
-              <w:b/>
-              <w:bCs/>
-            </w:rPr>
-            <w:t>……………………………………………</w:t>
+            <w:t xml:space="preserve"> ……………………………………………</w:t>
           </w:r>
           <w:proofErr w:type="gramStart"/>
           <w:r>
@@ -12850,15 +10871,7 @@
               <w:b/>
               <w:bCs/>
             </w:rPr>
-            <w:t>…</w:t>
-          </w:r>
-          <w:r>
-            <w:rPr>
-              <w:rFonts w:asciiTheme="minorHAnsi" w:hAnsiTheme="minorHAnsi" w:cstheme="minorHAnsi"/>
-              <w:b/>
-              <w:bCs/>
-            </w:rPr>
-            <w:t>….</w:t>
+            <w:t>…….</w:t>
           </w:r>
           <w:proofErr w:type="gramEnd"/>
           <w:r>
@@ -12875,7 +10888,7 @@
               <w:b/>
               <w:bCs/>
             </w:rPr>
-            <w:t>….. 60</w:t>
+            <w:t>….. 54</w:t>
           </w:r>
         </w:p>
         <w:p>
@@ -12943,6 +10956,17 @@
         <w:spacing w:line="360" w:lineRule="auto"/>
         <w:rPr>
           <w:b/>
+          <w:sz w:val="28"/>
+          <w:szCs w:val="28"/>
+          <w:u w:val="single"/>
+        </w:rPr>
+      </w:pPr>
+    </w:p>
+    <w:p>
+      <w:pPr>
+        <w:spacing w:line="360" w:lineRule="auto"/>
+        <w:rPr>
+          <w:b/>
           <w:color w:val="3C78D8"/>
           <w:sz w:val="28"/>
           <w:szCs w:val="28"/>
@@ -12964,18 +10988,6 @@
     </w:p>
     <w:p>
       <w:pPr>
-        <w:spacing w:line="360" w:lineRule="auto"/>
-        <w:rPr>
-          <w:b/>
-          <w:color w:val="3C78D8"/>
-          <w:sz w:val="28"/>
-          <w:szCs w:val="28"/>
-          <w:u w:val="single"/>
-        </w:rPr>
-      </w:pPr>
-    </w:p>
-    <w:p>
-      <w:pPr>
         <w:pStyle w:val="Style2"/>
       </w:pPr>
     </w:p>
@@ -12992,6 +11004,12 @@
           <w:footerReference w:type="default" r:id="rId9"/>
           <w:pgSz w:w="12240" w:h="15840"/>
           <w:pgMar w:top="1440" w:right="1445" w:bottom="1440" w:left="1417" w:header="720" w:footer="720" w:gutter="0"/>
+          <w:pgBorders w:offsetFrom="page">
+            <w:top w:val="thinThickLargeGap" w:sz="8" w:space="24" w:color="4472C4" w:themeColor="accent1"/>
+            <w:left w:val="thinThickLargeGap" w:sz="8" w:space="24" w:color="4472C4" w:themeColor="accent1"/>
+            <w:bottom w:val="thickThinLargeGap" w:sz="8" w:space="24" w:color="4472C4" w:themeColor="accent1"/>
+            <w:right w:val="thickThinLargeGap" w:sz="8" w:space="24" w:color="4472C4" w:themeColor="accent1"/>
+          </w:pgBorders>
           <w:pgNumType w:start="1"/>
           <w:cols w:space="720"/>
         </w:sectPr>
@@ -22349,6 +20367,7 @@
         <w:id w:val="-899750393"/>
         <w:lock w:val="contentLocked"/>
       </w:sdtPr>
+      <w:sdtEndPr/>
       <w:sdtContent>
         <w:tbl>
           <w:tblPr>
@@ -28635,9 +26654,19 @@
           <w:szCs w:val="24"/>
           <w:highlight w:val="white"/>
         </w:rPr>
-        <w:t>Les deux principales variantes sont CP-ABE(</w:t>
+        <w:t>Les deux principales variantes sont CP-</w:t>
+      </w:r>
+      <w:proofErr w:type="gramStart"/>
+      <w:r>
+        <w:rPr>
+          <w:sz w:val="24"/>
+          <w:szCs w:val="24"/>
+          <w:highlight w:val="white"/>
+        </w:rPr>
+        <w:t>ABE(</w:t>
       </w:r>
       <w:proofErr w:type="spellStart"/>
+      <w:proofErr w:type="gramEnd"/>
       <w:r>
         <w:rPr>
           <w:sz w:val="24"/>
@@ -29503,6 +27532,7 @@
         <w:id w:val="1415210987"/>
         <w:lock w:val="contentLocked"/>
       </w:sdtPr>
+      <w:sdtEndPr/>
       <w:sdtContent>
         <w:tbl>
           <w:tblPr>
@@ -32453,57 +30483,30 @@
         <w:t xml:space="preserve"> : Intégrer des accélérateurs matériels (par ex., GPU) ou des algorithmes de chiffrement plus efficaces.</w:t>
       </w:r>
     </w:p>
+    <w:p/>
+    <w:p>
+      <w:pPr>
+        <w:pStyle w:val="Style3"/>
+      </w:pPr>
+      <w:r>
+        <w:t>Distribution des bases</w:t>
+      </w:r>
+      <w:r>
+        <w:t xml:space="preserve"> de données</w:t>
+      </w:r>
+      <w:r>
+        <w:t xml:space="preserve"> :</w:t>
+      </w:r>
+    </w:p>
     <w:p>
       <w:pPr>
         <w:pStyle w:val="Style1"/>
       </w:pPr>
       <w:r>
-        <w:t>Algorithmes de chiffrement légers</w:t>
+        <w:t>Introduction à la distribution des bases</w:t>
       </w:r>
       <w:r>
         <w:t> :</w:t>
-      </w:r>
-    </w:p>
-    <w:p>
-      <w:pPr>
-        <w:spacing w:before="240" w:after="240" w:line="360" w:lineRule="auto"/>
-        <w:ind w:firstLine="360"/>
-        <w:jc w:val="both"/>
-        <w:rPr>
-          <w:sz w:val="24"/>
-          <w:szCs w:val="24"/>
-        </w:rPr>
-      </w:pPr>
-      <w:r>
-        <w:rPr>
-          <w:sz w:val="24"/>
-          <w:szCs w:val="24"/>
-        </w:rPr>
-        <w:t xml:space="preserve">Les algorithmes de chiffrement léger sont conçus pour être efficaces en termes de consommation de ressources (comme la mémoire, la puissance de calcul et l'énergie), ce qui les rend adaptés aux environnements contraints, tels que les appareils </w:t>
-      </w:r>
-      <w:proofErr w:type="spellStart"/>
-      <w:r>
-        <w:rPr>
-          <w:sz w:val="24"/>
-          <w:szCs w:val="24"/>
-        </w:rPr>
-        <w:t>IoT</w:t>
-      </w:r>
-      <w:proofErr w:type="spellEnd"/>
-      <w:r>
-        <w:rPr>
-          <w:sz w:val="24"/>
-          <w:szCs w:val="24"/>
-        </w:rPr>
-        <w:t xml:space="preserve"> (Internet des objets), les capteurs, et les dispositifs embarqués qui ont des capacités limitées. Ces algorithmes sont </w:t>
-      </w:r>
-      <w:r>
-        <w:rPr>
-          <w:sz w:val="24"/>
-          <w:szCs w:val="24"/>
-        </w:rPr>
-        <w:lastRenderedPageBreak/>
-        <w:t>également importants dans les contextes où des performances rapides sont nécessaires, tout en garantissant une sécurité adéquate.</w:t>
       </w:r>
     </w:p>
     <w:p>
@@ -32527,102 +30530,34 @@
           <w:sz w:val="24"/>
           <w:szCs w:val="24"/>
         </w:rPr>
-        <w:t>Caractéristiques des algorithmes de chiffrement léger</w:t>
-      </w:r>
-      <w:r>
-        <w:rPr>
-          <w:b/>
-          <w:sz w:val="24"/>
-          <w:szCs w:val="24"/>
-        </w:rPr>
-        <w:t> :</w:t>
-      </w:r>
-    </w:p>
-    <w:p>
-      <w:pPr>
-        <w:pStyle w:val="Paragraphedeliste"/>
-        <w:numPr>
-          <w:ilvl w:val="0"/>
-          <w:numId w:val="34"/>
-        </w:numPr>
-        <w:spacing w:before="240" w:after="0" w:line="360" w:lineRule="auto"/>
-        <w:rPr>
-          <w:sz w:val="24"/>
-          <w:szCs w:val="24"/>
-        </w:rPr>
-      </w:pPr>
-      <w:r>
-        <w:rPr>
-          <w:sz w:val="24"/>
-          <w:szCs w:val="24"/>
-        </w:rPr>
-        <w:t>Efficacité énergétique : Ces algorithmes sont optimisés pour les appareils à faible consommation d'énergie.</w:t>
-      </w:r>
-    </w:p>
-    <w:p>
-      <w:pPr>
-        <w:pStyle w:val="Paragraphedeliste"/>
-        <w:numPr>
-          <w:ilvl w:val="0"/>
-          <w:numId w:val="34"/>
-        </w:numPr>
-        <w:spacing w:after="0" w:line="360" w:lineRule="auto"/>
-        <w:rPr>
-          <w:sz w:val="24"/>
-          <w:szCs w:val="24"/>
-        </w:rPr>
-      </w:pPr>
-      <w:r>
-        <w:rPr>
-          <w:sz w:val="24"/>
-          <w:szCs w:val="24"/>
-        </w:rPr>
-        <w:t>Optimisation des ressources : Utilisent moins de mémoire et de cycles CPU que les algorithmes traditionnels.</w:t>
-      </w:r>
-    </w:p>
-    <w:p>
-      <w:pPr>
-        <w:pStyle w:val="Paragraphedeliste"/>
-        <w:numPr>
-          <w:ilvl w:val="0"/>
-          <w:numId w:val="34"/>
-        </w:numPr>
-        <w:spacing w:after="0" w:line="360" w:lineRule="auto"/>
-        <w:rPr>
-          <w:sz w:val="24"/>
-          <w:szCs w:val="24"/>
-        </w:rPr>
-      </w:pPr>
-      <w:r>
-        <w:rPr>
-          <w:sz w:val="24"/>
-          <w:szCs w:val="24"/>
-        </w:rPr>
-        <w:t>Vitesse d'exécution rapide : Capables de chiffrer et de déchiffrer les données rapidement, ce qui est crucial dans des environnements contraints.</w:t>
-      </w:r>
-    </w:p>
-    <w:p>
-      <w:pPr>
-        <w:pStyle w:val="Paragraphedeliste"/>
-        <w:numPr>
-          <w:ilvl w:val="0"/>
-          <w:numId w:val="34"/>
-        </w:numPr>
-        <w:spacing w:after="240" w:line="360" w:lineRule="auto"/>
-        <w:rPr>
-          <w:sz w:val="24"/>
-          <w:szCs w:val="24"/>
-        </w:rPr>
-      </w:pPr>
-      <w:r>
-        <w:rPr>
-          <w:sz w:val="24"/>
-          <w:szCs w:val="24"/>
-        </w:rPr>
-        <w:t>Sécurité : Maintiennent un niveau de sécurité acceptable, malgré leur faible coût en ressources.</w:t>
-      </w:r>
-      <w:bookmarkStart w:id="18" w:name="_heading=h.eq6qcdlfcq6e" w:colFirst="0" w:colLast="0"/>
-      <w:bookmarkEnd w:id="18"/>
+        <w:t>Définition des bases de données distribuées :</w:t>
+      </w:r>
+    </w:p>
+    <w:p>
+      <w:pPr>
+        <w:spacing w:before="240" w:after="240" w:line="360" w:lineRule="auto"/>
+        <w:jc w:val="both"/>
+        <w:rPr>
+          <w:sz w:val="24"/>
+          <w:szCs w:val="24"/>
+        </w:rPr>
+      </w:pPr>
+      <w:r>
+        <w:rPr>
+          <w:b/>
+          <w:sz w:val="28"/>
+          <w:szCs w:val="28"/>
+        </w:rPr>
+        <w:lastRenderedPageBreak/>
+        <w:t xml:space="preserve">  </w:t>
+      </w:r>
+      <w:r>
+        <w:rPr>
+          <w:sz w:val="24"/>
+          <w:szCs w:val="24"/>
+        </w:rPr>
+        <w:t>Une base de données distribuée est essentiellement une base de données qui n'est pas limitée à un seul système, elle est répartie sur différents sites, c'est-à-dire sur plusieurs ordinateurs ou sur un réseau d'ordinateurs. Un système de base de données distribuée est situé sur différents sites qui ne partagent pas de composants physiques. Cela peut être nécessaire lorsqu'une base de données particulière doit être consultée par différents utilisateurs à l'échelle mondiale. Elle doit être gérée de telle sorte que pour les utilisateurs, elle ressemble à une base de données unique.</w:t>
+      </w:r>
     </w:p>
     <w:p>
       <w:pPr>
@@ -32645,242 +30580,39 @@
           <w:sz w:val="24"/>
           <w:szCs w:val="24"/>
         </w:rPr>
-        <w:t>Exemples d'algorithmes de chiffrement léger :</w:t>
-      </w:r>
-    </w:p>
-    <w:p>
-      <w:pPr>
-        <w:pStyle w:val="Titre4"/>
-        <w:keepNext w:val="0"/>
-        <w:keepLines w:val="0"/>
-        <w:numPr>
-          <w:ilvl w:val="3"/>
-          <w:numId w:val="33"/>
-        </w:numPr>
-        <w:spacing w:line="360" w:lineRule="auto"/>
-        <w:jc w:val="both"/>
-        <w:rPr>
-          <w:lang w:val="en-US"/>
-        </w:rPr>
-      </w:pPr>
-      <w:r>
-        <w:rPr>
-          <w:lang w:val="en-US"/>
-        </w:rPr>
-        <w:t>SPECK (Symmetric Privacy-Enhanced Communication</w:t>
-      </w:r>
-      <w:proofErr w:type="gramStart"/>
-      <w:r>
-        <w:rPr>
-          <w:lang w:val="en-US"/>
-        </w:rPr>
-        <w:t>)</w:t>
-      </w:r>
-      <w:r>
-        <w:rPr>
-          <w:lang w:val="en-US"/>
-        </w:rPr>
-        <w:t xml:space="preserve"> </w:t>
-      </w:r>
-      <w:r>
-        <w:rPr>
-          <w:lang w:val="en-US"/>
+        <w:t>Types</w:t>
+      </w:r>
+      <w:r>
+        <w:rPr>
+          <w:b/>
+          <w:sz w:val="24"/>
+          <w:szCs w:val="24"/>
+        </w:rPr>
+        <w:t xml:space="preserve"> des bases de données distribué</w:t>
+      </w:r>
+      <w:r>
+        <w:rPr>
+          <w:b/>
+          <w:sz w:val="24"/>
+          <w:szCs w:val="24"/>
+        </w:rPr>
+        <w:t>e</w:t>
+      </w:r>
+      <w:r>
+        <w:rPr>
+          <w:b/>
+          <w:sz w:val="24"/>
+          <w:szCs w:val="24"/>
+        </w:rPr>
+        <w:t xml:space="preserve">s </w:t>
+      </w:r>
+      <w:r>
+        <w:rPr>
+          <w:b/>
+          <w:sz w:val="24"/>
+          <w:szCs w:val="24"/>
         </w:rPr>
         <w:t>:</w:t>
-      </w:r>
-      <w:proofErr w:type="gramEnd"/>
-    </w:p>
-    <w:p>
-      <w:pPr>
-        <w:pStyle w:val="Titre4"/>
-        <w:keepNext w:val="0"/>
-        <w:keepLines w:val="0"/>
-        <w:spacing w:line="360" w:lineRule="auto"/>
-        <w:ind w:firstLine="360"/>
-        <w:jc w:val="both"/>
-        <w:rPr>
-          <w:b w:val="0"/>
-        </w:rPr>
-      </w:pPr>
-      <w:r>
-        <w:rPr>
-          <w:b w:val="0"/>
-        </w:rPr>
-        <w:t>Est</w:t>
-      </w:r>
-      <w:r>
-        <w:rPr>
-          <w:b w:val="0"/>
-        </w:rPr>
-        <w:t xml:space="preserve"> une famille de chiffrements symétriques développée par la NSA, particulièrement conçue pour les dispositifs à faible consommation.</w:t>
-      </w:r>
-    </w:p>
-    <w:p>
-      <w:pPr>
-        <w:numPr>
-          <w:ilvl w:val="0"/>
-          <w:numId w:val="1"/>
-        </w:numPr>
-        <w:spacing w:before="240" w:after="0" w:line="360" w:lineRule="auto"/>
-        <w:rPr>
-          <w:sz w:val="24"/>
-          <w:szCs w:val="24"/>
-        </w:rPr>
-      </w:pPr>
-      <w:r>
-        <w:rPr>
-          <w:b/>
-          <w:sz w:val="24"/>
-          <w:szCs w:val="24"/>
-        </w:rPr>
-        <w:t>Fonctionnement de SPECK</w:t>
-      </w:r>
-      <w:r>
-        <w:rPr>
-          <w:sz w:val="24"/>
-          <w:szCs w:val="24"/>
-        </w:rPr>
-        <w:t xml:space="preserve"> : SPECK est un algorithme de chiffrement </w:t>
-      </w:r>
-      <w:r>
-        <w:rPr>
-          <w:b/>
-          <w:sz w:val="24"/>
-          <w:szCs w:val="24"/>
-        </w:rPr>
-        <w:t>par bloc</w:t>
-      </w:r>
-      <w:r>
-        <w:rPr>
-          <w:sz w:val="24"/>
-          <w:szCs w:val="24"/>
-        </w:rPr>
-        <w:t>, ce qui signifie qu'il chiffre des blocs de données de taille fixe en utilisant une clé secrète. Les tailles des blocs et des clés dans SPECK sont flexibles, ce qui permet de choisir la configuration optimale en fonction des contraintes du dispositif.</w:t>
-      </w:r>
-    </w:p>
-    <w:p>
-      <w:pPr>
-        <w:pStyle w:val="Paragraphedeliste"/>
-        <w:numPr>
-          <w:ilvl w:val="0"/>
-          <w:numId w:val="34"/>
-        </w:numPr>
-        <w:spacing w:after="0" w:line="360" w:lineRule="auto"/>
-        <w:rPr>
-          <w:sz w:val="24"/>
-          <w:szCs w:val="24"/>
-        </w:rPr>
-      </w:pPr>
-      <w:r>
-        <w:rPr>
-          <w:sz w:val="24"/>
-          <w:szCs w:val="24"/>
-          <w:u w:val="single"/>
-        </w:rPr>
-        <w:t xml:space="preserve">Chiffrement à clé secrète </w:t>
-      </w:r>
-      <w:r>
-        <w:rPr>
-          <w:sz w:val="24"/>
-          <w:szCs w:val="24"/>
-        </w:rPr>
-        <w:t>: La même clé est utilisée pour le chiffrement et le déchiffrement des données, ce qui caractérise un chiffrement symétrique.</w:t>
-      </w:r>
-    </w:p>
-    <w:p>
-      <w:pPr>
-        <w:pStyle w:val="Paragraphedeliste"/>
-        <w:numPr>
-          <w:ilvl w:val="0"/>
-          <w:numId w:val="34"/>
-        </w:numPr>
-        <w:spacing w:after="0" w:line="360" w:lineRule="auto"/>
-        <w:rPr>
-          <w:sz w:val="24"/>
-          <w:szCs w:val="24"/>
-        </w:rPr>
-      </w:pPr>
-      <w:r>
-        <w:rPr>
-          <w:sz w:val="24"/>
-          <w:szCs w:val="24"/>
-          <w:u w:val="single"/>
-        </w:rPr>
-        <w:t xml:space="preserve">Structure de </w:t>
-      </w:r>
-      <w:proofErr w:type="spellStart"/>
-      <w:r>
-        <w:rPr>
-          <w:sz w:val="24"/>
-          <w:szCs w:val="24"/>
-          <w:u w:val="single"/>
-        </w:rPr>
-        <w:t>Feistel</w:t>
-      </w:r>
-      <w:proofErr w:type="spellEnd"/>
-      <w:r>
-        <w:rPr>
-          <w:sz w:val="24"/>
-          <w:szCs w:val="24"/>
-          <w:u w:val="single"/>
-        </w:rPr>
-        <w:t xml:space="preserve"> </w:t>
-      </w:r>
-      <w:r>
-        <w:rPr>
-          <w:sz w:val="24"/>
-          <w:szCs w:val="24"/>
-        </w:rPr>
-        <w:t xml:space="preserve">: L'algorithme utilise une structure de type </w:t>
-      </w:r>
-      <w:proofErr w:type="spellStart"/>
-      <w:r>
-        <w:rPr>
-          <w:sz w:val="24"/>
-          <w:szCs w:val="24"/>
-        </w:rPr>
-        <w:t>Feistel</w:t>
-      </w:r>
-      <w:proofErr w:type="spellEnd"/>
-      <w:r>
-        <w:rPr>
-          <w:sz w:val="24"/>
-          <w:szCs w:val="24"/>
-        </w:rPr>
-        <w:t>, qui divise le bloc de données en deux moitiés et applique une série d'opérations sur chaque moitié à chaque tour de chiffrement. Cela permet de garantir que chaque bit du bloc de données affecte l'ensemble du bloc, améliorant ainsi la sécurité.</w:t>
-      </w:r>
-    </w:p>
-    <w:p>
-      <w:pPr>
-        <w:spacing w:after="240" w:line="360" w:lineRule="auto"/>
-        <w:rPr>
-          <w:sz w:val="24"/>
-          <w:szCs w:val="24"/>
-        </w:rPr>
-      </w:pPr>
-      <w:r>
-        <w:rPr>
-          <w:sz w:val="24"/>
-          <w:szCs w:val="24"/>
-          <w:u w:val="single"/>
-        </w:rPr>
-        <w:lastRenderedPageBreak/>
-        <w:t xml:space="preserve">- </w:t>
-      </w:r>
-      <w:r>
-        <w:rPr>
-          <w:sz w:val="24"/>
-          <w:szCs w:val="24"/>
-          <w:u w:val="single"/>
-        </w:rPr>
-        <w:t>Opérations simples :</w:t>
-      </w:r>
-      <w:r>
-        <w:rPr>
-          <w:sz w:val="24"/>
-          <w:szCs w:val="24"/>
-        </w:rPr>
-        <w:t xml:space="preserve"> Les opérations utilisées dans SPECK sont simples et peu coûteuses en termes de calculs, telles que des additions, des décalages et des XOR. Cela rend l'algorithme rapide et efficace, même pour des dispositifs avec des ressources limitées.</w:t>
       </w:r>
     </w:p>
     <w:p>
@@ -32890,234 +30622,38 @@
           <w:ilvl w:val="3"/>
           <w:numId w:val="33"/>
         </w:numPr>
-        <w:rPr>
-          <w:b/>
-          <w:bCs/>
-          <w:sz w:val="24"/>
-          <w:szCs w:val="24"/>
-        </w:rPr>
-      </w:pPr>
-      <w:bookmarkStart w:id="19" w:name="_heading=h.2w6hb7h8ukcj" w:colFirst="0" w:colLast="0"/>
-      <w:bookmarkEnd w:id="19"/>
-      <w:r>
-        <w:rPr>
-          <w:b/>
-          <w:bCs/>
-          <w:sz w:val="24"/>
-          <w:szCs w:val="24"/>
-        </w:rPr>
-        <w:t>SIMON</w:t>
-      </w:r>
-      <w:r>
-        <w:rPr>
-          <w:b/>
-          <w:bCs/>
-          <w:sz w:val="24"/>
-          <w:szCs w:val="24"/>
-        </w:rPr>
-        <w:t xml:space="preserve"> </w:t>
-      </w:r>
-      <w:r>
-        <w:rPr>
-          <w:b/>
-          <w:bCs/>
-          <w:sz w:val="24"/>
-          <w:szCs w:val="24"/>
-        </w:rPr>
-        <w:t xml:space="preserve">: </w:t>
-      </w:r>
-    </w:p>
-    <w:p>
-      <w:pPr>
-        <w:spacing w:line="360" w:lineRule="auto"/>
-        <w:ind w:firstLine="360"/>
-        <w:rPr>
-          <w:sz w:val="24"/>
-          <w:szCs w:val="24"/>
-        </w:rPr>
-      </w:pPr>
-      <w:r>
-        <w:rPr>
-          <w:sz w:val="24"/>
-          <w:szCs w:val="24"/>
-        </w:rPr>
-        <w:t>E</w:t>
-      </w:r>
-      <w:r>
-        <w:rPr>
-          <w:sz w:val="24"/>
-          <w:szCs w:val="24"/>
-        </w:rPr>
-        <w:t>st un autre algorithme de chiffrement symétrique léger développé par la NSA. Il est conçu pour être performant avec des tailles de blocs variables (32, 64, 128 bits) et des tailles de clés variables (de 64 à 256 bits).</w:t>
-      </w:r>
-    </w:p>
-    <w:p>
-      <w:pPr>
-        <w:numPr>
-          <w:ilvl w:val="0"/>
-          <w:numId w:val="29"/>
-        </w:numPr>
-        <w:spacing w:before="240" w:after="0" w:line="360" w:lineRule="auto"/>
-        <w:rPr>
-          <w:b/>
-          <w:sz w:val="24"/>
-          <w:szCs w:val="24"/>
-        </w:rPr>
-      </w:pPr>
-      <w:r>
-        <w:rPr>
-          <w:b/>
-          <w:sz w:val="24"/>
-          <w:szCs w:val="24"/>
-        </w:rPr>
-        <w:t xml:space="preserve"> Fonctionnement de SIMON :</w:t>
-      </w:r>
-      <w:r>
-        <w:rPr>
-          <w:b/>
-          <w:sz w:val="24"/>
-          <w:szCs w:val="24"/>
-        </w:rPr>
-        <w:t xml:space="preserve"> </w:t>
-      </w:r>
-      <w:r>
-        <w:rPr>
-          <w:sz w:val="24"/>
-          <w:szCs w:val="24"/>
-        </w:rPr>
-        <w:t xml:space="preserve">SIMON utilise un chiffrement par blocs, où les données sont divisées en blocs de taille fixe, qui sont ensuite chiffrés avec une clé secrète. L'algorithme fonctionne en utilisant une structure similaire à celle de </w:t>
-      </w:r>
-      <w:proofErr w:type="spellStart"/>
-      <w:r>
-        <w:rPr>
-          <w:sz w:val="24"/>
-          <w:szCs w:val="24"/>
-        </w:rPr>
-        <w:t>Feistel</w:t>
-      </w:r>
-      <w:proofErr w:type="spellEnd"/>
-      <w:r>
-        <w:rPr>
-          <w:sz w:val="24"/>
-          <w:szCs w:val="24"/>
-        </w:rPr>
-        <w:t>, ce qui le rend particulièrement adapté aux environnements à faible consommation d'énergie et à faible coût en termes de calcul.</w:t>
-      </w:r>
-    </w:p>
-    <w:p>
-      <w:pPr>
-        <w:pStyle w:val="Paragraphedeliste"/>
-        <w:numPr>
-          <w:ilvl w:val="0"/>
-          <w:numId w:val="34"/>
-        </w:numPr>
-        <w:spacing w:after="0" w:line="360" w:lineRule="auto"/>
-        <w:rPr>
-          <w:sz w:val="24"/>
-          <w:szCs w:val="24"/>
-        </w:rPr>
-      </w:pPr>
-      <w:r>
-        <w:rPr>
-          <w:sz w:val="24"/>
-          <w:szCs w:val="24"/>
-        </w:rPr>
-        <w:t>Taille des blocs : SIMON peut être configuré pour utiliser des tailles de blocs variables, comme 32 bits, 64 bits et 128 bits.</w:t>
-      </w:r>
-    </w:p>
-    <w:p>
-      <w:pPr>
-        <w:pStyle w:val="Paragraphedeliste"/>
-        <w:numPr>
-          <w:ilvl w:val="0"/>
-          <w:numId w:val="34"/>
-        </w:numPr>
-        <w:spacing w:after="0" w:line="360" w:lineRule="auto"/>
-        <w:rPr>
-          <w:sz w:val="24"/>
-          <w:szCs w:val="24"/>
-        </w:rPr>
-      </w:pPr>
-      <w:r>
-        <w:rPr>
-          <w:sz w:val="24"/>
-          <w:szCs w:val="24"/>
-        </w:rPr>
-        <w:t>Taille des clés : SIMON permet également des tailles de clés variables, allant de 64 à 256 bits, ce qui donne aux développeurs une grande flexibilité dans le choix de la taille de la clé en fonction des exigences de sécurité.</w:t>
-      </w:r>
-    </w:p>
-    <w:p>
-      <w:pPr>
-        <w:pStyle w:val="Paragraphedeliste"/>
-        <w:numPr>
-          <w:ilvl w:val="0"/>
-          <w:numId w:val="34"/>
-        </w:numPr>
-        <w:spacing w:after="0" w:line="360" w:lineRule="auto"/>
-        <w:rPr>
-          <w:sz w:val="24"/>
-          <w:szCs w:val="24"/>
-        </w:rPr>
-      </w:pPr>
-      <w:r>
-        <w:rPr>
-          <w:sz w:val="24"/>
-          <w:szCs w:val="24"/>
-        </w:rPr>
-        <w:t xml:space="preserve">Structure de </w:t>
-      </w:r>
-      <w:proofErr w:type="spellStart"/>
-      <w:r>
-        <w:rPr>
-          <w:sz w:val="24"/>
-          <w:szCs w:val="24"/>
-        </w:rPr>
-        <w:t>Feistel</w:t>
-      </w:r>
-      <w:proofErr w:type="spellEnd"/>
-      <w:r>
-        <w:rPr>
-          <w:sz w:val="24"/>
-          <w:szCs w:val="24"/>
-        </w:rPr>
-        <w:t xml:space="preserve"> : Comme SPECK, SIMON utilise une structure de type </w:t>
-      </w:r>
-      <w:proofErr w:type="spellStart"/>
-      <w:r>
-        <w:rPr>
-          <w:sz w:val="24"/>
-          <w:szCs w:val="24"/>
-        </w:rPr>
-        <w:t>Feistel</w:t>
-      </w:r>
-      <w:proofErr w:type="spellEnd"/>
-      <w:r>
-        <w:rPr>
-          <w:sz w:val="24"/>
-          <w:szCs w:val="24"/>
-        </w:rPr>
-        <w:t>, ce qui signifie que chaque tour de chiffrement applique des transformations sur une moitié du bloc de données, avec des opérations simples comme des XOR, des décalages et des additions, garantissant une bonne diffusion et confusion des données.</w:t>
-      </w:r>
-    </w:p>
-    <w:p>
-      <w:pPr>
-        <w:pStyle w:val="Paragraphedeliste"/>
-        <w:numPr>
-          <w:ilvl w:val="0"/>
-          <w:numId w:val="34"/>
-        </w:numPr>
-        <w:spacing w:after="240" w:line="360" w:lineRule="auto"/>
-        <w:rPr>
-          <w:sz w:val="24"/>
-          <w:szCs w:val="24"/>
-        </w:rPr>
-      </w:pPr>
-      <w:r>
-        <w:rPr>
-          <w:sz w:val="24"/>
-          <w:szCs w:val="24"/>
-        </w:rPr>
-        <w:t>Simplicité des opérations : SIMON repose sur des opérations simples et rapides (XOR, décalages, additions), ce qui permet une implémentation efficace sur des processeurs simples ou des architectures à faible consommation d'énergie.</w:t>
+        <w:spacing w:before="240" w:after="240" w:line="360" w:lineRule="auto"/>
+        <w:jc w:val="both"/>
+        <w:rPr>
+          <w:b/>
+          <w:sz w:val="24"/>
+          <w:szCs w:val="24"/>
+        </w:rPr>
+      </w:pPr>
+      <w:r>
+        <w:rPr>
+          <w:b/>
+          <w:sz w:val="24"/>
+          <w:szCs w:val="24"/>
+        </w:rPr>
+        <w:t>Base de données homogène :</w:t>
+      </w:r>
+    </w:p>
+    <w:p>
+      <w:pPr>
+        <w:spacing w:before="240" w:after="240" w:line="360" w:lineRule="auto"/>
+        <w:jc w:val="both"/>
+        <w:rPr>
+          <w:sz w:val="24"/>
+          <w:szCs w:val="24"/>
+        </w:rPr>
+      </w:pPr>
+      <w:r>
+        <w:rPr>
+          <w:sz w:val="24"/>
+          <w:szCs w:val="24"/>
+        </w:rPr>
+        <w:t xml:space="preserve">  Dans une base de données homogène, tous les sites stockent la base de données de manière identique. Le système d'exploitation, le système de gestion de la base de données et les structures de données utilisées : tous sont identiques sur tous les sites. Ils sont donc faciles à gérer.</w:t>
       </w:r>
     </w:p>
     <w:p>
@@ -33127,1647 +30663,46 @@
           <w:ilvl w:val="3"/>
           <w:numId w:val="33"/>
         </w:numPr>
-        <w:rPr>
-          <w:b/>
-          <w:bCs/>
-          <w:sz w:val="24"/>
-          <w:szCs w:val="24"/>
-          <w:lang w:val="en-US"/>
-        </w:rPr>
-      </w:pPr>
-      <w:bookmarkStart w:id="20" w:name="_heading=h.4oziu9ili8gf" w:colFirst="0" w:colLast="0"/>
-      <w:bookmarkEnd w:id="20"/>
-      <w:r>
-        <w:rPr>
-          <w:b/>
-          <w:bCs/>
-          <w:sz w:val="24"/>
-          <w:szCs w:val="24"/>
-          <w:lang w:val="en-US"/>
-        </w:rPr>
-        <w:t>XTEA (Extended Tiny Encryption Algorithm</w:t>
-      </w:r>
-      <w:r>
-        <w:rPr>
-          <w:b/>
-          <w:bCs/>
-          <w:sz w:val="24"/>
-          <w:szCs w:val="24"/>
-          <w:lang w:val="en-US"/>
-        </w:rPr>
-        <w:t>):</w:t>
-      </w:r>
-    </w:p>
-    <w:p>
-      <w:pPr>
-        <w:spacing w:line="360" w:lineRule="auto"/>
-        <w:ind w:firstLine="360"/>
-        <w:rPr>
-          <w:rFonts w:asciiTheme="minorHAnsi" w:hAnsiTheme="minorHAnsi" w:cstheme="minorHAnsi"/>
-          <w:b/>
-          <w:bCs/>
-          <w:sz w:val="24"/>
-          <w:szCs w:val="24"/>
-        </w:rPr>
-      </w:pPr>
-      <w:r>
-        <w:rPr>
-          <w:lang w:val="en-US"/>
+        <w:spacing w:before="240" w:after="240" w:line="360" w:lineRule="auto"/>
+        <w:jc w:val="both"/>
+        <w:rPr>
+          <w:b/>
+          <w:sz w:val="24"/>
+          <w:szCs w:val="24"/>
+        </w:rPr>
+      </w:pPr>
+      <w:r>
+        <w:rPr>
+          <w:b/>
+          <w:sz w:val="24"/>
+          <w:szCs w:val="24"/>
+        </w:rPr>
+        <w:t>Base de données hétérogène :</w:t>
+      </w:r>
+    </w:p>
+    <w:p>
+      <w:pPr>
+        <w:spacing w:before="240" w:after="240" w:line="360" w:lineRule="auto"/>
+        <w:jc w:val="both"/>
+        <w:rPr>
+          <w:sz w:val="24"/>
+          <w:szCs w:val="24"/>
+        </w:rPr>
+      </w:pPr>
+      <w:r>
+        <w:rPr>
+          <w:b/>
+          <w:sz w:val="28"/>
+          <w:szCs w:val="28"/>
         </w:rPr>
         <w:t xml:space="preserve"> </w:t>
       </w:r>
       <w:r>
         <w:rPr>
-          <w:rFonts w:asciiTheme="minorHAnsi" w:hAnsiTheme="minorHAnsi" w:cstheme="minorHAnsi"/>
-          <w:sz w:val="24"/>
-          <w:szCs w:val="24"/>
-        </w:rPr>
-        <w:t>E</w:t>
-      </w:r>
-      <w:r>
-        <w:rPr>
-          <w:rFonts w:asciiTheme="minorHAnsi" w:hAnsiTheme="minorHAnsi" w:cstheme="minorHAnsi"/>
-          <w:sz w:val="24"/>
-          <w:szCs w:val="24"/>
-        </w:rPr>
-        <w:t xml:space="preserve">st une version améliorée du </w:t>
-      </w:r>
-      <w:proofErr w:type="spellStart"/>
-      <w:r>
-        <w:rPr>
-          <w:rFonts w:asciiTheme="minorHAnsi" w:hAnsiTheme="minorHAnsi" w:cstheme="minorHAnsi"/>
-          <w:sz w:val="24"/>
-          <w:szCs w:val="24"/>
-        </w:rPr>
-        <w:t>Tiny</w:t>
-      </w:r>
-      <w:proofErr w:type="spellEnd"/>
-      <w:r>
-        <w:rPr>
-          <w:rFonts w:asciiTheme="minorHAnsi" w:hAnsiTheme="minorHAnsi" w:cstheme="minorHAnsi"/>
-          <w:sz w:val="24"/>
-          <w:szCs w:val="24"/>
-        </w:rPr>
-        <w:t xml:space="preserve"> </w:t>
-      </w:r>
-      <w:proofErr w:type="spellStart"/>
-      <w:r>
-        <w:rPr>
-          <w:rFonts w:asciiTheme="minorHAnsi" w:hAnsiTheme="minorHAnsi" w:cstheme="minorHAnsi"/>
-          <w:sz w:val="24"/>
-          <w:szCs w:val="24"/>
-        </w:rPr>
-        <w:t>Encryption</w:t>
-      </w:r>
-      <w:proofErr w:type="spellEnd"/>
-      <w:r>
-        <w:rPr>
-          <w:rFonts w:asciiTheme="minorHAnsi" w:hAnsiTheme="minorHAnsi" w:cstheme="minorHAnsi"/>
-          <w:sz w:val="24"/>
-          <w:szCs w:val="24"/>
-        </w:rPr>
-        <w:t xml:space="preserve"> </w:t>
-      </w:r>
-      <w:proofErr w:type="spellStart"/>
-      <w:r>
-        <w:rPr>
-          <w:rFonts w:asciiTheme="minorHAnsi" w:hAnsiTheme="minorHAnsi" w:cstheme="minorHAnsi"/>
-          <w:sz w:val="24"/>
-          <w:szCs w:val="24"/>
-        </w:rPr>
-        <w:t>Algorithm</w:t>
-      </w:r>
-      <w:proofErr w:type="spellEnd"/>
-      <w:r>
-        <w:rPr>
-          <w:rFonts w:asciiTheme="minorHAnsi" w:hAnsiTheme="minorHAnsi" w:cstheme="minorHAnsi"/>
-          <w:sz w:val="24"/>
-          <w:szCs w:val="24"/>
-        </w:rPr>
-        <w:t xml:space="preserve"> (TEA). C'est un algorithme de chiffrement de bloc qui est extrêmement simple et efficace, souvent utilisé dans des systèmes à ressources limitées.</w:t>
-      </w:r>
-    </w:p>
-    <w:p>
-      <w:pPr>
-        <w:pStyle w:val="Titre3"/>
-        <w:keepNext w:val="0"/>
-        <w:keepLines w:val="0"/>
-        <w:spacing w:before="280" w:line="360" w:lineRule="auto"/>
-        <w:ind w:left="360"/>
-        <w:rPr>
-          <w:rFonts w:asciiTheme="minorHAnsi" w:hAnsiTheme="minorHAnsi" w:cstheme="minorHAnsi"/>
-          <w:b/>
-        </w:rPr>
-      </w:pPr>
-      <w:bookmarkStart w:id="21" w:name="_heading=h.eidpjjv77918" w:colFirst="0" w:colLast="0"/>
-      <w:bookmarkStart w:id="22" w:name="_Toc186390538"/>
-      <w:bookmarkStart w:id="23" w:name="_Toc186392707"/>
-      <w:bookmarkEnd w:id="21"/>
-      <w:r>
-        <w:rPr>
-          <w:rFonts w:asciiTheme="minorHAnsi" w:hAnsiTheme="minorHAnsi" w:cstheme="minorHAnsi"/>
-          <w:b/>
-          <w:color w:val="000000"/>
-        </w:rPr>
-        <w:lastRenderedPageBreak/>
-        <w:t>Fonctionnement de XTEA :</w:t>
-      </w:r>
-      <w:r>
-        <w:rPr>
-          <w:rFonts w:asciiTheme="minorHAnsi" w:hAnsiTheme="minorHAnsi" w:cstheme="minorHAnsi"/>
-          <w:color w:val="000000"/>
-        </w:rPr>
-        <w:t xml:space="preserve"> est un algorithme de chiffrement symétrique utilisant une clé secrète partagée pour le chiffrement et le déchiffrement des données. Il chiffre des blocs de 64 bits à l'aide d'une clé de 128 bits. L'algorithme utilise une structure </w:t>
-      </w:r>
-      <w:proofErr w:type="spellStart"/>
-      <w:r>
-        <w:rPr>
-          <w:rFonts w:asciiTheme="minorHAnsi" w:hAnsiTheme="minorHAnsi" w:cstheme="minorHAnsi"/>
-          <w:color w:val="000000"/>
-        </w:rPr>
-        <w:t>Feistel</w:t>
-      </w:r>
-      <w:proofErr w:type="spellEnd"/>
-      <w:r>
-        <w:rPr>
-          <w:rFonts w:asciiTheme="minorHAnsi" w:hAnsiTheme="minorHAnsi" w:cstheme="minorHAnsi"/>
-          <w:color w:val="000000"/>
-        </w:rPr>
-        <w:t>, ce qui signifie que les données sont divisées en deux moitiés, et chaque tour de chiffrement applique des transformations sur une moitié du bloc de données.</w:t>
-      </w:r>
-      <w:bookmarkEnd w:id="22"/>
-      <w:bookmarkEnd w:id="23"/>
-    </w:p>
-    <w:p>
-      <w:pPr>
-        <w:pStyle w:val="Paragraphedeliste"/>
-        <w:numPr>
-          <w:ilvl w:val="0"/>
-          <w:numId w:val="34"/>
-        </w:numPr>
-        <w:spacing w:after="0" w:line="360" w:lineRule="auto"/>
-        <w:rPr>
-          <w:rFonts w:asciiTheme="minorHAnsi" w:hAnsiTheme="minorHAnsi" w:cstheme="minorHAnsi"/>
-          <w:sz w:val="24"/>
-          <w:szCs w:val="24"/>
-        </w:rPr>
-      </w:pPr>
-      <w:r>
-        <w:rPr>
-          <w:rFonts w:asciiTheme="minorHAnsi" w:hAnsiTheme="minorHAnsi" w:cstheme="minorHAnsi"/>
-          <w:sz w:val="24"/>
-          <w:szCs w:val="24"/>
-        </w:rPr>
-        <w:t>Opérations simples : XTEA utilise des opérations de base simples telles que des additions et des XOR (ou opérations logiques sur les bits), qui sont faciles à implémenter et à exécuter rapidement sur des processeurs simples ou à faible puissance.</w:t>
-      </w:r>
-    </w:p>
-    <w:p>
-      <w:pPr>
-        <w:pStyle w:val="Paragraphedeliste"/>
-        <w:numPr>
-          <w:ilvl w:val="0"/>
-          <w:numId w:val="34"/>
-        </w:numPr>
-        <w:spacing w:after="0" w:line="360" w:lineRule="auto"/>
-        <w:rPr>
-          <w:rFonts w:asciiTheme="minorHAnsi" w:hAnsiTheme="minorHAnsi" w:cstheme="minorHAnsi"/>
-          <w:sz w:val="24"/>
-          <w:szCs w:val="24"/>
-        </w:rPr>
-      </w:pPr>
-      <w:r>
-        <w:rPr>
-          <w:rFonts w:asciiTheme="minorHAnsi" w:hAnsiTheme="minorHAnsi" w:cstheme="minorHAnsi"/>
-          <w:sz w:val="24"/>
-          <w:szCs w:val="24"/>
-        </w:rPr>
-        <w:t>Nombre de tours : L'algorithme utilise un nombre fixe de 64 tours pour le chiffrement, ce qui est une amélioration par rapport à TEA, qui utilise moins de tours. L'augmentation du nombre de tours permet de mieux mélanger les données et d'améliorer la sécurité.</w:t>
-      </w:r>
-    </w:p>
-    <w:p>
-      <w:pPr>
-        <w:pStyle w:val="Paragraphedeliste"/>
-        <w:numPr>
-          <w:ilvl w:val="0"/>
-          <w:numId w:val="34"/>
-        </w:numPr>
-        <w:spacing w:after="240" w:line="360" w:lineRule="auto"/>
-        <w:rPr>
-          <w:rFonts w:asciiTheme="minorHAnsi" w:hAnsiTheme="minorHAnsi" w:cstheme="minorHAnsi"/>
-          <w:sz w:val="24"/>
-          <w:szCs w:val="24"/>
-        </w:rPr>
-      </w:pPr>
-      <w:r>
-        <w:rPr>
-          <w:rFonts w:asciiTheme="minorHAnsi" w:hAnsiTheme="minorHAnsi" w:cstheme="minorHAnsi"/>
-          <w:sz w:val="24"/>
-          <w:szCs w:val="24"/>
-        </w:rPr>
-        <w:t xml:space="preserve">Structure </w:t>
-      </w:r>
-      <w:proofErr w:type="spellStart"/>
-      <w:r>
-        <w:rPr>
-          <w:rFonts w:asciiTheme="minorHAnsi" w:hAnsiTheme="minorHAnsi" w:cstheme="minorHAnsi"/>
-          <w:sz w:val="24"/>
-          <w:szCs w:val="24"/>
-        </w:rPr>
-        <w:t>Feistel</w:t>
-      </w:r>
-      <w:proofErr w:type="spellEnd"/>
-      <w:r>
-        <w:rPr>
-          <w:rFonts w:asciiTheme="minorHAnsi" w:hAnsiTheme="minorHAnsi" w:cstheme="minorHAnsi"/>
-          <w:sz w:val="24"/>
-          <w:szCs w:val="24"/>
-        </w:rPr>
-        <w:t xml:space="preserve"> : Comme pour le chiffrement par </w:t>
-      </w:r>
-      <w:proofErr w:type="spellStart"/>
-      <w:r>
-        <w:rPr>
-          <w:rFonts w:asciiTheme="minorHAnsi" w:hAnsiTheme="minorHAnsi" w:cstheme="minorHAnsi"/>
-          <w:sz w:val="24"/>
-          <w:szCs w:val="24"/>
-        </w:rPr>
-        <w:t>Feistel</w:t>
-      </w:r>
-      <w:proofErr w:type="spellEnd"/>
-      <w:r>
-        <w:rPr>
-          <w:rFonts w:asciiTheme="minorHAnsi" w:hAnsiTheme="minorHAnsi" w:cstheme="minorHAnsi"/>
-          <w:sz w:val="24"/>
-          <w:szCs w:val="24"/>
-        </w:rPr>
-        <w:t>, XTEA divise les données en deux moitiés et applique des opérations sur ces moitiés de manière répétée pendant les tours de chiffrement.</w:t>
-      </w:r>
-    </w:p>
-    <w:p>
-      <w:pPr>
-        <w:pStyle w:val="Paragraphedeliste"/>
-        <w:numPr>
-          <w:ilvl w:val="3"/>
-          <w:numId w:val="33"/>
-        </w:numPr>
-        <w:rPr>
-          <w:b/>
-          <w:bCs/>
-          <w:sz w:val="24"/>
-          <w:szCs w:val="24"/>
-        </w:rPr>
-      </w:pPr>
-      <w:r>
-        <w:rPr>
-          <w:rFonts w:asciiTheme="minorHAnsi" w:hAnsiTheme="minorHAnsi" w:cstheme="minorHAnsi"/>
-          <w:b/>
-          <w:sz w:val="24"/>
-          <w:szCs w:val="24"/>
-        </w:rPr>
-        <w:t>Chiffrement à clé elliptique (</w:t>
-      </w:r>
-      <w:r>
-        <w:rPr>
-          <w:rFonts w:asciiTheme="minorHAnsi" w:hAnsiTheme="minorHAnsi" w:cstheme="minorHAnsi"/>
-          <w:b/>
-          <w:sz w:val="24"/>
-          <w:szCs w:val="24"/>
-        </w:rPr>
-        <w:t>ECC</w:t>
-      </w:r>
-      <w:r>
-        <w:rPr>
-          <w:rFonts w:asciiTheme="minorHAnsi" w:hAnsiTheme="minorHAnsi" w:cstheme="minorHAnsi"/>
-          <w:b/>
-          <w:sz w:val="24"/>
-          <w:szCs w:val="24"/>
-        </w:rPr>
-        <w:t>)</w:t>
-      </w:r>
-      <w:r>
-        <w:rPr>
-          <w:rFonts w:asciiTheme="minorHAnsi" w:hAnsiTheme="minorHAnsi" w:cstheme="minorHAnsi"/>
-          <w:b/>
-          <w:sz w:val="24"/>
-          <w:szCs w:val="24"/>
-        </w:rPr>
-        <w:t xml:space="preserve"> :</w:t>
-      </w:r>
-      <w:r>
-        <w:rPr>
-          <w:rFonts w:asciiTheme="minorHAnsi" w:hAnsiTheme="minorHAnsi" w:cstheme="minorHAnsi"/>
-          <w:b/>
-          <w:sz w:val="24"/>
-          <w:szCs w:val="24"/>
-        </w:rPr>
-        <w:t xml:space="preserve"> </w:t>
-      </w:r>
-    </w:p>
-    <w:p>
-      <w:pPr>
-        <w:spacing w:line="360" w:lineRule="auto"/>
-        <w:ind w:firstLine="720"/>
-        <w:jc w:val="both"/>
-        <w:rPr>
-          <w:b/>
-          <w:bCs/>
-          <w:sz w:val="24"/>
-          <w:szCs w:val="24"/>
-        </w:rPr>
-      </w:pPr>
-      <w:r>
-        <w:rPr>
-          <w:rFonts w:asciiTheme="minorHAnsi" w:hAnsiTheme="minorHAnsi" w:cstheme="minorHAnsi"/>
-          <w:sz w:val="24"/>
-          <w:szCs w:val="24"/>
-        </w:rPr>
-        <w:t>E</w:t>
-      </w:r>
-      <w:r>
-        <w:rPr>
-          <w:rFonts w:asciiTheme="minorHAnsi" w:hAnsiTheme="minorHAnsi" w:cstheme="minorHAnsi"/>
-          <w:sz w:val="24"/>
-          <w:szCs w:val="24"/>
-        </w:rPr>
-        <w:t xml:space="preserve">st une méthode de cryptographie asymétrique qui repose sur les propriétés des courbes elliptiques pour créer des clés cryptographiques. Par rapport aux systèmes classiques comme RSA, le chiffrement elliptique offre un niveau de sécurité similaire avec des clés beaucoup plus petites, ce qui le rend particulièrement adapté aux environnements à ressources limitées comme les dispositifs </w:t>
-      </w:r>
-      <w:proofErr w:type="spellStart"/>
-      <w:r>
-        <w:rPr>
-          <w:rFonts w:asciiTheme="minorHAnsi" w:hAnsiTheme="minorHAnsi" w:cstheme="minorHAnsi"/>
-          <w:sz w:val="24"/>
-          <w:szCs w:val="24"/>
-        </w:rPr>
-        <w:t>IoT</w:t>
-      </w:r>
-      <w:proofErr w:type="spellEnd"/>
-      <w:r>
-        <w:rPr>
-          <w:rFonts w:asciiTheme="minorHAnsi" w:hAnsiTheme="minorHAnsi" w:cstheme="minorHAnsi"/>
-          <w:sz w:val="24"/>
-          <w:szCs w:val="24"/>
-        </w:rPr>
-        <w:t xml:space="preserve"> (Internet of </w:t>
-      </w:r>
-      <w:proofErr w:type="spellStart"/>
-      <w:r>
-        <w:rPr>
-          <w:rFonts w:asciiTheme="minorHAnsi" w:hAnsiTheme="minorHAnsi" w:cstheme="minorHAnsi"/>
-          <w:sz w:val="24"/>
-          <w:szCs w:val="24"/>
-        </w:rPr>
-        <w:t>Things</w:t>
-      </w:r>
-      <w:proofErr w:type="spellEnd"/>
-      <w:r>
-        <w:rPr>
-          <w:rFonts w:asciiTheme="minorHAnsi" w:hAnsiTheme="minorHAnsi" w:cstheme="minorHAnsi"/>
-          <w:sz w:val="24"/>
-          <w:szCs w:val="24"/>
-        </w:rPr>
-        <w:t>), les systèmes mobiles, et autres applications à faible consommation d'énergie.</w:t>
-      </w:r>
-    </w:p>
-    <w:p>
-      <w:pPr>
-        <w:numPr>
-          <w:ilvl w:val="0"/>
-          <w:numId w:val="11"/>
-        </w:numPr>
-        <w:spacing w:before="240" w:after="240" w:line="360" w:lineRule="auto"/>
-        <w:rPr>
-          <w:b/>
-          <w:sz w:val="24"/>
-          <w:szCs w:val="24"/>
-        </w:rPr>
-      </w:pPr>
-      <w:r>
-        <w:rPr>
-          <w:rFonts w:asciiTheme="minorHAnsi" w:hAnsiTheme="minorHAnsi" w:cstheme="minorHAnsi"/>
-          <w:b/>
-          <w:sz w:val="24"/>
-          <w:szCs w:val="24"/>
-        </w:rPr>
-        <w:t>Fonctionnement du chiffrement à clé elliptique (ECC) :</w:t>
-      </w:r>
-      <w:r>
-        <w:rPr>
-          <w:rFonts w:asciiTheme="minorHAnsi" w:hAnsiTheme="minorHAnsi" w:cstheme="minorHAnsi"/>
-          <w:b/>
-          <w:sz w:val="24"/>
-          <w:szCs w:val="24"/>
-        </w:rPr>
-        <w:t xml:space="preserve"> </w:t>
-      </w:r>
-      <w:r>
-        <w:rPr>
-          <w:rFonts w:asciiTheme="minorHAnsi" w:hAnsiTheme="minorHAnsi" w:cstheme="minorHAnsi"/>
-          <w:sz w:val="24"/>
-          <w:szCs w:val="24"/>
-        </w:rPr>
-        <w:t>Le chiffrement à clé elliptique repose sur le concept des courbes elliptiques, qui sont des équations mathématiques définissant des courbes sur un plan cartésien. Les propriétés de ces courbes permettent de générer des clés publiques et privées, qui sont utilisées pour effectuer des opérations</w:t>
-      </w:r>
-      <w:r>
-        <w:rPr>
-          <w:sz w:val="24"/>
-          <w:szCs w:val="24"/>
-        </w:rPr>
-        <w:t xml:space="preserve"> cryptographiques comme le chiffrement, le déchiffrement, ainsi que la signature et la vérification des signatures.</w:t>
-      </w:r>
-    </w:p>
-    <w:p>
-      <w:pPr>
-        <w:pStyle w:val="Titre4"/>
-        <w:keepNext w:val="0"/>
-        <w:keepLines w:val="0"/>
-        <w:spacing w:line="360" w:lineRule="auto"/>
-        <w:ind w:left="720" w:hanging="360"/>
-      </w:pPr>
-      <w:bookmarkStart w:id="24" w:name="_heading=h.3a7anciexq0y" w:colFirst="0" w:colLast="0"/>
-      <w:bookmarkEnd w:id="24"/>
-      <w:r>
-        <w:t>Les étapes clés du processus ECC :</w:t>
-      </w:r>
-    </w:p>
-    <w:p>
-      <w:pPr>
-        <w:pStyle w:val="Paragraphedeliste"/>
-        <w:numPr>
-          <w:ilvl w:val="0"/>
-          <w:numId w:val="34"/>
-        </w:numPr>
-        <w:spacing w:before="240" w:after="0" w:line="360" w:lineRule="auto"/>
-        <w:rPr>
-          <w:sz w:val="24"/>
-          <w:szCs w:val="24"/>
-        </w:rPr>
-      </w:pPr>
-      <w:r>
-        <w:rPr>
-          <w:sz w:val="24"/>
-          <w:szCs w:val="24"/>
-        </w:rPr>
-        <w:lastRenderedPageBreak/>
-        <w:t>Clé privée : Une clé privée est un nombre aléatoire choisi par l'utilisateur. Cette clé reste secrète et n'est pas partagée.</w:t>
-      </w:r>
-    </w:p>
-    <w:p>
-      <w:pPr>
-        <w:pStyle w:val="Paragraphedeliste"/>
-        <w:numPr>
-          <w:ilvl w:val="0"/>
-          <w:numId w:val="34"/>
-        </w:numPr>
-        <w:spacing w:after="0" w:line="360" w:lineRule="auto"/>
-        <w:rPr>
-          <w:sz w:val="24"/>
-          <w:szCs w:val="24"/>
-        </w:rPr>
-      </w:pPr>
-      <w:r>
-        <w:rPr>
-          <w:sz w:val="24"/>
-          <w:szCs w:val="24"/>
-        </w:rPr>
-        <w:t>Clé publique : La clé publique est générée en multipliant la clé privée par un point de base spécifique sur la courbe elliptique. La clé publique peut être partagée librement, car il est pratiquement impossible de retrouver la clé privée à partir de la clé publique grâce à la difficulté du problème du logarithme discret elliptique.</w:t>
-      </w:r>
-    </w:p>
-    <w:p>
-      <w:pPr>
-        <w:pStyle w:val="Paragraphedeliste"/>
-        <w:numPr>
-          <w:ilvl w:val="0"/>
-          <w:numId w:val="34"/>
-        </w:numPr>
-        <w:spacing w:after="0" w:line="360" w:lineRule="auto"/>
-        <w:rPr>
-          <w:sz w:val="24"/>
-          <w:szCs w:val="24"/>
-        </w:rPr>
-      </w:pPr>
-      <w:r>
-        <w:rPr>
-          <w:sz w:val="24"/>
-          <w:szCs w:val="24"/>
-        </w:rPr>
-        <w:t>Chiffrement et déchiffrement : Comme pour d'autres systèmes de cryptographie asymétrique, ECC utilise la clé publique pour chiffrer les messages et la clé privée pour les déchiffrer. Cependant, ECC peut accomplir cette tâche avec des clés beaucoup plus petites et des calculs plus rapides.</w:t>
-      </w:r>
-    </w:p>
-    <w:p>
-      <w:pPr>
-        <w:pStyle w:val="Paragraphedeliste"/>
-        <w:numPr>
-          <w:ilvl w:val="0"/>
-          <w:numId w:val="34"/>
-        </w:numPr>
-        <w:spacing w:after="0" w:line="360" w:lineRule="auto"/>
-        <w:rPr>
-          <w:sz w:val="24"/>
-          <w:szCs w:val="24"/>
-        </w:rPr>
-      </w:pPr>
-      <w:r>
-        <w:rPr>
-          <w:sz w:val="24"/>
-          <w:szCs w:val="24"/>
-        </w:rPr>
-        <w:t>Signatures numériques : ECC est également largement utilisé pour générer et vérifier des signatures numériques. Ces signatures permettent de prouver l'authenticité d'un message ou d'un document tout en préservant la confidentialité et l'intégrité des données.</w:t>
-      </w:r>
-    </w:p>
-    <w:p>
-      <w:pPr>
-        <w:pStyle w:val="Paragraphedeliste"/>
-        <w:numPr>
-          <w:ilvl w:val="3"/>
-          <w:numId w:val="33"/>
-        </w:numPr>
-        <w:rPr>
-          <w:b/>
-          <w:bCs/>
-          <w:sz w:val="24"/>
-          <w:szCs w:val="24"/>
-        </w:rPr>
-      </w:pPr>
-      <w:bookmarkStart w:id="25" w:name="_heading=h.n55eft3z849m" w:colFirst="0" w:colLast="0"/>
-      <w:bookmarkEnd w:id="25"/>
-      <w:r>
-        <w:rPr>
-          <w:b/>
-          <w:bCs/>
-          <w:sz w:val="24"/>
-          <w:szCs w:val="24"/>
-        </w:rPr>
-        <w:t xml:space="preserve"> LEA (</w:t>
-      </w:r>
-      <w:proofErr w:type="spellStart"/>
-      <w:r>
-        <w:rPr>
-          <w:b/>
-          <w:bCs/>
-          <w:sz w:val="24"/>
-          <w:szCs w:val="24"/>
-        </w:rPr>
-        <w:t>Lightweight</w:t>
-      </w:r>
-      <w:proofErr w:type="spellEnd"/>
-      <w:r>
-        <w:rPr>
-          <w:b/>
-          <w:bCs/>
-          <w:sz w:val="24"/>
-          <w:szCs w:val="24"/>
-        </w:rPr>
-        <w:t xml:space="preserve"> </w:t>
-      </w:r>
-      <w:proofErr w:type="spellStart"/>
-      <w:r>
-        <w:rPr>
-          <w:b/>
-          <w:bCs/>
-          <w:sz w:val="24"/>
-          <w:szCs w:val="24"/>
-        </w:rPr>
-        <w:t>Encryption</w:t>
-      </w:r>
-      <w:proofErr w:type="spellEnd"/>
-      <w:r>
-        <w:rPr>
-          <w:b/>
-          <w:bCs/>
-          <w:sz w:val="24"/>
-          <w:szCs w:val="24"/>
-        </w:rPr>
-        <w:t xml:space="preserve"> </w:t>
-      </w:r>
-      <w:proofErr w:type="spellStart"/>
-      <w:r>
-        <w:rPr>
-          <w:b/>
-          <w:bCs/>
-          <w:sz w:val="24"/>
-          <w:szCs w:val="24"/>
-        </w:rPr>
-        <w:t>Algorithm</w:t>
-      </w:r>
-      <w:proofErr w:type="spellEnd"/>
-      <w:r>
-        <w:rPr>
-          <w:b/>
-          <w:bCs/>
-          <w:sz w:val="24"/>
-          <w:szCs w:val="24"/>
-        </w:rPr>
-        <w:t>)</w:t>
-      </w:r>
-      <w:r>
-        <w:rPr>
-          <w:b/>
-          <w:bCs/>
-          <w:sz w:val="24"/>
-          <w:szCs w:val="24"/>
-        </w:rPr>
-        <w:t xml:space="preserve"> </w:t>
-      </w:r>
-      <w:r>
-        <w:rPr>
-          <w:b/>
-          <w:bCs/>
-          <w:sz w:val="24"/>
-          <w:szCs w:val="24"/>
-        </w:rPr>
-        <w:t xml:space="preserve">: </w:t>
-      </w:r>
-    </w:p>
-    <w:p>
-      <w:pPr>
-        <w:spacing w:line="360" w:lineRule="auto"/>
-        <w:ind w:firstLine="360"/>
-        <w:jc w:val="both"/>
-        <w:rPr>
-          <w:b/>
-          <w:bCs/>
-          <w:sz w:val="24"/>
-          <w:szCs w:val="24"/>
-        </w:rPr>
-      </w:pPr>
-      <w:r>
-        <w:rPr>
-          <w:sz w:val="24"/>
-          <w:szCs w:val="24"/>
-        </w:rPr>
-        <w:t>Le LEA (</w:t>
-      </w:r>
-      <w:proofErr w:type="spellStart"/>
-      <w:r>
-        <w:rPr>
-          <w:sz w:val="24"/>
-          <w:szCs w:val="24"/>
-        </w:rPr>
-        <w:t>Lightweight</w:t>
-      </w:r>
-      <w:proofErr w:type="spellEnd"/>
-      <w:r>
-        <w:rPr>
-          <w:sz w:val="24"/>
-          <w:szCs w:val="24"/>
-        </w:rPr>
-        <w:t xml:space="preserve"> </w:t>
-      </w:r>
-      <w:proofErr w:type="spellStart"/>
-      <w:r>
-        <w:rPr>
-          <w:sz w:val="24"/>
-          <w:szCs w:val="24"/>
-        </w:rPr>
-        <w:t>Encryption</w:t>
-      </w:r>
-      <w:proofErr w:type="spellEnd"/>
-      <w:r>
-        <w:rPr>
-          <w:sz w:val="24"/>
-          <w:szCs w:val="24"/>
-        </w:rPr>
-        <w:t xml:space="preserve"> </w:t>
-      </w:r>
-      <w:proofErr w:type="spellStart"/>
-      <w:r>
-        <w:rPr>
-          <w:sz w:val="24"/>
-          <w:szCs w:val="24"/>
-        </w:rPr>
-        <w:t>Algorithm</w:t>
-      </w:r>
-      <w:proofErr w:type="spellEnd"/>
-      <w:r>
-        <w:rPr>
-          <w:sz w:val="24"/>
-          <w:szCs w:val="24"/>
-        </w:rPr>
-        <w:t>) est un algorithme de chiffrement symétrique développé pour répondre aux besoins spécifiques des applications dans des environnements à ressources limitées, tels que les dispositifs mobiles et l'Internet des objets (</w:t>
-      </w:r>
-      <w:proofErr w:type="spellStart"/>
-      <w:r>
-        <w:rPr>
-          <w:sz w:val="24"/>
-          <w:szCs w:val="24"/>
-        </w:rPr>
-        <w:t>IoT</w:t>
-      </w:r>
-      <w:proofErr w:type="spellEnd"/>
-      <w:r>
-        <w:rPr>
-          <w:sz w:val="24"/>
-          <w:szCs w:val="24"/>
-        </w:rPr>
-        <w:t>). Il a été proposé par le gouvernement sud-coréen en 2013 comme une alternative efficace aux algorithmes de chiffrement plus lourds, comme AES, qui sont souvent trop coûteux en termes de consommation de ressources pour ces systèmes.</w:t>
-      </w:r>
-    </w:p>
-    <w:p>
-      <w:pPr>
-        <w:numPr>
-          <w:ilvl w:val="0"/>
-          <w:numId w:val="7"/>
-        </w:numPr>
-        <w:spacing w:before="240" w:after="240" w:line="360" w:lineRule="auto"/>
-        <w:jc w:val="both"/>
-        <w:rPr>
-          <w:b/>
-          <w:sz w:val="24"/>
-          <w:szCs w:val="24"/>
-        </w:rPr>
-      </w:pPr>
-      <w:r>
-        <w:rPr>
-          <w:b/>
-          <w:sz w:val="24"/>
-          <w:szCs w:val="24"/>
-        </w:rPr>
-        <w:t xml:space="preserve">Fonctionnement de LEA </w:t>
-      </w:r>
-      <w:r>
-        <w:rPr>
-          <w:sz w:val="24"/>
-          <w:szCs w:val="24"/>
-        </w:rPr>
-        <w:t>:</w:t>
-      </w:r>
-      <w:r>
-        <w:rPr>
-          <w:sz w:val="24"/>
-          <w:szCs w:val="24"/>
-        </w:rPr>
-        <w:t xml:space="preserve"> </w:t>
-      </w:r>
-      <w:r>
-        <w:rPr>
-          <w:sz w:val="24"/>
-          <w:szCs w:val="24"/>
-        </w:rPr>
-        <w:t>LEA est basé sur un algorithme de chiffrement par blocs similaire à AES, mais il a été conçu pour être léger et adapté aux environnements contraints. Il prend en charge des blocs de 128 bits et des tailles de clé de 128, 192 et 256 bits, permettant un compromis entre la sécurité et les performances.</w:t>
-      </w:r>
-    </w:p>
-    <w:p>
-      <w:pPr>
-        <w:pStyle w:val="Titre4"/>
-        <w:keepNext w:val="0"/>
-        <w:keepLines w:val="0"/>
-        <w:spacing w:line="360" w:lineRule="auto"/>
-        <w:ind w:left="720" w:hanging="360"/>
-      </w:pPr>
-      <w:bookmarkStart w:id="26" w:name="_heading=h.2kkakv499wp3" w:colFirst="0" w:colLast="0"/>
-      <w:bookmarkEnd w:id="26"/>
-      <w:r>
-        <w:t>Caractéristiques de LEA :</w:t>
-      </w:r>
-    </w:p>
-    <w:p>
-      <w:pPr>
-        <w:numPr>
-          <w:ilvl w:val="0"/>
-          <w:numId w:val="10"/>
-        </w:numPr>
-        <w:spacing w:before="240" w:after="0" w:line="360" w:lineRule="auto"/>
-        <w:rPr>
-          <w:rFonts w:asciiTheme="minorHAnsi" w:hAnsiTheme="minorHAnsi" w:cstheme="minorHAnsi"/>
-          <w:b/>
-          <w:sz w:val="24"/>
-          <w:szCs w:val="24"/>
-        </w:rPr>
-      </w:pPr>
-      <w:r>
-        <w:rPr>
-          <w:rFonts w:asciiTheme="minorHAnsi" w:hAnsiTheme="minorHAnsi" w:cstheme="minorHAnsi"/>
-          <w:b/>
-          <w:sz w:val="24"/>
-          <w:szCs w:val="24"/>
-        </w:rPr>
-        <w:t>Taille de bloc :</w:t>
-      </w:r>
-      <w:r>
-        <w:rPr>
-          <w:rFonts w:asciiTheme="minorHAnsi" w:hAnsiTheme="minorHAnsi" w:cstheme="minorHAnsi"/>
-          <w:sz w:val="24"/>
-          <w:szCs w:val="24"/>
-        </w:rPr>
-        <w:t xml:space="preserve"> LEA utilise des blocs de 128 bits, ce qui est standard dans de nombreux algorithmes de chiffrement modernes, y compris AES.</w:t>
-      </w:r>
-    </w:p>
-    <w:p>
-      <w:pPr>
-        <w:numPr>
-          <w:ilvl w:val="0"/>
-          <w:numId w:val="10"/>
-        </w:numPr>
-        <w:spacing w:after="0" w:line="360" w:lineRule="auto"/>
-        <w:rPr>
-          <w:rFonts w:asciiTheme="minorHAnsi" w:hAnsiTheme="minorHAnsi" w:cstheme="minorHAnsi"/>
-          <w:b/>
-          <w:sz w:val="24"/>
-          <w:szCs w:val="24"/>
-        </w:rPr>
-      </w:pPr>
-      <w:r>
-        <w:rPr>
-          <w:rFonts w:asciiTheme="minorHAnsi" w:hAnsiTheme="minorHAnsi" w:cstheme="minorHAnsi"/>
-          <w:b/>
-          <w:sz w:val="24"/>
-          <w:szCs w:val="24"/>
-        </w:rPr>
-        <w:lastRenderedPageBreak/>
-        <w:t>Taille de clé :</w:t>
-      </w:r>
-      <w:r>
-        <w:rPr>
-          <w:rFonts w:asciiTheme="minorHAnsi" w:hAnsiTheme="minorHAnsi" w:cstheme="minorHAnsi"/>
-          <w:sz w:val="24"/>
-          <w:szCs w:val="24"/>
-        </w:rPr>
-        <w:t xml:space="preserve"> Le système permet d'utiliser des clés de 128 bits, 192 bits, ou 256 bits, offrant une certaine flexibilité en matière de sécurité.</w:t>
-      </w:r>
-    </w:p>
-    <w:p>
-      <w:pPr>
-        <w:numPr>
-          <w:ilvl w:val="0"/>
-          <w:numId w:val="10"/>
-        </w:numPr>
-        <w:spacing w:after="0" w:line="360" w:lineRule="auto"/>
-        <w:rPr>
-          <w:rFonts w:asciiTheme="minorHAnsi" w:hAnsiTheme="minorHAnsi" w:cstheme="minorHAnsi"/>
-          <w:b/>
-          <w:sz w:val="24"/>
-          <w:szCs w:val="24"/>
-        </w:rPr>
-      </w:pPr>
-      <w:r>
-        <w:rPr>
-          <w:rFonts w:asciiTheme="minorHAnsi" w:hAnsiTheme="minorHAnsi" w:cstheme="minorHAnsi"/>
-          <w:b/>
-          <w:sz w:val="24"/>
-          <w:szCs w:val="24"/>
-        </w:rPr>
-        <w:t>Tours de chiffrement :</w:t>
-      </w:r>
-      <w:r>
-        <w:rPr>
-          <w:rFonts w:asciiTheme="minorHAnsi" w:hAnsiTheme="minorHAnsi" w:cstheme="minorHAnsi"/>
-          <w:sz w:val="24"/>
-          <w:szCs w:val="24"/>
-        </w:rPr>
-        <w:t xml:space="preserve"> Comme AES, LEA repose sur une structure de chiffrement par tours. Le nombre de tours varie en fonction de la taille de la clé :</w:t>
-      </w:r>
-    </w:p>
-    <w:p>
-      <w:pPr>
-        <w:numPr>
-          <w:ilvl w:val="1"/>
-          <w:numId w:val="10"/>
-        </w:numPr>
-        <w:spacing w:after="0" w:line="360" w:lineRule="auto"/>
-        <w:rPr>
-          <w:rFonts w:asciiTheme="minorHAnsi" w:hAnsiTheme="minorHAnsi" w:cstheme="minorHAnsi"/>
-          <w:sz w:val="24"/>
-          <w:szCs w:val="24"/>
-        </w:rPr>
-      </w:pPr>
-      <w:r>
-        <w:rPr>
-          <w:rFonts w:asciiTheme="minorHAnsi" w:hAnsiTheme="minorHAnsi" w:cstheme="minorHAnsi"/>
-          <w:sz w:val="24"/>
-          <w:szCs w:val="24"/>
-        </w:rPr>
-        <w:t>10 tours pour une clé de 128 bits</w:t>
-      </w:r>
-    </w:p>
-    <w:p>
-      <w:pPr>
-        <w:numPr>
-          <w:ilvl w:val="1"/>
-          <w:numId w:val="10"/>
-        </w:numPr>
-        <w:spacing w:after="0" w:line="360" w:lineRule="auto"/>
-        <w:rPr>
-          <w:rFonts w:asciiTheme="minorHAnsi" w:hAnsiTheme="minorHAnsi" w:cstheme="minorHAnsi"/>
-          <w:sz w:val="24"/>
-          <w:szCs w:val="24"/>
-        </w:rPr>
-      </w:pPr>
-      <w:r>
-        <w:rPr>
-          <w:rFonts w:asciiTheme="minorHAnsi" w:hAnsiTheme="minorHAnsi" w:cstheme="minorHAnsi"/>
-          <w:sz w:val="24"/>
-          <w:szCs w:val="24"/>
-        </w:rPr>
-        <w:t>12 tours pour une clé de 192 bits</w:t>
-      </w:r>
-    </w:p>
-    <w:p>
-      <w:pPr>
-        <w:numPr>
-          <w:ilvl w:val="1"/>
-          <w:numId w:val="10"/>
-        </w:numPr>
-        <w:spacing w:after="240" w:line="360" w:lineRule="auto"/>
-        <w:rPr>
-          <w:rFonts w:asciiTheme="minorHAnsi" w:hAnsiTheme="minorHAnsi" w:cstheme="minorHAnsi"/>
-          <w:sz w:val="24"/>
-          <w:szCs w:val="24"/>
-        </w:rPr>
-      </w:pPr>
-      <w:r>
-        <w:rPr>
-          <w:rFonts w:asciiTheme="minorHAnsi" w:hAnsiTheme="minorHAnsi" w:cstheme="minorHAnsi"/>
-          <w:sz w:val="24"/>
-          <w:szCs w:val="24"/>
-        </w:rPr>
-        <w:t>14 tours pour une clé de 256 bits</w:t>
-      </w:r>
-    </w:p>
-    <w:p>
-      <w:pPr>
-        <w:spacing w:before="240" w:after="240" w:line="360" w:lineRule="auto"/>
-        <w:rPr>
-          <w:rFonts w:asciiTheme="minorHAnsi" w:hAnsiTheme="minorHAnsi" w:cstheme="minorHAnsi"/>
-          <w:sz w:val="24"/>
-          <w:szCs w:val="24"/>
-        </w:rPr>
-      </w:pPr>
-    </w:p>
-    <w:p>
-      <w:pPr>
-        <w:spacing w:before="240" w:after="240" w:line="360" w:lineRule="auto"/>
-        <w:rPr>
-          <w:rFonts w:asciiTheme="minorHAnsi" w:hAnsiTheme="minorHAnsi" w:cstheme="minorHAnsi"/>
-          <w:sz w:val="24"/>
-          <w:szCs w:val="24"/>
-        </w:rPr>
-      </w:pPr>
-    </w:p>
-    <w:p>
-      <w:pPr>
-        <w:pStyle w:val="Paragraphedeliste"/>
-        <w:numPr>
-          <w:ilvl w:val="2"/>
-          <w:numId w:val="33"/>
-        </w:numPr>
-        <w:spacing w:line="360" w:lineRule="auto"/>
-        <w:jc w:val="both"/>
-        <w:rPr>
-          <w:rFonts w:asciiTheme="minorHAnsi" w:hAnsiTheme="minorHAnsi" w:cstheme="minorHAnsi"/>
-          <w:b/>
-          <w:color w:val="000000" w:themeColor="text1"/>
-          <w:sz w:val="24"/>
-          <w:szCs w:val="24"/>
-        </w:rPr>
-      </w:pPr>
-      <w:r>
-        <w:rPr>
-          <w:rFonts w:asciiTheme="minorHAnsi" w:hAnsiTheme="minorHAnsi" w:cstheme="minorHAnsi"/>
-          <w:b/>
-          <w:color w:val="000000" w:themeColor="text1"/>
-          <w:sz w:val="24"/>
-          <w:szCs w:val="24"/>
-        </w:rPr>
-        <w:t>Cas d’usage Les algorithmes de chiffrement léger</w:t>
-      </w:r>
-      <w:r>
-        <w:rPr>
-          <w:rFonts w:asciiTheme="minorHAnsi" w:hAnsiTheme="minorHAnsi" w:cstheme="minorHAnsi"/>
-          <w:b/>
-          <w:color w:val="000000" w:themeColor="text1"/>
-          <w:sz w:val="24"/>
-          <w:szCs w:val="24"/>
-        </w:rPr>
-        <w:t> :</w:t>
-      </w:r>
-    </w:p>
-    <w:p>
-      <w:pPr>
-        <w:pStyle w:val="Paragraphedeliste"/>
-        <w:numPr>
-          <w:ilvl w:val="3"/>
-          <w:numId w:val="33"/>
-        </w:numPr>
-        <w:spacing w:line="360" w:lineRule="auto"/>
-        <w:jc w:val="both"/>
-        <w:rPr>
-          <w:rFonts w:asciiTheme="minorHAnsi" w:hAnsiTheme="minorHAnsi" w:cstheme="minorHAnsi"/>
-          <w:b/>
-          <w:color w:val="000000" w:themeColor="text1"/>
-          <w:sz w:val="24"/>
-          <w:szCs w:val="24"/>
-        </w:rPr>
-      </w:pPr>
-      <w:r>
-        <w:rPr>
-          <w:rFonts w:asciiTheme="minorHAnsi" w:hAnsiTheme="minorHAnsi" w:cstheme="minorHAnsi"/>
-          <w:b/>
-          <w:color w:val="000000" w:themeColor="text1"/>
-          <w:sz w:val="24"/>
-          <w:szCs w:val="24"/>
-        </w:rPr>
-        <w:t>Analyse de Big Data</w:t>
-      </w:r>
-      <w:r>
-        <w:rPr>
-          <w:rFonts w:asciiTheme="minorHAnsi" w:hAnsiTheme="minorHAnsi" w:cstheme="minorHAnsi"/>
-          <w:b/>
-          <w:color w:val="000000" w:themeColor="text1"/>
-          <w:sz w:val="24"/>
-          <w:szCs w:val="24"/>
-        </w:rPr>
-        <w:t> :</w:t>
-      </w:r>
-    </w:p>
-    <w:p>
-      <w:pPr>
-        <w:spacing w:line="360" w:lineRule="auto"/>
-        <w:ind w:firstLine="720"/>
-        <w:jc w:val="both"/>
-        <w:rPr>
-          <w:rFonts w:asciiTheme="minorHAnsi" w:hAnsiTheme="minorHAnsi" w:cstheme="minorHAnsi"/>
-          <w:color w:val="000000" w:themeColor="text1"/>
-          <w:sz w:val="24"/>
-          <w:szCs w:val="24"/>
-        </w:rPr>
-      </w:pPr>
-      <w:r>
-        <w:rPr>
-          <w:rFonts w:asciiTheme="minorHAnsi" w:hAnsiTheme="minorHAnsi" w:cstheme="minorHAnsi"/>
-          <w:color w:val="000000" w:themeColor="text1"/>
-          <w:sz w:val="24"/>
-          <w:szCs w:val="24"/>
-        </w:rPr>
-        <w:t xml:space="preserve">Les algorithmes de chiffrement léger sont utilisés pour sécuriser les données dans des environnements où les ressources sont limitées, comme les appareils </w:t>
-      </w:r>
-      <w:proofErr w:type="spellStart"/>
-      <w:r>
-        <w:rPr>
-          <w:rFonts w:asciiTheme="minorHAnsi" w:hAnsiTheme="minorHAnsi" w:cstheme="minorHAnsi"/>
-          <w:color w:val="000000" w:themeColor="text1"/>
-          <w:sz w:val="24"/>
-          <w:szCs w:val="24"/>
-        </w:rPr>
-        <w:t>IoT</w:t>
-      </w:r>
-      <w:proofErr w:type="spellEnd"/>
-      <w:r>
-        <w:rPr>
-          <w:rFonts w:asciiTheme="minorHAnsi" w:hAnsiTheme="minorHAnsi" w:cstheme="minorHAnsi"/>
-          <w:color w:val="000000" w:themeColor="text1"/>
-          <w:sz w:val="24"/>
-          <w:szCs w:val="24"/>
-        </w:rPr>
-        <w:t xml:space="preserve"> (Internet of </w:t>
-      </w:r>
-      <w:proofErr w:type="spellStart"/>
-      <w:r>
-        <w:rPr>
-          <w:rFonts w:asciiTheme="minorHAnsi" w:hAnsiTheme="minorHAnsi" w:cstheme="minorHAnsi"/>
-          <w:color w:val="000000" w:themeColor="text1"/>
-          <w:sz w:val="24"/>
-          <w:szCs w:val="24"/>
-        </w:rPr>
-        <w:t>Things</w:t>
-      </w:r>
-      <w:proofErr w:type="spellEnd"/>
-      <w:r>
-        <w:rPr>
-          <w:rFonts w:asciiTheme="minorHAnsi" w:hAnsiTheme="minorHAnsi" w:cstheme="minorHAnsi"/>
-          <w:color w:val="000000" w:themeColor="text1"/>
-          <w:sz w:val="24"/>
-          <w:szCs w:val="24"/>
-        </w:rPr>
-        <w:t>), les capteurs, ou les systèmes embarqués. Leur application dans l'analyse de Big Data peut être vue sous plusieurs cas d’usage. Voici quelques exemples :</w:t>
-      </w:r>
-    </w:p>
-    <w:p>
-      <w:pPr>
-        <w:pStyle w:val="Titre3"/>
-        <w:keepNext w:val="0"/>
-        <w:keepLines w:val="0"/>
-        <w:spacing w:before="280" w:after="80" w:line="360" w:lineRule="auto"/>
-        <w:jc w:val="both"/>
-        <w:rPr>
-          <w:rFonts w:asciiTheme="minorHAnsi" w:hAnsiTheme="minorHAnsi" w:cstheme="minorHAnsi"/>
-          <w:color w:val="000000" w:themeColor="text1"/>
-        </w:rPr>
-      </w:pPr>
-      <w:bookmarkStart w:id="27" w:name="_heading=h.6f4w6y17or4b" w:colFirst="0" w:colLast="0"/>
-      <w:bookmarkStart w:id="28" w:name="_Toc186390539"/>
-      <w:bookmarkStart w:id="29" w:name="_Toc186392708"/>
-      <w:bookmarkEnd w:id="27"/>
-      <w:r>
-        <w:rPr>
-          <w:rFonts w:asciiTheme="minorHAnsi" w:hAnsiTheme="minorHAnsi" w:cstheme="minorHAnsi"/>
-          <w:b/>
-          <w:color w:val="000000" w:themeColor="text1"/>
-        </w:rPr>
-        <w:t xml:space="preserve">1. Protection de la confidentialité des données dans les systèmes </w:t>
-      </w:r>
-      <w:proofErr w:type="spellStart"/>
-      <w:r>
-        <w:rPr>
-          <w:rFonts w:asciiTheme="minorHAnsi" w:hAnsiTheme="minorHAnsi" w:cstheme="minorHAnsi"/>
-          <w:b/>
-          <w:color w:val="000000" w:themeColor="text1"/>
-        </w:rPr>
-        <w:t>IoT</w:t>
-      </w:r>
-      <w:proofErr w:type="spellEnd"/>
-      <w:r>
-        <w:rPr>
-          <w:rFonts w:asciiTheme="minorHAnsi" w:hAnsiTheme="minorHAnsi" w:cstheme="minorHAnsi"/>
-          <w:b/>
-          <w:color w:val="000000" w:themeColor="text1"/>
-        </w:rPr>
-        <w:t xml:space="preserve"> </w:t>
-      </w:r>
-      <w:r>
-        <w:rPr>
-          <w:rFonts w:asciiTheme="minorHAnsi" w:hAnsiTheme="minorHAnsi" w:cstheme="minorHAnsi"/>
-          <w:color w:val="000000" w:themeColor="text1"/>
-        </w:rPr>
-        <w:t>:</w:t>
-      </w:r>
-      <w:r>
-        <w:rPr>
-          <w:rFonts w:asciiTheme="minorHAnsi" w:hAnsiTheme="minorHAnsi" w:cstheme="minorHAnsi"/>
-          <w:color w:val="000000" w:themeColor="text1"/>
-        </w:rPr>
-        <w:t xml:space="preserve"> </w:t>
-      </w:r>
-      <w:r>
-        <w:rPr>
-          <w:rFonts w:asciiTheme="minorHAnsi" w:hAnsiTheme="minorHAnsi" w:cstheme="minorHAnsi"/>
-          <w:color w:val="000000" w:themeColor="text1"/>
-        </w:rPr>
-        <w:t xml:space="preserve">Les appareils </w:t>
-      </w:r>
-      <w:proofErr w:type="spellStart"/>
-      <w:r>
-        <w:rPr>
-          <w:rFonts w:asciiTheme="minorHAnsi" w:hAnsiTheme="minorHAnsi" w:cstheme="minorHAnsi"/>
-          <w:color w:val="000000" w:themeColor="text1"/>
-        </w:rPr>
-        <w:t>IoT</w:t>
-      </w:r>
-      <w:proofErr w:type="spellEnd"/>
-      <w:r>
-        <w:rPr>
-          <w:rFonts w:asciiTheme="minorHAnsi" w:hAnsiTheme="minorHAnsi" w:cstheme="minorHAnsi"/>
-          <w:color w:val="000000" w:themeColor="text1"/>
-        </w:rPr>
-        <w:t xml:space="preserve"> génèrent d'énormes quantités de données qui peuvent être sensibles. L'utilisation d'algorithmes de chiffrement léger permet de garantir que ces données restent confidentielles même en cas de vol ou d'accès non autorisé. Ces algorithmes doivent être assez efficaces pour fonctionner sur des appareils avec des capacités de calcul limitées, tout en offrant une sécurité suffisante.</w:t>
-      </w:r>
-      <w:bookmarkEnd w:id="28"/>
-      <w:bookmarkEnd w:id="29"/>
-    </w:p>
-    <w:p>
-      <w:pPr>
-        <w:pStyle w:val="Titre3"/>
-        <w:keepNext w:val="0"/>
-        <w:keepLines w:val="0"/>
-        <w:spacing w:before="280" w:after="80" w:line="360" w:lineRule="auto"/>
-        <w:jc w:val="both"/>
-        <w:rPr>
-          <w:rFonts w:asciiTheme="minorHAnsi" w:hAnsiTheme="minorHAnsi" w:cstheme="minorHAnsi"/>
-          <w:color w:val="000000" w:themeColor="text1"/>
-        </w:rPr>
-      </w:pPr>
-      <w:bookmarkStart w:id="30" w:name="_heading=h.wa1uu9vcubak" w:colFirst="0" w:colLast="0"/>
-      <w:bookmarkStart w:id="31" w:name="_Toc186390540"/>
-      <w:bookmarkStart w:id="32" w:name="_Toc186392709"/>
-      <w:bookmarkEnd w:id="30"/>
-      <w:r>
-        <w:rPr>
-          <w:rFonts w:asciiTheme="minorHAnsi" w:hAnsiTheme="minorHAnsi" w:cstheme="minorHAnsi"/>
-          <w:b/>
-          <w:color w:val="000000" w:themeColor="text1"/>
-        </w:rPr>
-        <w:t>2. Confidentialité dans les analyses distribuées</w:t>
-      </w:r>
-      <w:r>
-        <w:rPr>
-          <w:rFonts w:asciiTheme="minorHAnsi" w:hAnsiTheme="minorHAnsi" w:cstheme="minorHAnsi"/>
-          <w:b/>
-          <w:color w:val="000000" w:themeColor="text1"/>
-        </w:rPr>
-        <w:t xml:space="preserve"> </w:t>
-      </w:r>
-      <w:r>
-        <w:rPr>
-          <w:rFonts w:asciiTheme="minorHAnsi" w:hAnsiTheme="minorHAnsi" w:cstheme="minorHAnsi"/>
-          <w:b/>
-          <w:color w:val="000000" w:themeColor="text1"/>
-        </w:rPr>
-        <w:t>:</w:t>
-      </w:r>
-      <w:r>
-        <w:rPr>
-          <w:rFonts w:asciiTheme="minorHAnsi" w:hAnsiTheme="minorHAnsi" w:cstheme="minorHAnsi"/>
-          <w:b/>
-          <w:color w:val="000000" w:themeColor="text1"/>
-        </w:rPr>
-        <w:t xml:space="preserve"> </w:t>
-      </w:r>
-      <w:r>
-        <w:rPr>
-          <w:rFonts w:asciiTheme="minorHAnsi" w:hAnsiTheme="minorHAnsi" w:cstheme="minorHAnsi"/>
-          <w:color w:val="000000" w:themeColor="text1"/>
-        </w:rPr>
-        <w:t>Les données sont souvent stockées et traitées de manière distribuée dans le Big Data, par exemple, via des clusters de serveurs. L'utilisation de chiffrement léger peut être appliquée pour garantir que même si une partie du réseau est compromise, les données restent protégées.</w:t>
-      </w:r>
-      <w:bookmarkEnd w:id="31"/>
-      <w:bookmarkEnd w:id="32"/>
-    </w:p>
-    <w:p>
-      <w:pPr>
-        <w:pStyle w:val="Titre3"/>
-        <w:keepNext w:val="0"/>
-        <w:keepLines w:val="0"/>
-        <w:spacing w:before="280" w:after="80" w:line="360" w:lineRule="auto"/>
-        <w:jc w:val="both"/>
-        <w:rPr>
-          <w:rFonts w:asciiTheme="minorHAnsi" w:hAnsiTheme="minorHAnsi" w:cstheme="minorHAnsi"/>
-          <w:b/>
-          <w:color w:val="000000" w:themeColor="text1"/>
-          <w:u w:val="single"/>
-        </w:rPr>
-      </w:pPr>
-      <w:bookmarkStart w:id="33" w:name="_heading=h.gim9u2mne9mv" w:colFirst="0" w:colLast="0"/>
-      <w:bookmarkStart w:id="34" w:name="_Toc186390541"/>
-      <w:bookmarkStart w:id="35" w:name="_Toc186392710"/>
-      <w:bookmarkEnd w:id="33"/>
-      <w:r>
-        <w:rPr>
-          <w:rFonts w:asciiTheme="minorHAnsi" w:hAnsiTheme="minorHAnsi" w:cstheme="minorHAnsi"/>
-          <w:b/>
-          <w:color w:val="000000" w:themeColor="text1"/>
-        </w:rPr>
-        <w:t>3. Protection de la vie privée dans les systèmes de traitement de données personnelles</w:t>
-      </w:r>
-      <w:r>
-        <w:rPr>
-          <w:rFonts w:asciiTheme="minorHAnsi" w:hAnsiTheme="minorHAnsi" w:cstheme="minorHAnsi"/>
-          <w:b/>
-          <w:color w:val="000000" w:themeColor="text1"/>
-        </w:rPr>
-        <w:t xml:space="preserve"> </w:t>
-      </w:r>
-      <w:r>
-        <w:rPr>
-          <w:rFonts w:asciiTheme="minorHAnsi" w:hAnsiTheme="minorHAnsi" w:cstheme="minorHAnsi"/>
-          <w:b/>
-          <w:color w:val="000000" w:themeColor="text1"/>
-        </w:rPr>
-        <w:t>:</w:t>
-      </w:r>
-      <w:bookmarkEnd w:id="34"/>
-      <w:bookmarkEnd w:id="35"/>
-      <w:r>
-        <w:rPr>
-          <w:rFonts w:asciiTheme="minorHAnsi" w:hAnsiTheme="minorHAnsi" w:cstheme="minorHAnsi"/>
-          <w:b/>
-          <w:color w:val="000000" w:themeColor="text1"/>
-          <w:u w:val="single"/>
-        </w:rPr>
-        <w:t xml:space="preserve"> </w:t>
-      </w:r>
-    </w:p>
-    <w:p>
-      <w:pPr>
-        <w:pStyle w:val="Titre3"/>
-        <w:keepNext w:val="0"/>
-        <w:keepLines w:val="0"/>
-        <w:spacing w:before="280" w:after="80" w:line="360" w:lineRule="auto"/>
-        <w:jc w:val="both"/>
-        <w:rPr>
-          <w:rFonts w:asciiTheme="minorHAnsi" w:hAnsiTheme="minorHAnsi" w:cstheme="minorHAnsi"/>
-          <w:color w:val="000000" w:themeColor="text1"/>
-        </w:rPr>
-      </w:pPr>
-      <w:bookmarkStart w:id="36" w:name="_heading=h.taoe2e94fz41" w:colFirst="0" w:colLast="0"/>
-      <w:bookmarkStart w:id="37" w:name="_Toc186390542"/>
-      <w:bookmarkStart w:id="38" w:name="_Toc186392711"/>
-      <w:bookmarkEnd w:id="36"/>
-      <w:r>
-        <w:rPr>
-          <w:rFonts w:asciiTheme="minorHAnsi" w:hAnsiTheme="minorHAnsi" w:cstheme="minorHAnsi"/>
-          <w:color w:val="000000" w:themeColor="text1"/>
-        </w:rPr>
-        <w:lastRenderedPageBreak/>
-        <w:t>Les algorithmes de chiffrement léger peuvent être utilisés pour protéger les informations personnelles dans les analyses de Big Data, comme celles des utilisateurs dans des applications mobiles ou des réseaux sociaux. Le chiffrement permet de préserver la confidentialité des informations sensibles tout en permettant l'analyse des tendances à partir de données chiffrées.</w:t>
-      </w:r>
-      <w:bookmarkEnd w:id="37"/>
-      <w:bookmarkEnd w:id="38"/>
-    </w:p>
-    <w:p>
-      <w:pPr>
-        <w:pStyle w:val="Titre3"/>
-        <w:keepNext w:val="0"/>
-        <w:keepLines w:val="0"/>
-        <w:spacing w:before="280" w:after="80" w:line="360" w:lineRule="auto"/>
-        <w:jc w:val="both"/>
-        <w:rPr>
-          <w:rFonts w:asciiTheme="minorHAnsi" w:hAnsiTheme="minorHAnsi" w:cstheme="minorHAnsi"/>
-          <w:color w:val="000000" w:themeColor="text1"/>
-        </w:rPr>
-      </w:pPr>
-      <w:bookmarkStart w:id="39" w:name="_heading=h.2ed7g2i3nucf" w:colFirst="0" w:colLast="0"/>
-      <w:bookmarkStart w:id="40" w:name="_Toc186390543"/>
-      <w:bookmarkStart w:id="41" w:name="_Toc186392712"/>
-      <w:bookmarkEnd w:id="39"/>
-      <w:r>
-        <w:rPr>
-          <w:rFonts w:asciiTheme="minorHAnsi" w:hAnsiTheme="minorHAnsi" w:cstheme="minorHAnsi"/>
-          <w:b/>
-          <w:color w:val="000000" w:themeColor="text1"/>
-        </w:rPr>
-        <w:t>4. Chiffrement des données dans les bases de données de Big Data</w:t>
-      </w:r>
-      <w:r>
-        <w:rPr>
-          <w:rFonts w:asciiTheme="minorHAnsi" w:hAnsiTheme="minorHAnsi" w:cstheme="minorHAnsi"/>
-          <w:b/>
-          <w:color w:val="000000" w:themeColor="text1"/>
-        </w:rPr>
-        <w:t xml:space="preserve"> </w:t>
-      </w:r>
-      <w:r>
-        <w:rPr>
-          <w:rFonts w:asciiTheme="minorHAnsi" w:hAnsiTheme="minorHAnsi" w:cstheme="minorHAnsi"/>
-          <w:b/>
-          <w:color w:val="000000" w:themeColor="text1"/>
-        </w:rPr>
-        <w:t xml:space="preserve">: </w:t>
-      </w:r>
-      <w:r>
-        <w:rPr>
-          <w:rFonts w:asciiTheme="minorHAnsi" w:hAnsiTheme="minorHAnsi" w:cstheme="minorHAnsi"/>
-          <w:color w:val="000000" w:themeColor="text1"/>
-        </w:rPr>
-        <w:t xml:space="preserve">Les données dans les systèmes de gestion de bases de données de </w:t>
-      </w:r>
-      <w:proofErr w:type="spellStart"/>
-      <w:r>
-        <w:rPr>
-          <w:rFonts w:asciiTheme="minorHAnsi" w:hAnsiTheme="minorHAnsi" w:cstheme="minorHAnsi"/>
-          <w:color w:val="000000" w:themeColor="text1"/>
-        </w:rPr>
-        <w:t>Big</w:t>
-      </w:r>
-      <w:proofErr w:type="spellEnd"/>
-      <w:r>
-        <w:rPr>
-          <w:rFonts w:asciiTheme="minorHAnsi" w:hAnsiTheme="minorHAnsi" w:cstheme="minorHAnsi"/>
-          <w:color w:val="000000" w:themeColor="text1"/>
-        </w:rPr>
-        <w:t xml:space="preserve"> Data, comme </w:t>
-      </w:r>
-      <w:proofErr w:type="spellStart"/>
-      <w:r>
-        <w:rPr>
-          <w:rFonts w:asciiTheme="minorHAnsi" w:hAnsiTheme="minorHAnsi" w:cstheme="minorHAnsi"/>
-          <w:color w:val="000000" w:themeColor="text1"/>
-        </w:rPr>
-        <w:t>Hadoop</w:t>
-      </w:r>
-      <w:proofErr w:type="spellEnd"/>
-      <w:r>
-        <w:rPr>
-          <w:rFonts w:asciiTheme="minorHAnsi" w:hAnsiTheme="minorHAnsi" w:cstheme="minorHAnsi"/>
-          <w:color w:val="000000" w:themeColor="text1"/>
-        </w:rPr>
-        <w:t xml:space="preserve"> ou </w:t>
-      </w:r>
-      <w:proofErr w:type="spellStart"/>
-      <w:r>
-        <w:rPr>
-          <w:rFonts w:asciiTheme="minorHAnsi" w:hAnsiTheme="minorHAnsi" w:cstheme="minorHAnsi"/>
-          <w:color w:val="000000" w:themeColor="text1"/>
-        </w:rPr>
-        <w:t>NoSQL</w:t>
-      </w:r>
-      <w:proofErr w:type="spellEnd"/>
-      <w:r>
-        <w:rPr>
-          <w:rFonts w:asciiTheme="minorHAnsi" w:hAnsiTheme="minorHAnsi" w:cstheme="minorHAnsi"/>
-          <w:color w:val="000000" w:themeColor="text1"/>
-        </w:rPr>
-        <w:t>, peuvent être chiffrées pour prévenir l'accès non autorisé. Les algorithmes de chiffrement léger sont utilisés pour s'assurer que les données restent sécurisées sans sacrifier la performance de traitement de volumes massifs de données.</w:t>
-      </w:r>
-      <w:bookmarkEnd w:id="40"/>
-      <w:bookmarkEnd w:id="41"/>
-    </w:p>
-    <w:p>
-      <w:pPr>
-        <w:pStyle w:val="Titre3"/>
-        <w:keepNext w:val="0"/>
-        <w:keepLines w:val="0"/>
-        <w:spacing w:before="280" w:after="80" w:line="360" w:lineRule="auto"/>
-        <w:jc w:val="both"/>
-        <w:rPr>
-          <w:rFonts w:asciiTheme="minorHAnsi" w:hAnsiTheme="minorHAnsi" w:cstheme="minorHAnsi"/>
-          <w:color w:val="000000" w:themeColor="text1"/>
-        </w:rPr>
-      </w:pPr>
-      <w:bookmarkStart w:id="42" w:name="_heading=h.gh8loy6ke4e0" w:colFirst="0" w:colLast="0"/>
-      <w:bookmarkStart w:id="43" w:name="_Toc186390544"/>
-      <w:bookmarkStart w:id="44" w:name="_Toc186392713"/>
-      <w:bookmarkEnd w:id="42"/>
-      <w:r>
-        <w:rPr>
-          <w:rFonts w:asciiTheme="minorHAnsi" w:hAnsiTheme="minorHAnsi" w:cstheme="minorHAnsi"/>
-          <w:b/>
-          <w:color w:val="000000" w:themeColor="text1"/>
-        </w:rPr>
-        <w:t>5. Sécurisation de l'apprentissage automatique (Machine Learning</w:t>
-      </w:r>
-      <w:proofErr w:type="gramStart"/>
-      <w:r>
-        <w:rPr>
-          <w:rFonts w:asciiTheme="minorHAnsi" w:hAnsiTheme="minorHAnsi" w:cstheme="minorHAnsi"/>
-          <w:b/>
-          <w:color w:val="000000" w:themeColor="text1"/>
-        </w:rPr>
-        <w:t>):</w:t>
-      </w:r>
-      <w:proofErr w:type="gramEnd"/>
-      <w:r>
-        <w:rPr>
-          <w:rFonts w:asciiTheme="minorHAnsi" w:hAnsiTheme="minorHAnsi" w:cstheme="minorHAnsi"/>
-          <w:b/>
-          <w:color w:val="000000" w:themeColor="text1"/>
-        </w:rPr>
-        <w:t xml:space="preserve"> </w:t>
-      </w:r>
-      <w:r>
-        <w:rPr>
-          <w:rFonts w:asciiTheme="minorHAnsi" w:hAnsiTheme="minorHAnsi" w:cstheme="minorHAnsi"/>
-          <w:color w:val="000000" w:themeColor="text1"/>
-        </w:rPr>
-        <w:t xml:space="preserve">Lorsqu'on applique des algorithmes de machine </w:t>
-      </w:r>
-      <w:proofErr w:type="spellStart"/>
-      <w:r>
-        <w:rPr>
-          <w:rFonts w:asciiTheme="minorHAnsi" w:hAnsiTheme="minorHAnsi" w:cstheme="minorHAnsi"/>
-          <w:color w:val="000000" w:themeColor="text1"/>
-        </w:rPr>
-        <w:t>learning</w:t>
-      </w:r>
-      <w:proofErr w:type="spellEnd"/>
-      <w:r>
-        <w:rPr>
-          <w:rFonts w:asciiTheme="minorHAnsi" w:hAnsiTheme="minorHAnsi" w:cstheme="minorHAnsi"/>
-          <w:color w:val="000000" w:themeColor="text1"/>
-        </w:rPr>
-        <w:t xml:space="preserve"> sur de grandes quantités de données sensibles, le chiffrement léger peut être utilisé pour protéger la confidentialité des données tout en permettant l'analyse. Par exemple, les données peuvent être chiffrées avant d'être envoyées à un modèle d'apprentissage, ce qui assure que l'information sensible n'est pas exposée durant le processus.</w:t>
-      </w:r>
-      <w:bookmarkEnd w:id="43"/>
-      <w:bookmarkEnd w:id="44"/>
-    </w:p>
-    <w:p>
-      <w:pPr>
-        <w:pStyle w:val="Titre3"/>
-        <w:keepNext w:val="0"/>
-        <w:keepLines w:val="0"/>
-        <w:spacing w:before="280" w:after="80" w:line="360" w:lineRule="auto"/>
-        <w:jc w:val="both"/>
-        <w:rPr>
-          <w:rFonts w:asciiTheme="minorHAnsi" w:hAnsiTheme="minorHAnsi" w:cstheme="minorHAnsi"/>
-          <w:color w:val="000000" w:themeColor="text1"/>
-        </w:rPr>
-      </w:pPr>
-      <w:bookmarkStart w:id="45" w:name="_heading=h.55zv4b817ejd" w:colFirst="0" w:colLast="0"/>
-      <w:bookmarkStart w:id="46" w:name="_Toc186390545"/>
-      <w:bookmarkStart w:id="47" w:name="_Toc186392714"/>
-      <w:bookmarkEnd w:id="45"/>
-      <w:r>
-        <w:rPr>
-          <w:rFonts w:asciiTheme="minorHAnsi" w:hAnsiTheme="minorHAnsi" w:cstheme="minorHAnsi"/>
-          <w:b/>
-          <w:color w:val="000000" w:themeColor="text1"/>
-        </w:rPr>
-        <w:t>6. Gestion sécurisée des clés dans les systèmes de Big Data</w:t>
-      </w:r>
-      <w:r>
-        <w:rPr>
-          <w:rFonts w:asciiTheme="minorHAnsi" w:hAnsiTheme="minorHAnsi" w:cstheme="minorHAnsi"/>
-          <w:b/>
-          <w:color w:val="000000" w:themeColor="text1"/>
-        </w:rPr>
-        <w:t xml:space="preserve"> </w:t>
-      </w:r>
-      <w:r>
-        <w:rPr>
-          <w:rFonts w:asciiTheme="minorHAnsi" w:hAnsiTheme="minorHAnsi" w:cstheme="minorHAnsi"/>
-          <w:b/>
-          <w:color w:val="000000" w:themeColor="text1"/>
-        </w:rPr>
-        <w:t xml:space="preserve">: </w:t>
-      </w:r>
-      <w:r>
-        <w:rPr>
-          <w:rFonts w:asciiTheme="minorHAnsi" w:hAnsiTheme="minorHAnsi" w:cstheme="minorHAnsi"/>
-          <w:color w:val="000000" w:themeColor="text1"/>
-        </w:rPr>
-        <w:t>Dans des systèmes de Big Data, la gestion des clés de chiffrement est cruciale pour assurer la sécurité des données. Les algorithmes de chiffrement léger peuvent être utilisés pour générer et gérer ces clés de manière efficace, même dans des environnements à ressources limitées.</w:t>
-      </w:r>
-      <w:bookmarkEnd w:id="46"/>
-      <w:bookmarkEnd w:id="47"/>
-    </w:p>
-    <w:p>
-      <w:pPr>
-        <w:pStyle w:val="Titre3"/>
-        <w:keepNext w:val="0"/>
-        <w:keepLines w:val="0"/>
-        <w:spacing w:before="280" w:after="80" w:line="360" w:lineRule="auto"/>
-        <w:jc w:val="both"/>
-        <w:rPr>
-          <w:rFonts w:asciiTheme="minorHAnsi" w:hAnsiTheme="minorHAnsi" w:cstheme="minorHAnsi"/>
-          <w:color w:val="000000" w:themeColor="text1"/>
-        </w:rPr>
-      </w:pPr>
-      <w:bookmarkStart w:id="48" w:name="_heading=h.4f2i44jb9dqd" w:colFirst="0" w:colLast="0"/>
-      <w:bookmarkStart w:id="49" w:name="_Toc186390546"/>
-      <w:bookmarkStart w:id="50" w:name="_Toc186392715"/>
-      <w:bookmarkEnd w:id="48"/>
-      <w:r>
-        <w:rPr>
-          <w:rFonts w:asciiTheme="minorHAnsi" w:hAnsiTheme="minorHAnsi" w:cstheme="minorHAnsi"/>
-          <w:b/>
-          <w:color w:val="000000" w:themeColor="text1"/>
-        </w:rPr>
-        <w:t>7. Analyse de données chiffrées</w:t>
-      </w:r>
-      <w:r>
-        <w:rPr>
-          <w:rFonts w:asciiTheme="minorHAnsi" w:hAnsiTheme="minorHAnsi" w:cstheme="minorHAnsi"/>
-          <w:b/>
-          <w:color w:val="000000" w:themeColor="text1"/>
-        </w:rPr>
-        <w:t xml:space="preserve"> </w:t>
-      </w:r>
-      <w:r>
-        <w:rPr>
-          <w:rFonts w:asciiTheme="minorHAnsi" w:hAnsiTheme="minorHAnsi" w:cstheme="minorHAnsi"/>
-          <w:b/>
-          <w:color w:val="000000" w:themeColor="text1"/>
-        </w:rPr>
-        <w:t xml:space="preserve">: </w:t>
-      </w:r>
-      <w:r>
-        <w:rPr>
-          <w:rFonts w:asciiTheme="minorHAnsi" w:hAnsiTheme="minorHAnsi" w:cstheme="minorHAnsi"/>
-          <w:color w:val="000000" w:themeColor="text1"/>
-        </w:rPr>
-        <w:t xml:space="preserve">Une autre application dans le cadre de Big Data est l'analyse directe de données chiffrées, sans avoir besoin de déchiffrer ces données. Cela permet d'effectuer des calculs ou des analyses sur des données sensibles tout en maintenant leur confidentialité, par exemple, via des techniques comme le chiffrement </w:t>
-      </w:r>
-      <w:proofErr w:type="spellStart"/>
-      <w:r>
-        <w:rPr>
-          <w:rFonts w:asciiTheme="minorHAnsi" w:hAnsiTheme="minorHAnsi" w:cstheme="minorHAnsi"/>
-          <w:color w:val="000000" w:themeColor="text1"/>
-        </w:rPr>
-        <w:t>homomorphique</w:t>
-      </w:r>
-      <w:proofErr w:type="spellEnd"/>
-      <w:r>
-        <w:rPr>
-          <w:rFonts w:asciiTheme="minorHAnsi" w:hAnsiTheme="minorHAnsi" w:cstheme="minorHAnsi"/>
-          <w:color w:val="000000" w:themeColor="text1"/>
-        </w:rPr>
-        <w:t>.</w:t>
-      </w:r>
-      <w:bookmarkEnd w:id="49"/>
-      <w:bookmarkEnd w:id="50"/>
-    </w:p>
-    <w:p/>
-    <w:p>
-      <w:pPr>
-        <w:pStyle w:val="Style3"/>
-      </w:pPr>
-      <w:r>
-        <w:t>Distribution des bases</w:t>
-      </w:r>
-      <w:r>
-        <w:t xml:space="preserve"> de données</w:t>
-      </w:r>
-      <w:r>
-        <w:t xml:space="preserve"> :</w:t>
-      </w:r>
-    </w:p>
-    <w:p>
-      <w:pPr>
-        <w:pStyle w:val="Style1"/>
-      </w:pPr>
-      <w:r>
-        <w:t>Introduction à la distribution des bases</w:t>
-      </w:r>
-      <w:r>
-        <w:t> :</w:t>
+          <w:sz w:val="24"/>
+          <w:szCs w:val="24"/>
+        </w:rPr>
+        <w:t xml:space="preserve"> Dans une base de données distribuée hétérogène, les différents sites peuvent utiliser des schémas et des logiciels différents susceptibles d’entraîner des problèmes dans le traitement des requêtes et les transactions. En outre, un site particulier peut ignorer complètement les autres sites. Des ordinateurs différents peuvent utiliser un système d'exploitation différent, une application de base de données différente. Ils peuvent même utiliser des modèles de données différents pour la base de données. Par conséquent, des traductions sont nécessaires pour que les différents sites puissent communiquer.</w:t>
       </w:r>
     </w:p>
     <w:p>
@@ -34788,36 +30723,482 @@
       <w:r>
         <w:rPr>
           <w:b/>
+          <w:color w:val="161513"/>
+          <w:sz w:val="24"/>
+          <w:szCs w:val="24"/>
+        </w:rPr>
+        <w:t>Le</w:t>
+      </w:r>
+      <w:r>
+        <w:rPr>
+          <w:b/>
+          <w:sz w:val="24"/>
+          <w:szCs w:val="24"/>
+        </w:rPr>
+        <w:t xml:space="preserve"> </w:t>
+      </w:r>
+      <w:r>
+        <w:rPr>
+          <w:b/>
+          <w:color w:val="161513"/>
+          <w:sz w:val="24"/>
+          <w:szCs w:val="24"/>
+        </w:rPr>
+        <w:t>rôle dans le Big Data</w:t>
+      </w:r>
+      <w:r>
+        <w:rPr>
+          <w:b/>
+          <w:color w:val="161513"/>
+          <w:sz w:val="24"/>
+          <w:szCs w:val="24"/>
+        </w:rPr>
+        <w:t xml:space="preserve"> </w:t>
+      </w:r>
+      <w:r>
+        <w:rPr>
+          <w:b/>
+          <w:color w:val="161513"/>
+          <w:sz w:val="24"/>
+          <w:szCs w:val="24"/>
+        </w:rPr>
+        <w:t>:</w:t>
+      </w:r>
+    </w:p>
+    <w:p>
+      <w:pPr>
+        <w:pStyle w:val="Paragraphedeliste"/>
+        <w:numPr>
+          <w:ilvl w:val="3"/>
+          <w:numId w:val="33"/>
+        </w:numPr>
+        <w:spacing w:before="240" w:after="240" w:line="360" w:lineRule="auto"/>
+        <w:jc w:val="both"/>
+        <w:rPr>
+          <w:b/>
+          <w:color w:val="161513"/>
+          <w:sz w:val="24"/>
+          <w:szCs w:val="24"/>
+        </w:rPr>
+      </w:pPr>
+      <w:r>
+        <w:rPr>
+          <w:b/>
+          <w:color w:val="161513"/>
+          <w:sz w:val="24"/>
+          <w:szCs w:val="24"/>
+        </w:rPr>
+        <w:t>Stockage des données massives</w:t>
+      </w:r>
+      <w:r>
+        <w:rPr>
+          <w:b/>
+          <w:color w:val="161513"/>
+          <w:sz w:val="24"/>
+          <w:szCs w:val="24"/>
+        </w:rPr>
+        <w:t> :</w:t>
+      </w:r>
+    </w:p>
+    <w:p>
+      <w:pPr>
+        <w:numPr>
+          <w:ilvl w:val="0"/>
+          <w:numId w:val="4"/>
+        </w:numPr>
+        <w:spacing w:before="240" w:after="0" w:line="360" w:lineRule="auto"/>
+        <w:jc w:val="both"/>
+        <w:rPr>
+          <w:color w:val="161513"/>
+          <w:sz w:val="24"/>
+          <w:szCs w:val="24"/>
+        </w:rPr>
+      </w:pPr>
+      <w:r>
+        <w:rPr>
+          <w:rFonts w:ascii="Times New Roman" w:eastAsia="Times New Roman" w:hAnsi="Times New Roman" w:cs="Times New Roman"/>
+          <w:color w:val="161513"/>
+          <w:sz w:val="24"/>
+          <w:szCs w:val="24"/>
+        </w:rPr>
+        <w:t xml:space="preserve">  </w:t>
+      </w:r>
+      <w:r>
+        <w:rPr>
+          <w:color w:val="161513"/>
+          <w:sz w:val="24"/>
+          <w:szCs w:val="24"/>
+        </w:rPr>
+        <w:t>La distribution permet de répartir les données sur plusieurs nœuds ou serveurs, ce qui facilite le stockage de grandes quantités de données que les systèmes traditionnels ne peuvent pas gérer efficacement.</w:t>
+      </w:r>
+    </w:p>
+    <w:p>
+      <w:pPr>
+        <w:numPr>
+          <w:ilvl w:val="0"/>
+          <w:numId w:val="4"/>
+        </w:numPr>
+        <w:spacing w:after="240" w:line="360" w:lineRule="auto"/>
+        <w:jc w:val="both"/>
+        <w:rPr>
+          <w:color w:val="161513"/>
+          <w:sz w:val="24"/>
+          <w:szCs w:val="24"/>
+        </w:rPr>
+      </w:pPr>
+      <w:r>
+        <w:rPr>
+          <w:color w:val="161513"/>
           <w:sz w:val="24"/>
           <w:szCs w:val="24"/>
         </w:rPr>
         <w:lastRenderedPageBreak/>
-        <w:t>Définition des bases de données distribuées :</w:t>
-      </w:r>
-    </w:p>
-    <w:p>
-      <w:pPr>
+        <w:t xml:space="preserve">    </w:t>
+      </w:r>
+      <w:r>
+        <w:rPr>
+          <w:rFonts w:ascii="Times New Roman" w:eastAsia="Times New Roman" w:hAnsi="Times New Roman" w:cs="Times New Roman"/>
+          <w:color w:val="161513"/>
+          <w:sz w:val="24"/>
+          <w:szCs w:val="24"/>
+        </w:rPr>
+        <w:t xml:space="preserve"> </w:t>
+      </w:r>
+      <w:r>
+        <w:rPr>
+          <w:color w:val="161513"/>
+          <w:sz w:val="24"/>
+          <w:szCs w:val="24"/>
+        </w:rPr>
+        <w:t>Chaque nœud gère une portion des données, évitant les limites de stockage d'un seul serveur.</w:t>
+      </w:r>
+    </w:p>
+    <w:p>
+      <w:pPr>
+        <w:pStyle w:val="Paragraphedeliste"/>
+        <w:numPr>
+          <w:ilvl w:val="3"/>
+          <w:numId w:val="33"/>
+        </w:numPr>
         <w:spacing w:before="240" w:after="240" w:line="360" w:lineRule="auto"/>
         <w:jc w:val="both"/>
         <w:rPr>
-          <w:sz w:val="24"/>
-          <w:szCs w:val="24"/>
-        </w:rPr>
-      </w:pPr>
-      <w:r>
-        <w:rPr>
-          <w:b/>
-          <w:sz w:val="28"/>
-          <w:szCs w:val="28"/>
+          <w:b/>
+          <w:color w:val="161513"/>
+          <w:sz w:val="24"/>
+          <w:szCs w:val="24"/>
+        </w:rPr>
+      </w:pPr>
+      <w:r>
+        <w:rPr>
+          <w:b/>
+          <w:color w:val="161513"/>
+          <w:sz w:val="24"/>
+          <w:szCs w:val="24"/>
+        </w:rPr>
+        <w:t>Traitement parallèle</w:t>
+      </w:r>
+      <w:r>
+        <w:rPr>
+          <w:b/>
+          <w:color w:val="161513"/>
+          <w:sz w:val="24"/>
+          <w:szCs w:val="24"/>
+        </w:rPr>
+        <w:t> :</w:t>
+      </w:r>
+    </w:p>
+    <w:p>
+      <w:pPr>
+        <w:numPr>
+          <w:ilvl w:val="0"/>
+          <w:numId w:val="13"/>
+        </w:numPr>
+        <w:spacing w:before="240" w:after="0" w:line="360" w:lineRule="auto"/>
+        <w:jc w:val="both"/>
+        <w:rPr>
+          <w:color w:val="161513"/>
+          <w:sz w:val="24"/>
+          <w:szCs w:val="24"/>
+        </w:rPr>
+      </w:pPr>
+      <w:r>
+        <w:rPr>
+          <w:rFonts w:ascii="Times New Roman" w:eastAsia="Times New Roman" w:hAnsi="Times New Roman" w:cs="Times New Roman"/>
+          <w:color w:val="161513"/>
+          <w:sz w:val="24"/>
+          <w:szCs w:val="24"/>
+        </w:rPr>
+        <w:t xml:space="preserve"> </w:t>
+      </w:r>
+      <w:r>
+        <w:rPr>
+          <w:color w:val="161513"/>
+          <w:sz w:val="24"/>
+          <w:szCs w:val="24"/>
+        </w:rPr>
+        <w:t>En distribuant les données, le traitement peut être effectué simultanément sur plusieurs nœuds (traitement parallèle).</w:t>
+      </w:r>
+    </w:p>
+    <w:p>
+      <w:pPr>
+        <w:numPr>
+          <w:ilvl w:val="0"/>
+          <w:numId w:val="13"/>
+        </w:numPr>
+        <w:spacing w:after="240" w:line="360" w:lineRule="auto"/>
+        <w:jc w:val="both"/>
+        <w:rPr>
+          <w:color w:val="161513"/>
+          <w:sz w:val="24"/>
+          <w:szCs w:val="24"/>
+        </w:rPr>
+      </w:pPr>
+      <w:r>
+        <w:rPr>
+          <w:color w:val="161513"/>
+          <w:sz w:val="24"/>
+          <w:szCs w:val="24"/>
         </w:rPr>
         <w:t xml:space="preserve">  </w:t>
       </w:r>
       <w:r>
         <w:rPr>
-          <w:sz w:val="24"/>
-          <w:szCs w:val="24"/>
-        </w:rPr>
-        <w:t>Une base de données distribuée est essentiellement une base de données qui n'est pas limitée à un seul système, elle est répartie sur différents sites, c'est-à-dire sur plusieurs ordinateurs ou sur un réseau d'ordinateurs. Un système de base de données distribuée est situé sur différents sites qui ne partagent pas de composants physiques. Cela peut être nécessaire lorsqu'une base de données particulière doit être consultée par différents utilisateurs à l'échelle mondiale. Elle doit être gérée de telle sorte que pour les utilisateurs, elle ressemble à une base de données unique.</w:t>
+          <w:rFonts w:ascii="Times New Roman" w:eastAsia="Times New Roman" w:hAnsi="Times New Roman" w:cs="Times New Roman"/>
+          <w:color w:val="161513"/>
+          <w:sz w:val="24"/>
+          <w:szCs w:val="24"/>
+        </w:rPr>
+        <w:t xml:space="preserve"> </w:t>
+      </w:r>
+      <w:r>
+        <w:rPr>
+          <w:color w:val="161513"/>
+          <w:sz w:val="24"/>
+          <w:szCs w:val="24"/>
+        </w:rPr>
+        <w:t>Cela améliore considérablement les performances pour des analyses complexes et des calculs en temps réel, caractéristiques essentielles du Big Data.</w:t>
+      </w:r>
+    </w:p>
+    <w:p>
+      <w:pPr>
+        <w:pStyle w:val="Paragraphedeliste"/>
+        <w:numPr>
+          <w:ilvl w:val="3"/>
+          <w:numId w:val="33"/>
+        </w:numPr>
+        <w:spacing w:before="240" w:after="240" w:line="360" w:lineRule="auto"/>
+        <w:jc w:val="both"/>
+        <w:rPr>
+          <w:b/>
+          <w:color w:val="161513"/>
+          <w:sz w:val="24"/>
+          <w:szCs w:val="24"/>
+        </w:rPr>
+      </w:pPr>
+      <w:r>
+        <w:rPr>
+          <w:b/>
+          <w:color w:val="161513"/>
+          <w:sz w:val="24"/>
+          <w:szCs w:val="24"/>
+        </w:rPr>
+        <w:t>Tolérance aux pannes</w:t>
+      </w:r>
+      <w:r>
+        <w:rPr>
+          <w:b/>
+          <w:color w:val="161513"/>
+          <w:sz w:val="24"/>
+          <w:szCs w:val="24"/>
+        </w:rPr>
+        <w:t> :</w:t>
+      </w:r>
+    </w:p>
+    <w:p>
+      <w:pPr>
+        <w:numPr>
+          <w:ilvl w:val="0"/>
+          <w:numId w:val="22"/>
+        </w:numPr>
+        <w:spacing w:before="240" w:after="240" w:line="360" w:lineRule="auto"/>
+        <w:jc w:val="both"/>
+        <w:rPr>
+          <w:color w:val="161513"/>
+          <w:sz w:val="24"/>
+          <w:szCs w:val="24"/>
+        </w:rPr>
+      </w:pPr>
+      <w:r>
+        <w:rPr>
+          <w:color w:val="161513"/>
+          <w:sz w:val="24"/>
+          <w:szCs w:val="24"/>
+        </w:rPr>
+        <w:t>Les systèmes distribués sont conçus pour répliquer les données sur plusieurs nœuds. En cas de défaillance d'un nœud, les autres peuvent compenser, garantissant la continuité des opérations.</w:t>
+      </w:r>
+    </w:p>
+    <w:p>
+      <w:pPr>
+        <w:pStyle w:val="Paragraphedeliste"/>
+        <w:numPr>
+          <w:ilvl w:val="3"/>
+          <w:numId w:val="33"/>
+        </w:numPr>
+        <w:spacing w:before="240" w:after="240" w:line="360" w:lineRule="auto"/>
+        <w:jc w:val="both"/>
+        <w:rPr>
+          <w:b/>
+          <w:color w:val="161513"/>
+          <w:sz w:val="24"/>
+          <w:szCs w:val="24"/>
+        </w:rPr>
+      </w:pPr>
+      <w:r>
+        <w:rPr>
+          <w:b/>
+          <w:color w:val="161513"/>
+          <w:sz w:val="24"/>
+          <w:szCs w:val="24"/>
+        </w:rPr>
+        <w:t xml:space="preserve"> </w:t>
+      </w:r>
+      <w:proofErr w:type="spellStart"/>
+      <w:r>
+        <w:rPr>
+          <w:b/>
+          <w:color w:val="161513"/>
+          <w:sz w:val="24"/>
+          <w:szCs w:val="24"/>
+        </w:rPr>
+        <w:t>Scalabilité</w:t>
+      </w:r>
+      <w:proofErr w:type="spellEnd"/>
+      <w:r>
+        <w:rPr>
+          <w:b/>
+          <w:color w:val="161513"/>
+          <w:sz w:val="24"/>
+          <w:szCs w:val="24"/>
+        </w:rPr>
+        <w:t xml:space="preserve"> horizontale</w:t>
+      </w:r>
+      <w:r>
+        <w:rPr>
+          <w:b/>
+          <w:color w:val="161513"/>
+          <w:sz w:val="24"/>
+          <w:szCs w:val="24"/>
+        </w:rPr>
+        <w:t> :</w:t>
+      </w:r>
+    </w:p>
+    <w:p>
+      <w:pPr>
+        <w:numPr>
+          <w:ilvl w:val="0"/>
+          <w:numId w:val="20"/>
+        </w:numPr>
+        <w:spacing w:before="240" w:after="240" w:line="360" w:lineRule="auto"/>
+        <w:jc w:val="both"/>
+        <w:rPr>
+          <w:color w:val="161513"/>
+          <w:sz w:val="24"/>
+          <w:szCs w:val="24"/>
+        </w:rPr>
+      </w:pPr>
+      <w:r>
+        <w:rPr>
+          <w:rFonts w:ascii="Times New Roman" w:eastAsia="Times New Roman" w:hAnsi="Times New Roman" w:cs="Times New Roman"/>
+          <w:color w:val="161513"/>
+          <w:sz w:val="24"/>
+          <w:szCs w:val="24"/>
+        </w:rPr>
+        <w:t xml:space="preserve">  </w:t>
+      </w:r>
+      <w:r>
+        <w:rPr>
+          <w:color w:val="161513"/>
+          <w:sz w:val="24"/>
+          <w:szCs w:val="24"/>
+        </w:rPr>
+        <w:t xml:space="preserve">Les bases de données distribuées permettent une </w:t>
+      </w:r>
+      <w:proofErr w:type="spellStart"/>
+      <w:r>
+        <w:rPr>
+          <w:color w:val="161513"/>
+          <w:sz w:val="24"/>
+          <w:szCs w:val="24"/>
+        </w:rPr>
+        <w:t>scalabilité</w:t>
+      </w:r>
+      <w:proofErr w:type="spellEnd"/>
+      <w:r>
+        <w:rPr>
+          <w:color w:val="161513"/>
+          <w:sz w:val="24"/>
+          <w:szCs w:val="24"/>
+        </w:rPr>
+        <w:t xml:space="preserve"> horizontale, où l'on peut ajouter de nouveaux nœuds au système pour gérer des charges accrues de données et d'utilisateurs. Cela répond aux besoins croissants des systèmes Big Data.</w:t>
+      </w:r>
+    </w:p>
+    <w:p>
+      <w:pPr>
+        <w:pStyle w:val="Paragraphedeliste"/>
+        <w:numPr>
+          <w:ilvl w:val="3"/>
+          <w:numId w:val="33"/>
+        </w:numPr>
+        <w:spacing w:before="240" w:after="240" w:line="360" w:lineRule="auto"/>
+        <w:jc w:val="both"/>
+        <w:rPr>
+          <w:b/>
+          <w:color w:val="161513"/>
+          <w:sz w:val="24"/>
+          <w:szCs w:val="24"/>
+        </w:rPr>
+      </w:pPr>
+      <w:r>
+        <w:rPr>
+          <w:b/>
+          <w:color w:val="161513"/>
+          <w:sz w:val="24"/>
+          <w:szCs w:val="24"/>
+        </w:rPr>
+        <w:t>Proximité des données</w:t>
+      </w:r>
+      <w:r>
+        <w:rPr>
+          <w:b/>
+          <w:color w:val="161513"/>
+          <w:sz w:val="24"/>
+          <w:szCs w:val="24"/>
+        </w:rPr>
+        <w:t> :</w:t>
+      </w:r>
+    </w:p>
+    <w:p>
+      <w:pPr>
+        <w:numPr>
+          <w:ilvl w:val="0"/>
+          <w:numId w:val="8"/>
+        </w:numPr>
+        <w:spacing w:before="240" w:after="240" w:line="360" w:lineRule="auto"/>
+        <w:jc w:val="both"/>
+        <w:rPr>
+          <w:color w:val="161513"/>
+          <w:sz w:val="24"/>
+          <w:szCs w:val="24"/>
+        </w:rPr>
+      </w:pPr>
+      <w:r>
+        <w:rPr>
+          <w:color w:val="161513"/>
+          <w:sz w:val="24"/>
+          <w:szCs w:val="24"/>
+        </w:rPr>
+        <w:t>Dans un environnement global, la distribution géographique des bases permet de rapprocher les données des utilisateurs finaux, réduisant ainsi la latence et améliorant la vitesse d'accès.</w:t>
       </w:r>
     </w:p>
     <w:p>
@@ -34838,42 +31219,20 @@
       <w:r>
         <w:rPr>
           <w:b/>
-          <w:sz w:val="24"/>
-          <w:szCs w:val="24"/>
-        </w:rPr>
-        <w:t>Types</w:t>
-      </w:r>
-      <w:r>
-        <w:rPr>
-          <w:b/>
-          <w:sz w:val="24"/>
-          <w:szCs w:val="24"/>
-        </w:rPr>
-        <w:t xml:space="preserve"> des bases de données distribué</w:t>
-      </w:r>
-      <w:r>
-        <w:rPr>
-          <w:b/>
-          <w:sz w:val="24"/>
-          <w:szCs w:val="24"/>
-        </w:rPr>
-        <w:t>e</w:t>
-      </w:r>
-      <w:r>
-        <w:rPr>
-          <w:b/>
-          <w:sz w:val="24"/>
-          <w:szCs w:val="24"/>
-        </w:rPr>
-        <w:t xml:space="preserve">s </w:t>
-      </w:r>
-      <w:r>
-        <w:rPr>
-          <w:b/>
-          <w:sz w:val="24"/>
-          <w:szCs w:val="24"/>
-        </w:rPr>
-        <w:t>:</w:t>
+          <w:color w:val="161513"/>
+          <w:sz w:val="24"/>
+          <w:szCs w:val="24"/>
+        </w:rPr>
+        <w:t xml:space="preserve"> </w:t>
+      </w:r>
+      <w:r>
+        <w:rPr>
+          <w:b/>
+          <w:color w:val="161513"/>
+          <w:sz w:val="24"/>
+          <w:szCs w:val="24"/>
+        </w:rPr>
+        <w:t>Importance dans le contexte du Big Data :</w:t>
       </w:r>
     </w:p>
     <w:p>
@@ -34887,626 +31246,6 @@
         <w:jc w:val="both"/>
         <w:rPr>
           <w:b/>
-          <w:sz w:val="24"/>
-          <w:szCs w:val="24"/>
-        </w:rPr>
-      </w:pPr>
-      <w:r>
-        <w:rPr>
-          <w:b/>
-          <w:sz w:val="24"/>
-          <w:szCs w:val="24"/>
-        </w:rPr>
-        <w:t>Base de données homogène :</w:t>
-      </w:r>
-    </w:p>
-    <w:p>
-      <w:pPr>
-        <w:spacing w:before="240" w:after="240" w:line="360" w:lineRule="auto"/>
-        <w:jc w:val="both"/>
-        <w:rPr>
-          <w:sz w:val="24"/>
-          <w:szCs w:val="24"/>
-        </w:rPr>
-      </w:pPr>
-      <w:r>
-        <w:rPr>
-          <w:sz w:val="24"/>
-          <w:szCs w:val="24"/>
-        </w:rPr>
-        <w:t xml:space="preserve">  Dans une base de données homogène, tous les sites stockent la base de données de manière identique. Le système d'exploitation, le système de gestion de la base de données et les structures de données utilisées : tous sont identiques sur tous les sites. Ils sont donc faciles à gérer.</w:t>
-      </w:r>
-    </w:p>
-    <w:p>
-      <w:pPr>
-        <w:pStyle w:val="Paragraphedeliste"/>
-        <w:numPr>
-          <w:ilvl w:val="3"/>
-          <w:numId w:val="33"/>
-        </w:numPr>
-        <w:spacing w:before="240" w:after="240" w:line="360" w:lineRule="auto"/>
-        <w:jc w:val="both"/>
-        <w:rPr>
-          <w:b/>
-          <w:sz w:val="24"/>
-          <w:szCs w:val="24"/>
-        </w:rPr>
-      </w:pPr>
-      <w:r>
-        <w:rPr>
-          <w:b/>
-          <w:sz w:val="24"/>
-          <w:szCs w:val="24"/>
-        </w:rPr>
-        <w:t>Base de données hétérogène :</w:t>
-      </w:r>
-    </w:p>
-    <w:p>
-      <w:pPr>
-        <w:spacing w:before="240" w:after="240" w:line="360" w:lineRule="auto"/>
-        <w:jc w:val="both"/>
-        <w:rPr>
-          <w:sz w:val="24"/>
-          <w:szCs w:val="24"/>
-        </w:rPr>
-      </w:pPr>
-      <w:r>
-        <w:rPr>
-          <w:b/>
-          <w:sz w:val="28"/>
-          <w:szCs w:val="28"/>
-        </w:rPr>
-        <w:t xml:space="preserve"> </w:t>
-      </w:r>
-      <w:r>
-        <w:rPr>
-          <w:sz w:val="24"/>
-          <w:szCs w:val="24"/>
-        </w:rPr>
-        <w:t xml:space="preserve"> Dans une base de données distribuée hétérogène, les différents sites peuvent utiliser des schémas et des logiciels différents susceptibles d’entraîner des problèmes dans le traitement des requêtes et les transactions. En outre, un site particulier peut ignorer complètement les autres sites. Des ordinateurs différents peuvent utiliser un système d'exploitation différent, une application de base de données différente. Ils peuvent même utiliser des modèles de données différents pour la base de données. Par conséquent, des traductions sont nécessaires pour que les différents sites puissent communiquer.</w:t>
-      </w:r>
-    </w:p>
-    <w:p>
-      <w:pPr>
-        <w:pStyle w:val="Paragraphedeliste"/>
-        <w:numPr>
-          <w:ilvl w:val="2"/>
-          <w:numId w:val="33"/>
-        </w:numPr>
-        <w:spacing w:before="240" w:after="240" w:line="360" w:lineRule="auto"/>
-        <w:jc w:val="both"/>
-        <w:rPr>
-          <w:b/>
-          <w:sz w:val="24"/>
-          <w:szCs w:val="24"/>
-        </w:rPr>
-      </w:pPr>
-      <w:r>
-        <w:rPr>
-          <w:b/>
-          <w:color w:val="161513"/>
-          <w:sz w:val="24"/>
-          <w:szCs w:val="24"/>
-        </w:rPr>
-        <w:t>Le</w:t>
-      </w:r>
-      <w:r>
-        <w:rPr>
-          <w:b/>
-          <w:sz w:val="24"/>
-          <w:szCs w:val="24"/>
-        </w:rPr>
-        <w:t xml:space="preserve"> </w:t>
-      </w:r>
-      <w:r>
-        <w:rPr>
-          <w:b/>
-          <w:color w:val="161513"/>
-          <w:sz w:val="24"/>
-          <w:szCs w:val="24"/>
-        </w:rPr>
-        <w:t>rôle dans le Big Data</w:t>
-      </w:r>
-      <w:r>
-        <w:rPr>
-          <w:b/>
-          <w:color w:val="161513"/>
-          <w:sz w:val="24"/>
-          <w:szCs w:val="24"/>
-        </w:rPr>
-        <w:t xml:space="preserve"> </w:t>
-      </w:r>
-      <w:r>
-        <w:rPr>
-          <w:b/>
-          <w:color w:val="161513"/>
-          <w:sz w:val="24"/>
-          <w:szCs w:val="24"/>
-        </w:rPr>
-        <w:t>:</w:t>
-      </w:r>
-    </w:p>
-    <w:p>
-      <w:pPr>
-        <w:pStyle w:val="Paragraphedeliste"/>
-        <w:numPr>
-          <w:ilvl w:val="3"/>
-          <w:numId w:val="33"/>
-        </w:numPr>
-        <w:spacing w:before="240" w:after="240" w:line="360" w:lineRule="auto"/>
-        <w:jc w:val="both"/>
-        <w:rPr>
-          <w:b/>
-          <w:color w:val="161513"/>
-          <w:sz w:val="24"/>
-          <w:szCs w:val="24"/>
-        </w:rPr>
-      </w:pPr>
-      <w:r>
-        <w:rPr>
-          <w:b/>
-          <w:color w:val="161513"/>
-          <w:sz w:val="24"/>
-          <w:szCs w:val="24"/>
-        </w:rPr>
-        <w:t>Stockage des données massives</w:t>
-      </w:r>
-      <w:r>
-        <w:rPr>
-          <w:b/>
-          <w:color w:val="161513"/>
-          <w:sz w:val="24"/>
-          <w:szCs w:val="24"/>
-        </w:rPr>
-        <w:t> :</w:t>
-      </w:r>
-    </w:p>
-    <w:p>
-      <w:pPr>
-        <w:numPr>
-          <w:ilvl w:val="0"/>
-          <w:numId w:val="4"/>
-        </w:numPr>
-        <w:spacing w:before="240" w:after="0" w:line="360" w:lineRule="auto"/>
-        <w:jc w:val="both"/>
-        <w:rPr>
-          <w:color w:val="161513"/>
-          <w:sz w:val="24"/>
-          <w:szCs w:val="24"/>
-        </w:rPr>
-      </w:pPr>
-      <w:r>
-        <w:rPr>
-          <w:rFonts w:ascii="Times New Roman" w:eastAsia="Times New Roman" w:hAnsi="Times New Roman" w:cs="Times New Roman"/>
-          <w:color w:val="161513"/>
-          <w:sz w:val="24"/>
-          <w:szCs w:val="24"/>
-        </w:rPr>
-        <w:lastRenderedPageBreak/>
-        <w:t xml:space="preserve">  </w:t>
-      </w:r>
-      <w:r>
-        <w:rPr>
-          <w:color w:val="161513"/>
-          <w:sz w:val="24"/>
-          <w:szCs w:val="24"/>
-        </w:rPr>
-        <w:t>La distribution permet de répartir les données sur plusieurs nœuds ou serveurs, ce qui facilite le stockage de grandes quantités de données que les systèmes traditionnels ne peuvent pas gérer efficacement.</w:t>
-      </w:r>
-    </w:p>
-    <w:p>
-      <w:pPr>
-        <w:numPr>
-          <w:ilvl w:val="0"/>
-          <w:numId w:val="4"/>
-        </w:numPr>
-        <w:spacing w:after="240" w:line="360" w:lineRule="auto"/>
-        <w:jc w:val="both"/>
-        <w:rPr>
-          <w:color w:val="161513"/>
-          <w:sz w:val="24"/>
-          <w:szCs w:val="24"/>
-        </w:rPr>
-      </w:pPr>
-      <w:r>
-        <w:rPr>
-          <w:color w:val="161513"/>
-          <w:sz w:val="24"/>
-          <w:szCs w:val="24"/>
-        </w:rPr>
-        <w:t xml:space="preserve">    </w:t>
-      </w:r>
-      <w:r>
-        <w:rPr>
-          <w:rFonts w:ascii="Times New Roman" w:eastAsia="Times New Roman" w:hAnsi="Times New Roman" w:cs="Times New Roman"/>
-          <w:color w:val="161513"/>
-          <w:sz w:val="24"/>
-          <w:szCs w:val="24"/>
-        </w:rPr>
-        <w:t xml:space="preserve"> </w:t>
-      </w:r>
-      <w:r>
-        <w:rPr>
-          <w:color w:val="161513"/>
-          <w:sz w:val="24"/>
-          <w:szCs w:val="24"/>
-        </w:rPr>
-        <w:t>Chaque nœud gère une portion des données, évitant les limites de stockage d'un seul serveur.</w:t>
-      </w:r>
-    </w:p>
-    <w:p>
-      <w:pPr>
-        <w:pStyle w:val="Paragraphedeliste"/>
-        <w:numPr>
-          <w:ilvl w:val="3"/>
-          <w:numId w:val="33"/>
-        </w:numPr>
-        <w:spacing w:before="240" w:after="240" w:line="360" w:lineRule="auto"/>
-        <w:jc w:val="both"/>
-        <w:rPr>
-          <w:b/>
-          <w:color w:val="161513"/>
-          <w:sz w:val="24"/>
-          <w:szCs w:val="24"/>
-        </w:rPr>
-      </w:pPr>
-      <w:r>
-        <w:rPr>
-          <w:b/>
-          <w:color w:val="161513"/>
-          <w:sz w:val="24"/>
-          <w:szCs w:val="24"/>
-        </w:rPr>
-        <w:t>Traitement parallèle</w:t>
-      </w:r>
-      <w:r>
-        <w:rPr>
-          <w:b/>
-          <w:color w:val="161513"/>
-          <w:sz w:val="24"/>
-          <w:szCs w:val="24"/>
-        </w:rPr>
-        <w:t> :</w:t>
-      </w:r>
-    </w:p>
-    <w:p>
-      <w:pPr>
-        <w:numPr>
-          <w:ilvl w:val="0"/>
-          <w:numId w:val="13"/>
-        </w:numPr>
-        <w:spacing w:before="240" w:after="0" w:line="360" w:lineRule="auto"/>
-        <w:jc w:val="both"/>
-        <w:rPr>
-          <w:color w:val="161513"/>
-          <w:sz w:val="24"/>
-          <w:szCs w:val="24"/>
-        </w:rPr>
-      </w:pPr>
-      <w:r>
-        <w:rPr>
-          <w:rFonts w:ascii="Times New Roman" w:eastAsia="Times New Roman" w:hAnsi="Times New Roman" w:cs="Times New Roman"/>
-          <w:color w:val="161513"/>
-          <w:sz w:val="24"/>
-          <w:szCs w:val="24"/>
-        </w:rPr>
-        <w:t xml:space="preserve"> </w:t>
-      </w:r>
-      <w:r>
-        <w:rPr>
-          <w:color w:val="161513"/>
-          <w:sz w:val="24"/>
-          <w:szCs w:val="24"/>
-        </w:rPr>
-        <w:t>En distribuant les données, le traitement peut être effectué simultanément sur plusieurs nœuds (traitement parallèle).</w:t>
-      </w:r>
-    </w:p>
-    <w:p>
-      <w:pPr>
-        <w:numPr>
-          <w:ilvl w:val="0"/>
-          <w:numId w:val="13"/>
-        </w:numPr>
-        <w:spacing w:after="240" w:line="360" w:lineRule="auto"/>
-        <w:jc w:val="both"/>
-        <w:rPr>
-          <w:color w:val="161513"/>
-          <w:sz w:val="24"/>
-          <w:szCs w:val="24"/>
-        </w:rPr>
-      </w:pPr>
-      <w:r>
-        <w:rPr>
-          <w:color w:val="161513"/>
-          <w:sz w:val="24"/>
-          <w:szCs w:val="24"/>
-        </w:rPr>
-        <w:t xml:space="preserve">  </w:t>
-      </w:r>
-      <w:r>
-        <w:rPr>
-          <w:rFonts w:ascii="Times New Roman" w:eastAsia="Times New Roman" w:hAnsi="Times New Roman" w:cs="Times New Roman"/>
-          <w:color w:val="161513"/>
-          <w:sz w:val="24"/>
-          <w:szCs w:val="24"/>
-        </w:rPr>
-        <w:t xml:space="preserve"> </w:t>
-      </w:r>
-      <w:r>
-        <w:rPr>
-          <w:color w:val="161513"/>
-          <w:sz w:val="24"/>
-          <w:szCs w:val="24"/>
-        </w:rPr>
-        <w:t>Cela améliore considérablement les performances pour des analyses complexes et des calculs en temps réel, caractéristiques essentielles du Big Data.</w:t>
-      </w:r>
-    </w:p>
-    <w:p>
-      <w:pPr>
-        <w:pStyle w:val="Paragraphedeliste"/>
-        <w:numPr>
-          <w:ilvl w:val="3"/>
-          <w:numId w:val="33"/>
-        </w:numPr>
-        <w:spacing w:before="240" w:after="240" w:line="360" w:lineRule="auto"/>
-        <w:jc w:val="both"/>
-        <w:rPr>
-          <w:b/>
-          <w:color w:val="161513"/>
-          <w:sz w:val="24"/>
-          <w:szCs w:val="24"/>
-        </w:rPr>
-      </w:pPr>
-      <w:r>
-        <w:rPr>
-          <w:b/>
-          <w:color w:val="161513"/>
-          <w:sz w:val="24"/>
-          <w:szCs w:val="24"/>
-        </w:rPr>
-        <w:t>Tolérance aux pannes</w:t>
-      </w:r>
-      <w:r>
-        <w:rPr>
-          <w:b/>
-          <w:color w:val="161513"/>
-          <w:sz w:val="24"/>
-          <w:szCs w:val="24"/>
-        </w:rPr>
-        <w:t> :</w:t>
-      </w:r>
-    </w:p>
-    <w:p>
-      <w:pPr>
-        <w:numPr>
-          <w:ilvl w:val="0"/>
-          <w:numId w:val="22"/>
-        </w:numPr>
-        <w:spacing w:before="240" w:after="240" w:line="360" w:lineRule="auto"/>
-        <w:jc w:val="both"/>
-        <w:rPr>
-          <w:color w:val="161513"/>
-          <w:sz w:val="24"/>
-          <w:szCs w:val="24"/>
-        </w:rPr>
-      </w:pPr>
-      <w:r>
-        <w:rPr>
-          <w:color w:val="161513"/>
-          <w:sz w:val="24"/>
-          <w:szCs w:val="24"/>
-        </w:rPr>
-        <w:t>Les systèmes distribués sont conçus pour répliquer les données sur plusieurs nœuds. En cas de défaillance d'un nœud, les autres peuvent compenser, garantissant la continuité des opérations.</w:t>
-      </w:r>
-    </w:p>
-    <w:p>
-      <w:pPr>
-        <w:pStyle w:val="Paragraphedeliste"/>
-        <w:numPr>
-          <w:ilvl w:val="3"/>
-          <w:numId w:val="33"/>
-        </w:numPr>
-        <w:spacing w:before="240" w:after="240" w:line="360" w:lineRule="auto"/>
-        <w:jc w:val="both"/>
-        <w:rPr>
-          <w:b/>
-          <w:color w:val="161513"/>
-          <w:sz w:val="24"/>
-          <w:szCs w:val="24"/>
-        </w:rPr>
-      </w:pPr>
-      <w:r>
-        <w:rPr>
-          <w:b/>
-          <w:color w:val="161513"/>
-          <w:sz w:val="24"/>
-          <w:szCs w:val="24"/>
-        </w:rPr>
-        <w:t xml:space="preserve"> </w:t>
-      </w:r>
-      <w:proofErr w:type="spellStart"/>
-      <w:r>
-        <w:rPr>
-          <w:b/>
-          <w:color w:val="161513"/>
-          <w:sz w:val="24"/>
-          <w:szCs w:val="24"/>
-        </w:rPr>
-        <w:t>Scalabilité</w:t>
-      </w:r>
-      <w:proofErr w:type="spellEnd"/>
-      <w:r>
-        <w:rPr>
-          <w:b/>
-          <w:color w:val="161513"/>
-          <w:sz w:val="24"/>
-          <w:szCs w:val="24"/>
-        </w:rPr>
-        <w:t xml:space="preserve"> horizontale</w:t>
-      </w:r>
-      <w:r>
-        <w:rPr>
-          <w:b/>
-          <w:color w:val="161513"/>
-          <w:sz w:val="24"/>
-          <w:szCs w:val="24"/>
-        </w:rPr>
-        <w:t> :</w:t>
-      </w:r>
-    </w:p>
-    <w:p>
-      <w:pPr>
-        <w:numPr>
-          <w:ilvl w:val="0"/>
-          <w:numId w:val="20"/>
-        </w:numPr>
-        <w:spacing w:before="240" w:after="240" w:line="360" w:lineRule="auto"/>
-        <w:jc w:val="both"/>
-        <w:rPr>
-          <w:color w:val="161513"/>
-          <w:sz w:val="24"/>
-          <w:szCs w:val="24"/>
-        </w:rPr>
-      </w:pPr>
-      <w:r>
-        <w:rPr>
-          <w:rFonts w:ascii="Times New Roman" w:eastAsia="Times New Roman" w:hAnsi="Times New Roman" w:cs="Times New Roman"/>
-          <w:color w:val="161513"/>
-          <w:sz w:val="24"/>
-          <w:szCs w:val="24"/>
-        </w:rPr>
-        <w:t xml:space="preserve">  </w:t>
-      </w:r>
-      <w:r>
-        <w:rPr>
-          <w:color w:val="161513"/>
-          <w:sz w:val="24"/>
-          <w:szCs w:val="24"/>
-        </w:rPr>
-        <w:t xml:space="preserve">Les bases de données distribuées permettent une </w:t>
-      </w:r>
-      <w:proofErr w:type="spellStart"/>
-      <w:r>
-        <w:rPr>
-          <w:color w:val="161513"/>
-          <w:sz w:val="24"/>
-          <w:szCs w:val="24"/>
-        </w:rPr>
-        <w:t>scalabilité</w:t>
-      </w:r>
-      <w:proofErr w:type="spellEnd"/>
-      <w:r>
-        <w:rPr>
-          <w:color w:val="161513"/>
-          <w:sz w:val="24"/>
-          <w:szCs w:val="24"/>
-        </w:rPr>
-        <w:t xml:space="preserve"> horizontale, où l'on peut ajouter de nouveaux nœuds au système pour gérer des charges accrues de données et d'utilisateurs. Cela répond aux besoins croissants des systèmes Big Data.</w:t>
-      </w:r>
-    </w:p>
-    <w:p>
-      <w:pPr>
-        <w:pStyle w:val="Paragraphedeliste"/>
-        <w:numPr>
-          <w:ilvl w:val="3"/>
-          <w:numId w:val="33"/>
-        </w:numPr>
-        <w:spacing w:before="240" w:after="240" w:line="360" w:lineRule="auto"/>
-        <w:jc w:val="both"/>
-        <w:rPr>
-          <w:b/>
-          <w:color w:val="161513"/>
-          <w:sz w:val="24"/>
-          <w:szCs w:val="24"/>
-        </w:rPr>
-      </w:pPr>
-      <w:r>
-        <w:rPr>
-          <w:b/>
-          <w:color w:val="161513"/>
-          <w:sz w:val="24"/>
-          <w:szCs w:val="24"/>
-        </w:rPr>
-        <w:t>Proximité des données</w:t>
-      </w:r>
-      <w:r>
-        <w:rPr>
-          <w:b/>
-          <w:color w:val="161513"/>
-          <w:sz w:val="24"/>
-          <w:szCs w:val="24"/>
-        </w:rPr>
-        <w:t> :</w:t>
-      </w:r>
-    </w:p>
-    <w:p>
-      <w:pPr>
-        <w:numPr>
-          <w:ilvl w:val="0"/>
-          <w:numId w:val="8"/>
-        </w:numPr>
-        <w:spacing w:before="240" w:after="240" w:line="360" w:lineRule="auto"/>
-        <w:jc w:val="both"/>
-        <w:rPr>
-          <w:color w:val="161513"/>
-          <w:sz w:val="24"/>
-          <w:szCs w:val="24"/>
-        </w:rPr>
-      </w:pPr>
-      <w:r>
-        <w:rPr>
-          <w:color w:val="161513"/>
-          <w:sz w:val="24"/>
-          <w:szCs w:val="24"/>
-        </w:rPr>
-        <w:t>Dans un environnement global, la distribution géographique des bases permet de rapprocher les données des utilisateurs finaux, réduisant ainsi la latence et améliorant la vitesse d'accès.</w:t>
-      </w:r>
-    </w:p>
-    <w:p>
-      <w:pPr>
-        <w:pStyle w:val="Paragraphedeliste"/>
-        <w:numPr>
-          <w:ilvl w:val="2"/>
-          <w:numId w:val="33"/>
-        </w:numPr>
-        <w:spacing w:before="240" w:after="240" w:line="360" w:lineRule="auto"/>
-        <w:jc w:val="both"/>
-        <w:rPr>
-          <w:b/>
-          <w:sz w:val="24"/>
-          <w:szCs w:val="24"/>
-        </w:rPr>
-      </w:pPr>
-      <w:r>
-        <w:rPr>
-          <w:b/>
-          <w:color w:val="161513"/>
-          <w:sz w:val="24"/>
-          <w:szCs w:val="24"/>
-        </w:rPr>
-        <w:t xml:space="preserve"> </w:t>
-      </w:r>
-      <w:r>
-        <w:rPr>
-          <w:b/>
-          <w:color w:val="161513"/>
-          <w:sz w:val="24"/>
-          <w:szCs w:val="24"/>
-        </w:rPr>
-        <w:t>Importance dans le contexte du Big Data :</w:t>
-      </w:r>
-    </w:p>
-    <w:p>
-      <w:pPr>
-        <w:pStyle w:val="Paragraphedeliste"/>
-        <w:numPr>
-          <w:ilvl w:val="3"/>
-          <w:numId w:val="33"/>
-        </w:numPr>
-        <w:spacing w:before="240" w:after="240" w:line="360" w:lineRule="auto"/>
-        <w:jc w:val="both"/>
-        <w:rPr>
-          <w:b/>
           <w:color w:val="161513"/>
           <w:sz w:val="24"/>
           <w:szCs w:val="24"/>
@@ -35550,7 +31289,6 @@
           <w:sz w:val="24"/>
           <w:szCs w:val="24"/>
         </w:rPr>
-        <w:lastRenderedPageBreak/>
         <w:t xml:space="preserve">Volume : La distribution permet de gérer des </w:t>
       </w:r>
       <w:proofErr w:type="spellStart"/>
@@ -35609,6 +31347,7 @@
           <w:sz w:val="24"/>
           <w:szCs w:val="24"/>
         </w:rPr>
+        <w:lastRenderedPageBreak/>
         <w:t>Vélocité : Les bases distribuées permettent un accès rapide et le traitement des flux de données en temps réel.</w:t>
       </w:r>
     </w:p>
@@ -37486,8 +33225,8 @@
           <w:szCs w:val="26"/>
         </w:rPr>
       </w:pPr>
-      <w:bookmarkStart w:id="51" w:name="_heading=h.l7id2jytqw6z" w:colFirst="0" w:colLast="0"/>
-      <w:bookmarkEnd w:id="51"/>
+      <w:bookmarkStart w:id="18" w:name="_heading=h.l7id2jytqw6z" w:colFirst="0" w:colLast="0"/>
+      <w:bookmarkEnd w:id="18"/>
       <w:r>
         <w:rPr>
           <w:b/>
@@ -37699,8 +33438,8 @@
           <w:szCs w:val="26"/>
         </w:rPr>
       </w:pPr>
-      <w:bookmarkStart w:id="52" w:name="_heading=h.y8h4l8x4x3ge" w:colFirst="0" w:colLast="0"/>
-      <w:bookmarkEnd w:id="52"/>
+      <w:bookmarkStart w:id="19" w:name="_heading=h.y8h4l8x4x3ge" w:colFirst="0" w:colLast="0"/>
+      <w:bookmarkEnd w:id="19"/>
       <w:r>
         <w:rPr>
           <w:b/>
@@ -37917,8 +33656,8 @@
           <w:szCs w:val="26"/>
         </w:rPr>
       </w:pPr>
-      <w:bookmarkStart w:id="53" w:name="_heading=h.kro4r1oiz26u" w:colFirst="0" w:colLast="0"/>
-      <w:bookmarkEnd w:id="53"/>
+      <w:bookmarkStart w:id="20" w:name="_heading=h.kro4r1oiz26u" w:colFirst="0" w:colLast="0"/>
+      <w:bookmarkEnd w:id="20"/>
       <w:r>
         <w:rPr>
           <w:b/>
@@ -38064,8 +33803,8 @@
           <w:szCs w:val="26"/>
         </w:rPr>
       </w:pPr>
-      <w:bookmarkStart w:id="54" w:name="_heading=h.1bhd32k96dth" w:colFirst="0" w:colLast="0"/>
-      <w:bookmarkEnd w:id="54"/>
+      <w:bookmarkStart w:id="21" w:name="_heading=h.1bhd32k96dth" w:colFirst="0" w:colLast="0"/>
+      <w:bookmarkEnd w:id="21"/>
       <w:r>
         <w:rPr>
           <w:b/>
@@ -39324,6 +35063,12 @@
       <w:footerReference w:type="default" r:id="rId26"/>
       <w:pgSz w:w="12240" w:h="15840"/>
       <w:pgMar w:top="1440" w:right="1445" w:bottom="1440" w:left="1417" w:header="720" w:footer="720" w:gutter="0"/>
+      <w:pgBorders w:offsetFrom="page">
+        <w:top w:val="thinThickLargeGap" w:sz="8" w:space="24" w:color="4472C4" w:themeColor="accent1"/>
+        <w:left w:val="thinThickLargeGap" w:sz="8" w:space="24" w:color="4472C4" w:themeColor="accent1"/>
+        <w:bottom w:val="thickThinLargeGap" w:sz="8" w:space="24" w:color="4472C4" w:themeColor="accent1"/>
+        <w:right w:val="thickThinLargeGap" w:sz="8" w:space="24" w:color="4472C4" w:themeColor="accent1"/>
+      </w:pgBorders>
       <w:pgNumType w:start="1"/>
       <w:cols w:space="720"/>
     </w:sectPr>
@@ -46163,6 +41908,7 @@
   <w:style w:type="character" w:default="1" w:styleId="Policepardfaut">
     <w:name w:val="Default Paragraph Font"/>
     <w:uiPriority w:val="1"/>
+    <w:semiHidden/>
     <w:unhideWhenUsed/>
   </w:style>
   <w:style w:type="table" w:default="1" w:styleId="TableauNormal">
@@ -47122,7 +42868,7 @@
 </file>
 
 <file path=customXml/itemProps2.xml><?xml version="1.0" encoding="utf-8"?>
-<ds:datastoreItem xmlns:ds="http://schemas.openxmlformats.org/officeDocument/2006/customXml" ds:itemID="{194CEE55-07D5-49F2-B4FC-43CDE887114B}">
+<ds:datastoreItem xmlns:ds="http://schemas.openxmlformats.org/officeDocument/2006/customXml" ds:itemID="{3E1CB0C1-3031-4C0F-96C1-30019070DDC1}">
   <ds:schemaRefs>
     <ds:schemaRef ds:uri="http://schemas.openxmlformats.org/officeDocument/2006/bibliography"/>
   </ds:schemaRefs>
